--- a/决赛发布材料/09300004发布稿/02_优秀发布稿逐句拆解与本版写法说明_09300004.docx
+++ b/决赛发布材料/09300004发布稿/02_优秀发布稿逐句拆解与本版写法说明_09300004.docx
@@ -4,7 +4,6 @@
   <w:body>
     <w:p>
       <w:pPr>
-        <w:spacing w:after="200"/>
         <w:jc w:val="center"/>
       </w:pPr>
       <w:r>
@@ -13,20 +12,19 @@
           <w:b/>
           <w:sz w:val="44"/>
         </w:rPr>
-        <w:t>智烤管家省决赛发布稿深度拆解与写法说明</w:t>
+        <w:t>智烤管家省局决赛发布稿深度拆解与写法说明</w:t>
       </w:r>
     </w:p>
     <w:p>
       <w:pPr>
-        <w:spacing w:after="320"/>
         <w:jc w:val="center"/>
       </w:pPr>
       <w:r>
         <w:rPr>
           <w:rFonts w:ascii="仿宋_GB2312" w:hAnsi="仿宋_GB2312" w:eastAsia="仿宋_GB2312" w:cs="仿宋_GB2312"/>
           <w:b w:val="0"/>
-          <w:color w:val="5A5A5A"/>
-          <w:sz w:val="28"/>
+          <w:color w:val="505050"/>
+          <w:sz w:val="26"/>
         </w:rPr>
         <w:t>资料复核 · 优秀稿逐段学习 · 主线校正 · 09300004</w:t>
       </w:r>
@@ -34,37 +32,33 @@
     <w:tbl>
       <w:tblPr>
         <w:tblW w:type="auto" w:w="0"/>
-        <w:jc w:val="center"/>
         <w:tblLook w:firstColumn="1" w:firstRow="1" w:lastColumn="0" w:lastRow="0" w:noHBand="0" w:noVBand="1" w:val="04A0"/>
       </w:tblPr>
       <w:tblGrid>
-        <w:gridCol w:w="9406"/>
+        <w:gridCol w:w="9632"/>
       </w:tblGrid>
       <w:tr>
         <w:tc>
           <w:tcPr>
-            <w:tcW w:type="dxa" w:w="9406"/>
+            <w:tcW w:type="dxa" w:w="9632"/>
             <w:shd w:fill="E2F0D9"/>
           </w:tcPr>
           <w:p>
-            <w:pPr>
-              <w:spacing w:after="0"/>
-              <w:ind w:left="85" w:right="85"/>
-            </w:pPr>
+            <w:r/>
             <w:r>
               <w:rPr>
                 <w:rFonts w:ascii="黑体" w:hAnsi="黑体" w:eastAsia="黑体" w:cs="黑体"/>
                 <w:b/>
                 <w:sz w:val="22"/>
               </w:rPr>
-              <w:t xml:space="preserve">本轮结论： </w:t>
+              <w:t xml:space="preserve">本轮核心结论： </w:t>
             </w:r>
             <w:r>
               <w:rPr>
                 <w:rFonts w:ascii="楷体_GB2312" w:hAnsi="楷体_GB2312" w:eastAsia="楷体_GB2312" w:cs="楷体_GB2312"/>
                 <w:sz w:val="22"/>
               </w:rPr>
-              <w:t>这次不是在0929 V1上“加技术名词”，而是把发布稿重构为：三类主体三愁→三大根因→1234总体框架→健康模型回答“修”→发展导引沙盘回答“建”→双模耦合回答“怎么投”→三智和四队回答“怎么落地、怎么长效”。</w:t>
+              <w:t>不是继续加算法名，而是重构为：三类主体三愁→三大痛点→一个根因→1234→健康模型回答“修”→发展导引与沙盘回答“建”→双模耦合回答“怎么投”→三智和四队回答“怎么落地、怎么长效”。</w:t>
             </w:r>
           </w:p>
         </w:tc>
@@ -72,16 +66,16 @@
     </w:tbl>
     <w:p>
       <w:pPr>
-        <w:spacing w:after="0"/>
-      </w:pPr>
-    </w:p>
-    <w:p>
-      <w:pPr>
         <w:pStyle w:val="Heading1"/>
-        <w:spacing w:before="180" w:after="80"/>
+        <w:spacing w:before="160" w:after="80"/>
       </w:pPr>
       <w:r>
-        <w:t>一、我实际采用的资料优先级</w:t>
+        <w:rPr>
+          <w:rFonts w:ascii="黑体" w:hAnsi="黑体" w:eastAsia="黑体" w:cs="黑体"/>
+          <w:b/>
+          <w:sz w:val="36"/>
+        </w:rPr>
+        <w:t>一、资料优先级：最终以什么为准</w:t>
       </w:r>
     </w:p>
     <w:tbl>
@@ -92,25 +86,25 @@
         <w:tblLook w:firstColumn="1" w:firstRow="1" w:lastColumn="0" w:lastRow="0" w:noHBand="0" w:noVBand="1" w:val="04A0"/>
       </w:tblPr>
       <w:tblGrid>
-        <w:gridCol w:w="3135"/>
-        <w:gridCol w:w="3135"/>
-        <w:gridCol w:w="3135"/>
+        <w:gridCol w:w="3211"/>
+        <w:gridCol w:w="3211"/>
+        <w:gridCol w:w="3211"/>
       </w:tblGrid>
       <w:tr>
         <w:tc>
           <w:tcPr>
-            <w:tcW w:type="dxa" w:w="3135"/>
+            <w:tcW w:type="dxa" w:w="3211"/>
             <w:vAlign w:val="center"/>
             <w:shd w:fill="D9E2F3"/>
           </w:tcPr>
           <w:p>
             <w:pPr>
-              <w:spacing w:after="0" w:line="264" w:lineRule="auto"/>
+              <w:spacing w:line="252" w:lineRule="auto"/>
             </w:pPr>
             <w:r/>
             <w:r>
               <w:rPr>
-                <w:rFonts w:ascii="黑体" w:hAnsi="黑体" w:eastAsia="黑体" w:cs="黑体"/>
+                <w:rFonts w:ascii="Noto Sans CJK SC" w:hAnsi="Noto Sans CJK SC" w:eastAsia="Noto Sans CJK SC" w:cs="Noto Sans CJK SC"/>
                 <w:b/>
                 <w:sz w:val="18"/>
               </w:rPr>
@@ -120,18 +114,18 @@
         </w:tc>
         <w:tc>
           <w:tcPr>
-            <w:tcW w:type="dxa" w:w="3135"/>
+            <w:tcW w:type="dxa" w:w="3211"/>
             <w:vAlign w:val="center"/>
             <w:shd w:fill="D9E2F3"/>
           </w:tcPr>
           <w:p>
             <w:pPr>
-              <w:spacing w:after="0" w:line="264" w:lineRule="auto"/>
+              <w:spacing w:line="252" w:lineRule="auto"/>
             </w:pPr>
             <w:r/>
             <w:r>
               <w:rPr>
-                <w:rFonts w:ascii="黑体" w:hAnsi="黑体" w:eastAsia="黑体" w:cs="黑体"/>
+                <w:rFonts w:ascii="Noto Sans CJK SC" w:hAnsi="Noto Sans CJK SC" w:eastAsia="Noto Sans CJK SC" w:cs="Noto Sans CJK SC"/>
                 <w:b/>
                 <w:sz w:val="18"/>
               </w:rPr>
@@ -141,18 +135,18 @@
         </w:tc>
         <w:tc>
           <w:tcPr>
-            <w:tcW w:type="dxa" w:w="3135"/>
+            <w:tcW w:type="dxa" w:w="3211"/>
             <w:vAlign w:val="center"/>
             <w:shd w:fill="D9E2F3"/>
           </w:tcPr>
           <w:p>
             <w:pPr>
-              <w:spacing w:after="0" w:line="264" w:lineRule="auto"/>
+              <w:spacing w:line="252" w:lineRule="auto"/>
             </w:pPr>
             <w:r/>
             <w:r>
               <w:rPr>
-                <w:rFonts w:ascii="黑体" w:hAnsi="黑体" w:eastAsia="黑体" w:cs="黑体"/>
+                <w:rFonts w:ascii="Noto Sans CJK SC" w:hAnsi="Noto Sans CJK SC" w:eastAsia="Noto Sans CJK SC" w:cs="Noto Sans CJK SC"/>
                 <w:b/>
                 <w:sz w:val="18"/>
               </w:rPr>
@@ -164,17 +158,17 @@
       <w:tr>
         <w:tc>
           <w:tcPr>
-            <w:tcW w:type="dxa" w:w="3135"/>
+            <w:tcW w:type="dxa" w:w="3211"/>
             <w:vAlign w:val="center"/>
           </w:tcPr>
           <w:p>
             <w:pPr>
-              <w:spacing w:after="0" w:line="264" w:lineRule="auto"/>
+              <w:spacing w:line="252" w:lineRule="auto"/>
             </w:pPr>
             <w:r/>
             <w:r>
               <w:rPr>
-                <w:rFonts w:ascii="仿宋_GB2312" w:hAnsi="仿宋_GB2312" w:eastAsia="仿宋_GB2312" w:cs="仿宋_GB2312"/>
+                <w:rFonts w:ascii="Noto Sans CJK SC" w:hAnsi="Noto Sans CJK SC" w:eastAsia="Noto Sans CJK SC" w:cs="Noto Sans CJK SC"/>
                 <w:b w:val="0"/>
                 <w:sz w:val="18"/>
               </w:rPr>
@@ -184,17 +178,17 @@
         </w:tc>
         <w:tc>
           <w:tcPr>
-            <w:tcW w:type="dxa" w:w="3135"/>
+            <w:tcW w:type="dxa" w:w="3211"/>
             <w:vAlign w:val="center"/>
           </w:tcPr>
           <w:p>
             <w:pPr>
-              <w:spacing w:after="0" w:line="264" w:lineRule="auto"/>
+              <w:spacing w:line="252" w:lineRule="auto"/>
             </w:pPr>
             <w:r/>
             <w:r>
               <w:rPr>
-                <w:rFonts w:ascii="仿宋_GB2312" w:hAnsi="仿宋_GB2312" w:eastAsia="仿宋_GB2312" w:cs="仿宋_GB2312"/>
+                <w:rFonts w:ascii="Noto Sans CJK SC" w:hAnsi="Noto Sans CJK SC" w:eastAsia="Noto Sans CJK SC" w:cs="Noto Sans CJK SC"/>
                 <w:b w:val="0"/>
                 <w:sz w:val="18"/>
               </w:rPr>
@@ -204,21 +198,21 @@
         </w:tc>
         <w:tc>
           <w:tcPr>
-            <w:tcW w:type="dxa" w:w="3135"/>
+            <w:tcW w:type="dxa" w:w="3211"/>
             <w:vAlign w:val="center"/>
           </w:tcPr>
           <w:p>
             <w:pPr>
-              <w:spacing w:after="0" w:line="264" w:lineRule="auto"/>
+              <w:spacing w:line="252" w:lineRule="auto"/>
             </w:pPr>
             <w:r/>
             <w:r>
               <w:rPr>
-                <w:rFonts w:ascii="仿宋_GB2312" w:hAnsi="仿宋_GB2312" w:eastAsia="仿宋_GB2312" w:cs="仿宋_GB2312"/>
+                <w:rFonts w:ascii="Noto Sans CJK SC" w:hAnsi="Noto Sans CJK SC" w:eastAsia="Noto Sans CJK SC" w:cs="Noto Sans CJK SC"/>
                 <w:b w:val="0"/>
                 <w:sz w:val="18"/>
               </w:rPr>
-              <w:t>决定项目正式问题定义、模型名称、最新统计口径和可对外叙述边界。</w:t>
+              <w:t>正式问题定义、模型名称、最新统计口径和对外叙述边界</w:t>
             </w:r>
           </w:p>
         </w:tc>
@@ -226,17 +220,17 @@
       <w:tr>
         <w:tc>
           <w:tcPr>
-            <w:tcW w:type="dxa" w:w="3135"/>
+            <w:tcW w:type="dxa" w:w="3211"/>
             <w:vAlign w:val="center"/>
           </w:tcPr>
           <w:p>
             <w:pPr>
-              <w:spacing w:after="0" w:line="264" w:lineRule="auto"/>
+              <w:spacing w:line="252" w:lineRule="auto"/>
             </w:pPr>
             <w:r/>
             <w:r>
               <w:rPr>
-                <w:rFonts w:ascii="仿宋_GB2312" w:hAnsi="仿宋_GB2312" w:eastAsia="仿宋_GB2312" w:cs="仿宋_GB2312"/>
+                <w:rFonts w:ascii="Noto Sans CJK SC" w:hAnsi="Noto Sans CJK SC" w:eastAsia="Noto Sans CJK SC" w:cs="Noto Sans CJK SC"/>
                 <w:b w:val="0"/>
                 <w:sz w:val="18"/>
               </w:rPr>
@@ -246,17 +240,17 @@
         </w:tc>
         <w:tc>
           <w:tcPr>
-            <w:tcW w:type="dxa" w:w="3135"/>
+            <w:tcW w:type="dxa" w:w="3211"/>
             <w:vAlign w:val="center"/>
           </w:tcPr>
           <w:p>
             <w:pPr>
-              <w:spacing w:after="0" w:line="264" w:lineRule="auto"/>
+              <w:spacing w:line="252" w:lineRule="auto"/>
             </w:pPr>
             <w:r/>
             <w:r>
               <w:rPr>
-                <w:rFonts w:ascii="仿宋_GB2312" w:hAnsi="仿宋_GB2312" w:eastAsia="仿宋_GB2312" w:cs="仿宋_GB2312"/>
+                <w:rFonts w:ascii="Noto Sans CJK SC" w:hAnsi="Noto Sans CJK SC" w:eastAsia="Noto Sans CJK SC" w:cs="Noto Sans CJK SC"/>
                 <w:b w:val="0"/>
                 <w:sz w:val="18"/>
               </w:rPr>
@@ -266,21 +260,21 @@
         </w:tc>
         <w:tc>
           <w:tcPr>
-            <w:tcW w:type="dxa" w:w="3135"/>
+            <w:tcW w:type="dxa" w:w="3211"/>
             <w:vAlign w:val="center"/>
           </w:tcPr>
           <w:p>
             <w:pPr>
-              <w:spacing w:after="0" w:line="264" w:lineRule="auto"/>
+              <w:spacing w:line="252" w:lineRule="auto"/>
             </w:pPr>
             <w:r/>
             <w:r>
               <w:rPr>
-                <w:rFonts w:ascii="仿宋_GB2312" w:hAnsi="仿宋_GB2312" w:eastAsia="仿宋_GB2312" w:cs="仿宋_GB2312"/>
+                <w:rFonts w:ascii="Noto Sans CJK SC" w:hAnsi="Noto Sans CJK SC" w:eastAsia="Noto Sans CJK SC" w:cs="Noto Sans CJK SC"/>
                 <w:b w:val="0"/>
                 <w:sz w:val="18"/>
               </w:rPr>
-              <w:t>校准真实系统、数据库、AI助手、Web/小程序功能和两大模型成果物。</w:t>
+              <w:t>校准真实系统、数据库、AI助手、Web/小程序功能和模型成果物</w:t>
             </w:r>
           </w:p>
         </w:tc>
@@ -288,17 +282,17 @@
       <w:tr>
         <w:tc>
           <w:tcPr>
-            <w:tcW w:type="dxa" w:w="3135"/>
+            <w:tcW w:type="dxa" w:w="3211"/>
             <w:vAlign w:val="center"/>
           </w:tcPr>
           <w:p>
             <w:pPr>
-              <w:spacing w:after="0" w:line="264" w:lineRule="auto"/>
+              <w:spacing w:line="252" w:lineRule="auto"/>
             </w:pPr>
             <w:r/>
             <w:r>
               <w:rPr>
-                <w:rFonts w:ascii="仿宋_GB2312" w:hAnsi="仿宋_GB2312" w:eastAsia="仿宋_GB2312" w:cs="仿宋_GB2312"/>
+                <w:rFonts w:ascii="Noto Sans CJK SC" w:hAnsi="Noto Sans CJK SC" w:eastAsia="Noto Sans CJK SC" w:cs="Noto Sans CJK SC"/>
                 <w:b w:val="0"/>
                 <w:sz w:val="18"/>
               </w:rPr>
@@ -308,17 +302,17 @@
         </w:tc>
         <w:tc>
           <w:tcPr>
-            <w:tcW w:type="dxa" w:w="3135"/>
+            <w:tcW w:type="dxa" w:w="3211"/>
             <w:vAlign w:val="center"/>
           </w:tcPr>
           <w:p>
             <w:pPr>
-              <w:spacing w:after="0" w:line="264" w:lineRule="auto"/>
+              <w:spacing w:line="252" w:lineRule="auto"/>
             </w:pPr>
             <w:r/>
             <w:r>
               <w:rPr>
-                <w:rFonts w:ascii="仿宋_GB2312" w:hAnsi="仿宋_GB2312" w:eastAsia="仿宋_GB2312" w:cs="仿宋_GB2312"/>
+                <w:rFonts w:ascii="Noto Sans CJK SC" w:hAnsi="Noto Sans CJK SC" w:eastAsia="Noto Sans CJK SC" w:cs="Noto Sans CJK SC"/>
                 <w:b w:val="0"/>
                 <w:sz w:val="18"/>
               </w:rPr>
@@ -328,21 +322,21 @@
         </w:tc>
         <w:tc>
           <w:tcPr>
-            <w:tcW w:type="dxa" w:w="3135"/>
+            <w:tcW w:type="dxa" w:w="3211"/>
             <w:vAlign w:val="center"/>
           </w:tcPr>
           <w:p>
             <w:pPr>
-              <w:spacing w:after="0" w:line="264" w:lineRule="auto"/>
+              <w:spacing w:line="252" w:lineRule="auto"/>
             </w:pPr>
             <w:r/>
             <w:r>
               <w:rPr>
-                <w:rFonts w:ascii="仿宋_GB2312" w:hAnsi="仿宋_GB2312" w:eastAsia="仿宋_GB2312" w:cs="仿宋_GB2312"/>
+                <w:rFonts w:ascii="Noto Sans CJK SC" w:hAnsi="Noto Sans CJK SC" w:eastAsia="Noto Sans CJK SC" w:cs="Noto Sans CJK SC"/>
                 <w:b w:val="0"/>
                 <w:sz w:val="18"/>
               </w:rPr>
-              <w:t>确定比赛主线、案例和现场化表达：一库双模一平台、三智、150栋修复、29栋新建、磨坪案例。</w:t>
+              <w:t>比赛主线、现场案例、一库双模一平台、三智、29栋新建、磨坪案例、四支队伍</w:t>
             </w:r>
           </w:p>
         </w:tc>
@@ -350,17 +344,17 @@
       <w:tr>
         <w:tc>
           <w:tcPr>
-            <w:tcW w:type="dxa" w:w="3135"/>
+            <w:tcW w:type="dxa" w:w="3211"/>
             <w:vAlign w:val="center"/>
           </w:tcPr>
           <w:p>
             <w:pPr>
-              <w:spacing w:after="0" w:line="264" w:lineRule="auto"/>
+              <w:spacing w:line="252" w:lineRule="auto"/>
             </w:pPr>
             <w:r/>
             <w:r>
               <w:rPr>
-                <w:rFonts w:ascii="仿宋_GB2312" w:hAnsi="仿宋_GB2312" w:eastAsia="仿宋_GB2312" w:cs="仿宋_GB2312"/>
+                <w:rFonts w:ascii="Noto Sans CJK SC" w:hAnsi="Noto Sans CJK SC" w:eastAsia="Noto Sans CJK SC" w:cs="Noto Sans CJK SC"/>
                 <w:b w:val="0"/>
                 <w:sz w:val="18"/>
               </w:rPr>
@@ -370,41 +364,41 @@
         </w:tc>
         <w:tc>
           <w:tcPr>
-            <w:tcW w:type="dxa" w:w="3135"/>
+            <w:tcW w:type="dxa" w:w="3211"/>
             <w:vAlign w:val="center"/>
           </w:tcPr>
           <w:p>
             <w:pPr>
-              <w:spacing w:after="0" w:line="264" w:lineRule="auto"/>
+              <w:spacing w:line="252" w:lineRule="auto"/>
             </w:pPr>
             <w:r/>
             <w:r>
               <w:rPr>
-                <w:rFonts w:ascii="仿宋_GB2312" w:hAnsi="仿宋_GB2312" w:eastAsia="仿宋_GB2312" w:cs="仿宋_GB2312"/>
+                <w:rFonts w:ascii="Noto Sans CJK SC" w:hAnsi="Noto Sans CJK SC" w:eastAsia="Noto Sans CJK SC" w:cs="Noto Sans CJK SC"/>
                 <w:b w:val="0"/>
                 <w:sz w:val="18"/>
               </w:rPr>
-              <w:t>几个模型讲解-1.pptx / 0906-0909模型材料</w:t>
+              <w:t>几个模型讲解-1.pptx及0906–0909模型材料</w:t>
             </w:r>
           </w:p>
         </w:tc>
         <w:tc>
           <w:tcPr>
-            <w:tcW w:type="dxa" w:w="3135"/>
+            <w:tcW w:type="dxa" w:w="3211"/>
             <w:vAlign w:val="center"/>
           </w:tcPr>
           <w:p>
             <w:pPr>
-              <w:spacing w:after="0" w:line="264" w:lineRule="auto"/>
+              <w:spacing w:line="252" w:lineRule="auto"/>
             </w:pPr>
             <w:r/>
             <w:r>
               <w:rPr>
-                <w:rFonts w:ascii="仿宋_GB2312" w:hAnsi="仿宋_GB2312" w:eastAsia="仿宋_GB2312" w:cs="仿宋_GB2312"/>
+                <w:rFonts w:ascii="Noto Sans CJK SC" w:hAnsi="Noto Sans CJK SC" w:eastAsia="Noto Sans CJK SC" w:cs="Noto Sans CJK SC"/>
                 <w:b w:val="0"/>
                 <w:sz w:val="18"/>
               </w:rPr>
-              <w:t>补充健康分计算、寿命五层递进、发展指数50/30/20、沙盘情景等技术细节。</w:t>
+              <w:t>补充健康分、寿命五层递进、50/30/20发展指数、沙盘情景</w:t>
             </w:r>
           </w:p>
         </w:tc>
@@ -412,17 +406,17 @@
       <w:tr>
         <w:tc>
           <w:tcPr>
-            <w:tcW w:type="dxa" w:w="3135"/>
+            <w:tcW w:type="dxa" w:w="3211"/>
             <w:vAlign w:val="center"/>
           </w:tcPr>
           <w:p>
             <w:pPr>
-              <w:spacing w:after="0" w:line="264" w:lineRule="auto"/>
+              <w:spacing w:line="252" w:lineRule="auto"/>
             </w:pPr>
             <w:r/>
             <w:r>
               <w:rPr>
-                <w:rFonts w:ascii="仿宋_GB2312" w:hAnsi="仿宋_GB2312" w:eastAsia="仿宋_GB2312" w:cs="仿宋_GB2312"/>
+                <w:rFonts w:ascii="Noto Sans CJK SC" w:hAnsi="Noto Sans CJK SC" w:eastAsia="Noto Sans CJK SC" w:cs="Noto Sans CJK SC"/>
                 <w:b w:val="0"/>
                 <w:sz w:val="18"/>
               </w:rPr>
@@ -432,17 +426,17 @@
         </w:tc>
         <w:tc>
           <w:tcPr>
-            <w:tcW w:type="dxa" w:w="3135"/>
+            <w:tcW w:type="dxa" w:w="3211"/>
             <w:vAlign w:val="center"/>
           </w:tcPr>
           <w:p>
             <w:pPr>
-              <w:spacing w:after="0" w:line="264" w:lineRule="auto"/>
+              <w:spacing w:line="252" w:lineRule="auto"/>
             </w:pPr>
             <w:r/>
             <w:r>
               <w:rPr>
-                <w:rFonts w:ascii="仿宋_GB2312" w:hAnsi="仿宋_GB2312" w:eastAsia="仿宋_GB2312" w:cs="仿宋_GB2312"/>
+                <w:rFonts w:ascii="Noto Sans CJK SC" w:hAnsi="Noto Sans CJK SC" w:eastAsia="Noto Sans CJK SC" w:cs="Noto Sans CJK SC"/>
                 <w:b w:val="0"/>
                 <w:sz w:val="18"/>
               </w:rPr>
@@ -452,21 +446,21 @@
         </w:tc>
         <w:tc>
           <w:tcPr>
-            <w:tcW w:type="dxa" w:w="3135"/>
+            <w:tcW w:type="dxa" w:w="3211"/>
             <w:vAlign w:val="center"/>
           </w:tcPr>
           <w:p>
             <w:pPr>
-              <w:spacing w:after="0" w:line="264" w:lineRule="auto"/>
+              <w:spacing w:line="252" w:lineRule="auto"/>
             </w:pPr>
             <w:r/>
             <w:r>
               <w:rPr>
-                <w:rFonts w:ascii="仿宋_GB2312" w:hAnsi="仿宋_GB2312" w:eastAsia="仿宋_GB2312" w:cs="仿宋_GB2312"/>
+                <w:rFonts w:ascii="Noto Sans CJK SC" w:hAnsi="Noto Sans CJK SC" w:eastAsia="Noto Sans CJK SC" w:cs="Noto Sans CJK SC"/>
                 <w:b w:val="0"/>
                 <w:sz w:val="18"/>
               </w:rPr>
-              <w:t>吸收“三愁”“三共一公/管家自治”、共享预约、双向评价等业务素材，但用9/10最终口径纠偏。</w:t>
+              <w:t>吸收“三愁”、管家自治、共享预约、双向评价等素材，但以9/10口径纠偏</w:t>
             </w:r>
           </w:p>
         </w:tc>
@@ -474,37 +468,37 @@
       <w:tr>
         <w:tc>
           <w:tcPr>
-            <w:tcW w:type="dxa" w:w="3135"/>
+            <w:tcW w:type="dxa" w:w="3211"/>
             <w:vAlign w:val="center"/>
           </w:tcPr>
           <w:p>
             <w:pPr>
-              <w:spacing w:after="0" w:line="264" w:lineRule="auto"/>
+              <w:spacing w:line="252" w:lineRule="auto"/>
             </w:pPr>
             <w:r/>
             <w:r>
               <w:rPr>
-                <w:rFonts w:ascii="仿宋_GB2312" w:hAnsi="仿宋_GB2312" w:eastAsia="仿宋_GB2312" w:cs="仿宋_GB2312"/>
+                <w:rFonts w:ascii="Noto Sans CJK SC" w:hAnsi="Noto Sans CJK SC" w:eastAsia="Noto Sans CJK SC" w:cs="Noto Sans CJK SC"/>
                 <w:b w:val="0"/>
                 <w:sz w:val="18"/>
               </w:rPr>
-              <w:t>表达参考</w:t>
+              <w:t>表达</w:t>
             </w:r>
           </w:p>
         </w:tc>
         <w:tc>
           <w:tcPr>
-            <w:tcW w:type="dxa" w:w="3135"/>
+            <w:tcW w:type="dxa" w:w="3211"/>
             <w:vAlign w:val="center"/>
           </w:tcPr>
           <w:p>
             <w:pPr>
-              <w:spacing w:after="0" w:line="264" w:lineRule="auto"/>
+              <w:spacing w:line="252" w:lineRule="auto"/>
             </w:pPr>
             <w:r/>
             <w:r>
               <w:rPr>
-                <w:rFonts w:ascii="仿宋_GB2312" w:hAnsi="仿宋_GB2312" w:eastAsia="仿宋_GB2312" w:cs="仿宋_GB2312"/>
+                <w:rFonts w:ascii="Noto Sans CJK SC" w:hAnsi="Noto Sans CJK SC" w:eastAsia="Noto Sans CJK SC" w:cs="Noto Sans CJK SC"/>
                 <w:b w:val="0"/>
                 <w:sz w:val="18"/>
               </w:rPr>
@@ -514,21 +508,21 @@
         </w:tc>
         <w:tc>
           <w:tcPr>
-            <w:tcW w:type="dxa" w:w="3135"/>
+            <w:tcW w:type="dxa" w:w="3211"/>
             <w:vAlign w:val="center"/>
           </w:tcPr>
           <w:p>
             <w:pPr>
-              <w:spacing w:after="0" w:line="264" w:lineRule="auto"/>
+              <w:spacing w:line="252" w:lineRule="auto"/>
             </w:pPr>
             <w:r/>
             <w:r>
               <w:rPr>
-                <w:rFonts w:ascii="仿宋_GB2312" w:hAnsi="仿宋_GB2312" w:eastAsia="仿宋_GB2312" w:cs="仿宋_GB2312"/>
+                <w:rFonts w:ascii="Noto Sans CJK SC" w:hAnsi="Noto Sans CJK SC" w:eastAsia="Noto Sans CJK SC" w:cs="Noto Sans CJK SC"/>
                 <w:b w:val="0"/>
                 <w:sz w:val="18"/>
               </w:rPr>
-              <w:t>只学结构、节奏、提问方式、口诀和结果表达，不照搬技术或虚构数据。</w:t>
+              <w:t>只学习结构、节奏、提问方式、口语和结果表达，不照搬技术与数字</w:t>
             </w:r>
           </w:p>
         </w:tc>
@@ -537,10 +531,15 @@
     <w:p>
       <w:pPr>
         <w:pStyle w:val="Heading1"/>
-        <w:spacing w:before="180" w:after="80"/>
+        <w:spacing w:before="160" w:after="80"/>
       </w:pPr>
       <w:r>
-        <w:t>二、从全部优秀发布稿中学到的“句子功能”</w:t>
+        <w:rPr>
+          <w:rFonts w:ascii="黑体" w:hAnsi="黑体" w:eastAsia="黑体" w:cs="黑体"/>
+          <w:b/>
+          <w:sz w:val="36"/>
+        </w:rPr>
+        <w:t>二、优秀决赛稿逐段学习：真正要学的是“句子功能”</w:t>
       </w:r>
     </w:p>
     <w:tbl>
@@ -551,24 +550,25 @@
         <w:tblLook w:firstColumn="1" w:firstRow="1" w:lastColumn="0" w:lastRow="0" w:noHBand="0" w:noVBand="1" w:val="04A0"/>
       </w:tblPr>
       <w:tblGrid>
-        <w:gridCol w:w="4703"/>
-        <w:gridCol w:w="4703"/>
+        <w:gridCol w:w="3211"/>
+        <w:gridCol w:w="3211"/>
+        <w:gridCol w:w="3211"/>
       </w:tblGrid>
       <w:tr>
         <w:tc>
           <w:tcPr>
-            <w:tcW w:type="dxa" w:w="4703"/>
+            <w:tcW w:type="dxa" w:w="3211"/>
             <w:vAlign w:val="center"/>
             <w:shd w:fill="D9E2F3"/>
           </w:tcPr>
           <w:p>
             <w:pPr>
-              <w:spacing w:after="0" w:line="264" w:lineRule="auto"/>
+              <w:spacing w:line="252" w:lineRule="auto"/>
             </w:pPr>
             <w:r/>
             <w:r>
               <w:rPr>
-                <w:rFonts w:ascii="黑体" w:hAnsi="黑体" w:eastAsia="黑体" w:cs="黑体"/>
+                <w:rFonts w:ascii="Noto Sans CJK SC" w:hAnsi="Noto Sans CJK SC" w:eastAsia="Noto Sans CJK SC" w:cs="Noto Sans CJK SC"/>
                 <w:b/>
                 <w:sz w:val="18"/>
               </w:rPr>
@@ -578,22 +578,43 @@
         </w:tc>
         <w:tc>
           <w:tcPr>
-            <w:tcW w:type="dxa" w:w="4703"/>
+            <w:tcW w:type="dxa" w:w="3211"/>
             <w:vAlign w:val="center"/>
             <w:shd w:fill="D9E2F3"/>
           </w:tcPr>
           <w:p>
             <w:pPr>
-              <w:spacing w:after="0" w:line="264" w:lineRule="auto"/>
+              <w:spacing w:line="252" w:lineRule="auto"/>
             </w:pPr>
             <w:r/>
             <w:r>
               <w:rPr>
-                <w:rFonts w:ascii="黑体" w:hAnsi="黑体" w:eastAsia="黑体" w:cs="黑体"/>
+                <w:rFonts w:ascii="Noto Sans CJK SC" w:hAnsi="Noto Sans CJK SC" w:eastAsia="Noto Sans CJK SC" w:cs="Noto Sans CJK SC"/>
                 <w:b/>
                 <w:sz w:val="18"/>
               </w:rPr>
-              <w:t>逐段结构与可借鉴之处</w:t>
+              <w:t>结构/强项</w:t>
+            </w:r>
+          </w:p>
+        </w:tc>
+        <w:tc>
+          <w:tcPr>
+            <w:tcW w:type="dxa" w:w="3211"/>
+            <w:vAlign w:val="center"/>
+            <w:shd w:fill="D9E2F3"/>
+          </w:tcPr>
+          <w:p>
+            <w:pPr>
+              <w:spacing w:line="252" w:lineRule="auto"/>
+            </w:pPr>
+            <w:r/>
+            <w:r>
+              <w:rPr>
+                <w:rFonts w:ascii="Noto Sans CJK SC" w:hAnsi="Noto Sans CJK SC" w:eastAsia="Noto Sans CJK SC" w:cs="Noto Sans CJK SC"/>
+                <w:b/>
+                <w:sz w:val="18"/>
+              </w:rPr>
+              <w:t>本项目吸收方式</w:t>
             </w:r>
           </w:p>
         </w:tc>
@@ -601,17 +622,17 @@
       <w:tr>
         <w:tc>
           <w:tcPr>
-            <w:tcW w:type="dxa" w:w="4703"/>
+            <w:tcW w:type="dxa" w:w="3211"/>
             <w:vAlign w:val="center"/>
           </w:tcPr>
           <w:p>
             <w:pPr>
-              <w:spacing w:after="0" w:line="264" w:lineRule="auto"/>
+              <w:spacing w:line="252" w:lineRule="auto"/>
             </w:pPr>
             <w:r/>
             <w:r>
               <w:rPr>
-                <w:rFonts w:ascii="仿宋_GB2312" w:hAnsi="仿宋_GB2312" w:eastAsia="仿宋_GB2312" w:cs="仿宋_GB2312"/>
+                <w:rFonts w:ascii="Noto Sans CJK SC" w:hAnsi="Noto Sans CJK SC" w:eastAsia="Noto Sans CJK SC" w:cs="Noto Sans CJK SC"/>
                 <w:b w:val="0"/>
                 <w:sz w:val="18"/>
               </w:rPr>
@@ -621,21 +642,41 @@
         </w:tc>
         <w:tc>
           <w:tcPr>
-            <w:tcW w:type="dxa" w:w="4703"/>
+            <w:tcW w:type="dxa" w:w="3211"/>
             <w:vAlign w:val="center"/>
           </w:tcPr>
           <w:p>
             <w:pPr>
-              <w:spacing w:after="0" w:line="264" w:lineRule="auto"/>
+              <w:spacing w:line="252" w:lineRule="auto"/>
             </w:pPr>
             <w:r/>
             <w:r>
               <w:rPr>
-                <w:rFonts w:ascii="仿宋_GB2312" w:hAnsi="仿宋_GB2312" w:eastAsia="仿宋_GB2312" w:cs="仿宋_GB2312"/>
+                <w:rFonts w:ascii="Noto Sans CJK SC" w:hAnsi="Noto Sans CJK SC" w:eastAsia="Noto Sans CJK SC" w:cs="Noto Sans CJK SC"/>
                 <w:b w:val="0"/>
                 <w:sz w:val="18"/>
               </w:rPr>
-              <w:t>“视频/口语痛点→人物身份→三痛点→131记忆框架→洞察/诊断/施策逐层讲技术→沙盘→四重突破→推广”。最值得学的是每个算法都回答一个业务问题，而且B只在技术关节追问。</w:t>
+              <w:t>视频/口语痛点→身份→三痛点→131路径→洞察/诊断/施策→沙盘→四重突破</w:t>
+            </w:r>
+          </w:p>
+        </w:tc>
+        <w:tc>
+          <w:tcPr>
+            <w:tcW w:type="dxa" w:w="3211"/>
+            <w:vAlign w:val="center"/>
+          </w:tcPr>
+          <w:p>
+            <w:pPr>
+              <w:spacing w:line="252" w:lineRule="auto"/>
+            </w:pPr>
+            <w:r/>
+            <w:r>
+              <w:rPr>
+                <w:rFonts w:ascii="Noto Sans CJK SC" w:hAnsi="Noto Sans CJK SC" w:eastAsia="Noto Sans CJK SC" w:cs="Noto Sans CJK SC"/>
+                <w:b w:val="0"/>
+                <w:sz w:val="18"/>
+              </w:rPr>
+              <w:t>每个技术名词后立刻翻译成它解决什么管理问题；B只在关键处追问</w:t>
             </w:r>
           </w:p>
         </w:tc>
@@ -643,41 +684,61 @@
       <w:tr>
         <w:tc>
           <w:tcPr>
-            <w:tcW w:type="dxa" w:w="4703"/>
+            <w:tcW w:type="dxa" w:w="3211"/>
             <w:vAlign w:val="center"/>
           </w:tcPr>
           <w:p>
             <w:pPr>
-              <w:spacing w:after="0" w:line="264" w:lineRule="auto"/>
+              <w:spacing w:line="252" w:lineRule="auto"/>
             </w:pPr>
             <w:r/>
             <w:r>
               <w:rPr>
-                <w:rFonts w:ascii="仿宋_GB2312" w:hAnsi="仿宋_GB2312" w:eastAsia="仿宋_GB2312" w:cs="仿宋_GB2312"/>
+                <w:rFonts w:ascii="Noto Sans CJK SC" w:hAnsi="Noto Sans CJK SC" w:eastAsia="Noto Sans CJK SC" w:cs="Noto Sans CJK SC"/>
                 <w:b w:val="0"/>
                 <w:sz w:val="18"/>
               </w:rPr>
-              <w:t>3.txt｜AI智能驱动卷烟供需调控</w:t>
+              <w:t>3.txt｜AI供需调控</w:t>
             </w:r>
           </w:p>
         </w:tc>
         <w:tc>
           <w:tcPr>
-            <w:tcW w:type="dxa" w:w="4703"/>
+            <w:tcW w:type="dxa" w:w="3211"/>
             <w:vAlign w:val="center"/>
           </w:tcPr>
           <w:p>
             <w:pPr>
-              <w:spacing w:after="0" w:line="264" w:lineRule="auto"/>
+              <w:spacing w:line="252" w:lineRule="auto"/>
             </w:pPr>
             <w:r/>
             <w:r>
               <w:rPr>
-                <w:rFonts w:ascii="仿宋_GB2312" w:hAnsi="仿宋_GB2312" w:eastAsia="仿宋_GB2312" w:cs="仿宋_GB2312"/>
+                <w:rFonts w:ascii="Noto Sans CJK SC" w:hAnsi="Noto Sans CJK SC" w:eastAsia="Noto Sans CJK SC" w:cs="Noto Sans CJK SC"/>
                 <w:b w:val="0"/>
                 <w:sz w:val="18"/>
               </w:rPr>
-              <w:t>“政策/业务背景→三问题→三条总体思路→五大工具→视频三阶段→具体品规算一遍→四项效果→三项突破”。最值得学的是“先说问题，再给方法，再用案例走一遍”，而不是只说模型名。</w:t>
+              <w:t>政策/业务背景→三问题→总体思路→工具→视频→具体品规算一遍→四效果→三突破</w:t>
+            </w:r>
+          </w:p>
+        </w:tc>
+        <w:tc>
+          <w:tcPr>
+            <w:tcW w:type="dxa" w:w="3211"/>
+            <w:vAlign w:val="center"/>
+          </w:tcPr>
+          <w:p>
+            <w:pPr>
+              <w:spacing w:line="252" w:lineRule="auto"/>
+            </w:pPr>
+            <w:r/>
+            <w:r>
+              <w:rPr>
+                <w:rFonts w:ascii="Noto Sans CJK SC" w:hAnsi="Noto Sans CJK SC" w:eastAsia="Noto Sans CJK SC" w:cs="Noto Sans CJK SC"/>
+                <w:b w:val="0"/>
+                <w:sz w:val="18"/>
+              </w:rPr>
+              <w:t>先问题再方法，再用案例把模型走一遍</w:t>
             </w:r>
           </w:p>
         </w:tc>
@@ -685,17 +746,17 @@
       <w:tr>
         <w:tc>
           <w:tcPr>
-            <w:tcW w:type="dxa" w:w="4703"/>
+            <w:tcW w:type="dxa" w:w="3211"/>
             <w:vAlign w:val="center"/>
           </w:tcPr>
           <w:p>
             <w:pPr>
-              <w:spacing w:after="0" w:line="264" w:lineRule="auto"/>
+              <w:spacing w:line="252" w:lineRule="auto"/>
             </w:pPr>
             <w:r/>
             <w:r>
               <w:rPr>
-                <w:rFonts w:ascii="仿宋_GB2312" w:hAnsi="仿宋_GB2312" w:eastAsia="仿宋_GB2312" w:cs="仿宋_GB2312"/>
+                <w:rFonts w:ascii="Noto Sans CJK SC" w:hAnsi="Noto Sans CJK SC" w:eastAsia="Noto Sans CJK SC" w:cs="Noto Sans CJK SC"/>
                 <w:b w:val="0"/>
                 <w:sz w:val="18"/>
               </w:rPr>
@@ -705,21 +766,41 @@
         </w:tc>
         <w:tc>
           <w:tcPr>
-            <w:tcW w:type="dxa" w:w="4703"/>
+            <w:tcW w:type="dxa" w:w="3211"/>
             <w:vAlign w:val="center"/>
           </w:tcPr>
           <w:p>
             <w:pPr>
-              <w:spacing w:after="0" w:line="264" w:lineRule="auto"/>
+              <w:spacing w:line="252" w:lineRule="auto"/>
             </w:pPr>
             <w:r/>
             <w:r>
               <w:rPr>
-                <w:rFonts w:ascii="仿宋_GB2312" w:hAnsi="仿宋_GB2312" w:eastAsia="仿宋_GB2312" w:cs="仿宋_GB2312"/>
+                <w:rFonts w:ascii="Noto Sans CJK SC" w:hAnsi="Noto Sans CJK SC" w:eastAsia="Noto Sans CJK SC" w:cs="Noto Sans CJK SC"/>
                 <w:b w:val="0"/>
                 <w:sz w:val="18"/>
               </w:rPr>
-              <w:t>用七步工作法给复杂系统命名，形成强记忆链；每一步都有“输入-动作-输出”，最后用三个根本转变收束。</w:t>
+              <w:t>情景短剧→团队出击→七步工作法→每步输入/动作/输出→实战→三个转变</w:t>
+            </w:r>
+          </w:p>
+        </w:tc>
+        <w:tc>
+          <w:tcPr>
+            <w:tcW w:type="dxa" w:w="3211"/>
+            <w:vAlign w:val="center"/>
+          </w:tcPr>
+          <w:p>
+            <w:pPr>
+              <w:spacing w:line="252" w:lineRule="auto"/>
+            </w:pPr>
+            <w:r/>
+            <w:r>
+              <w:rPr>
+                <w:rFonts w:ascii="Noto Sans CJK SC" w:hAnsi="Noto Sans CJK SC" w:eastAsia="Noto Sans CJK SC" w:cs="Noto Sans CJK SC"/>
+                <w:b w:val="0"/>
+                <w:sz w:val="18"/>
+              </w:rPr>
+              <w:t>复杂系统需要一个可复述路径，本稿用1234压缩</w:t>
             </w:r>
           </w:p>
         </w:tc>
@@ -727,17 +808,17 @@
       <w:tr>
         <w:tc>
           <w:tcPr>
-            <w:tcW w:type="dxa" w:w="4703"/>
+            <w:tcW w:type="dxa" w:w="3211"/>
             <w:vAlign w:val="center"/>
           </w:tcPr>
           <w:p>
             <w:pPr>
-              <w:spacing w:after="0" w:line="264" w:lineRule="auto"/>
+              <w:spacing w:line="252" w:lineRule="auto"/>
             </w:pPr>
             <w:r/>
             <w:r>
               <w:rPr>
-                <w:rFonts w:ascii="仿宋_GB2312" w:hAnsi="仿宋_GB2312" w:eastAsia="仿宋_GB2312" w:cs="仿宋_GB2312"/>
+                <w:rFonts w:ascii="Noto Sans CJK SC" w:hAnsi="Noto Sans CJK SC" w:eastAsia="Noto Sans CJK SC" w:cs="Noto Sans CJK SC"/>
                 <w:b w:val="0"/>
                 <w:sz w:val="18"/>
               </w:rPr>
@@ -747,21 +828,41 @@
         </w:tc>
         <w:tc>
           <w:tcPr>
-            <w:tcW w:type="dxa" w:w="4703"/>
+            <w:tcW w:type="dxa" w:w="3211"/>
             <w:vAlign w:val="center"/>
           </w:tcPr>
           <w:p>
             <w:pPr>
-              <w:spacing w:after="0" w:line="264" w:lineRule="auto"/>
+              <w:spacing w:line="252" w:lineRule="auto"/>
             </w:pPr>
             <w:r/>
             <w:r>
               <w:rPr>
-                <w:rFonts w:ascii="仿宋_GB2312" w:hAnsi="仿宋_GB2312" w:eastAsia="仿宋_GB2312" w:cs="仿宋_GB2312"/>
+                <w:rFonts w:ascii="Noto Sans CJK SC" w:hAnsi="Noto Sans CJK SC" w:eastAsia="Noto Sans CJK SC" w:cs="Noto Sans CJK SC"/>
                 <w:b w:val="0"/>
                 <w:sz w:val="18"/>
               </w:rPr>
-              <w:t>先讲识别难、分析难、打击难，再给“1112”框架；模型必须有误报率、准确率和实战案件证明。</w:t>
+              <w:t>一线痛点→两模型→算法→误报率变化→分级监管→实战</w:t>
+            </w:r>
+          </w:p>
+        </w:tc>
+        <w:tc>
+          <w:tcPr>
+            <w:tcW w:type="dxa" w:w="3211"/>
+            <w:vAlign w:val="center"/>
+          </w:tcPr>
+          <w:p>
+            <w:pPr>
+              <w:spacing w:line="252" w:lineRule="auto"/>
+            </w:pPr>
+            <w:r/>
+            <w:r>
+              <w:rPr>
+                <w:rFonts w:ascii="Noto Sans CJK SC" w:hAnsi="Noto Sans CJK SC" w:eastAsia="Noto Sans CJK SC" w:cs="Noto Sans CJK SC"/>
+                <w:b w:val="0"/>
+                <w:sz w:val="18"/>
+              </w:rPr>
+              <w:t>技术必须有可验证输出和业务动作</w:t>
             </w:r>
           </w:p>
         </w:tc>
@@ -769,41 +870,61 @@
       <w:tr>
         <w:tc>
           <w:tcPr>
-            <w:tcW w:type="dxa" w:w="4703"/>
+            <w:tcW w:type="dxa" w:w="3211"/>
             <w:vAlign w:val="center"/>
           </w:tcPr>
           <w:p>
             <w:pPr>
-              <w:spacing w:after="0" w:line="264" w:lineRule="auto"/>
+              <w:spacing w:line="252" w:lineRule="auto"/>
             </w:pPr>
             <w:r/>
             <w:r>
               <w:rPr>
-                <w:rFonts w:ascii="仿宋_GB2312" w:hAnsi="仿宋_GB2312" w:eastAsia="仿宋_GB2312" w:cs="仿宋_GB2312"/>
+                <w:rFonts w:ascii="Noto Sans CJK SC" w:hAnsi="Noto Sans CJK SC" w:eastAsia="Noto Sans CJK SC" w:cs="Noto Sans CJK SC"/>
                 <w:b w:val="0"/>
                 <w:sz w:val="18"/>
               </w:rPr>
-              <w:t>5.txt｜物流基地研判</w:t>
+              <w:t>5/6/7.txt</w:t>
             </w:r>
           </w:p>
         </w:tc>
         <w:tc>
           <w:tcPr>
-            <w:tcW w:type="dxa" w:w="4703"/>
+            <w:tcW w:type="dxa" w:w="3211"/>
             <w:vAlign w:val="center"/>
           </w:tcPr>
           <w:p>
             <w:pPr>
-              <w:spacing w:after="0" w:line="264" w:lineRule="auto"/>
+              <w:spacing w:line="252" w:lineRule="auto"/>
             </w:pPr>
             <w:r/>
             <w:r>
               <w:rPr>
-                <w:rFonts w:ascii="仿宋_GB2312" w:hAnsi="仿宋_GB2312" w:eastAsia="仿宋_GB2312" w:cs="仿宋_GB2312"/>
+                <w:rFonts w:ascii="Noto Sans CJK SC" w:hAnsi="Noto Sans CJK SC" w:eastAsia="Noto Sans CJK SC" w:cs="Noto Sans CJK SC"/>
                 <w:b w:val="0"/>
                 <w:sz w:val="18"/>
               </w:rPr>
-              <w:t>“采数-析数-用数”三层非常清楚；技术不是孤立展示，而是对应市场检查、线索挖掘、可视化管理三个场景。</w:t>
+              <w:t>采数—析数—用数、双人自然接话、侦探任务链</w:t>
+            </w:r>
+          </w:p>
+        </w:tc>
+        <w:tc>
+          <w:tcPr>
+            <w:tcW w:type="dxa" w:w="3211"/>
+            <w:vAlign w:val="center"/>
+          </w:tcPr>
+          <w:p>
+            <w:pPr>
+              <w:spacing w:line="252" w:lineRule="auto"/>
+            </w:pPr>
+            <w:r/>
+            <w:r>
+              <w:rPr>
+                <w:rFonts w:ascii="Noto Sans CJK SC" w:hAnsi="Noto Sans CJK SC" w:eastAsia="Noto Sans CJK SC" w:cs="Noto Sans CJK SC"/>
+                <w:b w:val="0"/>
+                <w:sz w:val="18"/>
+              </w:rPr>
+              <w:t>PPT/视频/口播各司其职；B承担质疑和转场；创新形成任务链</w:t>
             </w:r>
           </w:p>
         </w:tc>
@@ -811,293 +932,61 @@
       <w:tr>
         <w:tc>
           <w:tcPr>
-            <w:tcW w:type="dxa" w:w="4703"/>
+            <w:tcW w:type="dxa" w:w="3211"/>
             <w:vAlign w:val="center"/>
           </w:tcPr>
           <w:p>
             <w:pPr>
-              <w:spacing w:after="0" w:line="264" w:lineRule="auto"/>
+              <w:spacing w:line="252" w:lineRule="auto"/>
             </w:pPr>
             <w:r/>
             <w:r>
               <w:rPr>
-                <w:rFonts w:ascii="仿宋_GB2312" w:hAnsi="仿宋_GB2312" w:eastAsia="仿宋_GB2312" w:cs="仿宋_GB2312"/>
+                <w:rFonts w:ascii="Noto Sans CJK SC" w:hAnsi="Noto Sans CJK SC" w:eastAsia="Noto Sans CJK SC" w:cs="Noto Sans CJK SC"/>
                 <w:b w:val="0"/>
                 <w:sz w:val="18"/>
               </w:rPr>
-              <w:t>6.txt｜智慧食堂</w:t>
+              <w:t>15/19/30/yus07</w:t>
             </w:r>
           </w:p>
         </w:tc>
         <w:tc>
           <w:tcPr>
-            <w:tcW w:type="dxa" w:w="4703"/>
+            <w:tcW w:type="dxa" w:w="3211"/>
             <w:vAlign w:val="center"/>
           </w:tcPr>
           <w:p>
             <w:pPr>
-              <w:spacing w:after="0" w:line="264" w:lineRule="auto"/>
+              <w:spacing w:line="252" w:lineRule="auto"/>
             </w:pPr>
             <w:r/>
             <w:r>
               <w:rPr>
-                <w:rFonts w:ascii="仿宋_GB2312" w:hAnsi="仿宋_GB2312" w:eastAsia="仿宋_GB2312" w:cs="仿宋_GB2312"/>
+                <w:rFonts w:ascii="Noto Sans CJK SC" w:hAnsi="Noto Sans CJK SC" w:eastAsia="Noto Sans CJK SC" w:cs="Noto Sans CJK SC"/>
                 <w:b w:val="0"/>
                 <w:sz w:val="18"/>
               </w:rPr>
-              <w:t>双人自然接话，角色不是机械捧哏；用“精膳智康”四字把大量功能压缩成一个品牌化框架。</w:t>
-            </w:r>
-          </w:p>
-        </w:tc>
-      </w:tr>
-      <w:tr>
-        <w:tc>
-          <w:tcPr>
-            <w:tcW w:type="dxa" w:w="4703"/>
-            <w:vAlign w:val="center"/>
-          </w:tcPr>
-          <w:p>
-            <w:pPr>
-              <w:spacing w:after="0" w:line="264" w:lineRule="auto"/>
-            </w:pPr>
-            <w:r/>
-            <w:r>
-              <w:rPr>
-                <w:rFonts w:ascii="仿宋_GB2312" w:hAnsi="仿宋_GB2312" w:eastAsia="仿宋_GB2312" w:cs="仿宋_GB2312"/>
-                <w:b w:val="0"/>
-                <w:sz w:val="18"/>
-              </w:rPr>
-              <w:t>7.txt｜SELECT</w:t>
+              <w:t>先“两个难题/三问/三个没数”，结尾用结果和转变回扣</w:t>
             </w:r>
           </w:p>
         </w:tc>
         <w:tc>
           <w:tcPr>
-            <w:tcW w:type="dxa" w:w="4703"/>
+            <w:tcW w:type="dxa" w:w="3211"/>
             <w:vAlign w:val="center"/>
           </w:tcPr>
           <w:p>
             <w:pPr>
-              <w:spacing w:after="0" w:line="264" w:lineRule="auto"/>
+              <w:spacing w:line="252" w:lineRule="auto"/>
             </w:pPr>
             <w:r/>
             <w:r>
               <w:rPr>
-                <w:rFonts w:ascii="仿宋_GB2312" w:hAnsi="仿宋_GB2312" w:eastAsia="仿宋_GB2312" w:cs="仿宋_GB2312"/>
+                <w:rFonts w:ascii="Noto Sans CJK SC" w:hAnsi="Noto Sans CJK SC" w:eastAsia="Noto Sans CJK SC" w:cs="Noto Sans CJK SC"/>
                 <w:b w:val="0"/>
                 <w:sz w:val="18"/>
               </w:rPr>
-              <w:t>侦探叙事贯穿全过程；模型、外部数据、KMeans等都服务于“找对象-找机会-投市场”的任务链。</w:t>
-            </w:r>
-          </w:p>
-        </w:tc>
-      </w:tr>
-      <w:tr>
-        <w:tc>
-          <w:tcPr>
-            <w:tcW w:type="dxa" w:w="4703"/>
-            <w:vAlign w:val="center"/>
-          </w:tcPr>
-          <w:p>
-            <w:pPr>
-              <w:spacing w:after="0" w:line="264" w:lineRule="auto"/>
-            </w:pPr>
-            <w:r/>
-            <w:r>
-              <w:rPr>
-                <w:rFonts w:ascii="仿宋_GB2312" w:hAnsi="仿宋_GB2312" w:eastAsia="仿宋_GB2312" w:cs="仿宋_GB2312"/>
-                <w:b w:val="0"/>
-                <w:sz w:val="18"/>
-              </w:rPr>
-              <w:t>15.txt｜宜昌收购预警</w:t>
-            </w:r>
-          </w:p>
-        </w:tc>
-        <w:tc>
-          <w:tcPr>
-            <w:tcW w:type="dxa" w:w="4703"/>
-            <w:vAlign w:val="center"/>
-          </w:tcPr>
-          <w:p>
-            <w:pPr>
-              <w:spacing w:after="0" w:line="264" w:lineRule="auto"/>
-            </w:pPr>
-            <w:r/>
-            <w:r>
-              <w:rPr>
-                <w:rFonts w:ascii="仿宋_GB2312" w:hAnsi="仿宋_GB2312" w:eastAsia="仿宋_GB2312" w:cs="仿宋_GB2312"/>
-                <w:b w:val="0"/>
-                <w:sz w:val="18"/>
-              </w:rPr>
-              <w:t>一开始直接提出“两大难题”，后面每个模型都用真实对象/准确率验证，结尾回到“控量提质”。</w:t>
-            </w:r>
-          </w:p>
-        </w:tc>
-      </w:tr>
-      <w:tr>
-        <w:tc>
-          <w:tcPr>
-            <w:tcW w:type="dxa" w:w="4703"/>
-            <w:vAlign w:val="center"/>
-          </w:tcPr>
-          <w:p>
-            <w:pPr>
-              <w:spacing w:after="0" w:line="264" w:lineRule="auto"/>
-            </w:pPr>
-            <w:r/>
-            <w:r>
-              <w:rPr>
-                <w:rFonts w:ascii="仿宋_GB2312" w:hAnsi="仿宋_GB2312" w:eastAsia="仿宋_GB2312" w:cs="仿宋_GB2312"/>
-                <w:b w:val="0"/>
-                <w:sz w:val="18"/>
-              </w:rPr>
-              <w:t>19.txt｜财务穿透监管</w:t>
-            </w:r>
-          </w:p>
-        </w:tc>
-        <w:tc>
-          <w:tcPr>
-            <w:tcW w:type="dxa" w:w="4703"/>
-            <w:vAlign w:val="center"/>
-          </w:tcPr>
-          <w:p>
-            <w:pPr>
-              <w:spacing w:after="0" w:line="264" w:lineRule="auto"/>
-            </w:pPr>
-            <w:r/>
-            <w:r>
-              <w:rPr>
-                <w:rFonts w:ascii="仿宋_GB2312" w:hAnsi="仿宋_GB2312" w:eastAsia="仿宋_GB2312" w:cs="仿宋_GB2312"/>
-                <w:b w:val="0"/>
-                <w:sz w:val="18"/>
-              </w:rPr>
-              <w:t>从“报账难、管控更难”切入，用具体人工耗时和模型数量形成前后对比，适合学成效表达。</w:t>
-            </w:r>
-          </w:p>
-        </w:tc>
-      </w:tr>
-      <w:tr>
-        <w:tc>
-          <w:tcPr>
-            <w:tcW w:type="dxa" w:w="4703"/>
-            <w:vAlign w:val="center"/>
-          </w:tcPr>
-          <w:p>
-            <w:pPr>
-              <w:spacing w:after="0" w:line="264" w:lineRule="auto"/>
-            </w:pPr>
-            <w:r/>
-            <w:r>
-              <w:rPr>
-                <w:rFonts w:ascii="仿宋_GB2312" w:hAnsi="仿宋_GB2312" w:eastAsia="仿宋_GB2312" w:cs="仿宋_GB2312"/>
-                <w:b w:val="0"/>
-                <w:sz w:val="18"/>
-              </w:rPr>
-              <w:t>30.txt｜雪茄三问</w:t>
-            </w:r>
-          </w:p>
-        </w:tc>
-        <w:tc>
-          <w:tcPr>
-            <w:tcW w:type="dxa" w:w="4703"/>
-            <w:vAlign w:val="center"/>
-          </w:tcPr>
-          <w:p>
-            <w:pPr>
-              <w:spacing w:after="0" w:line="264" w:lineRule="auto"/>
-            </w:pPr>
-            <w:r/>
-            <w:r>
-              <w:rPr>
-                <w:rFonts w:ascii="仿宋_GB2312" w:hAnsi="仿宋_GB2312" w:eastAsia="仿宋_GB2312" w:cs="仿宋_GB2312"/>
-                <w:b w:val="0"/>
-                <w:sz w:val="18"/>
-              </w:rPr>
-              <w:t>“卖给谁-怎么找到-怎么转化”三个问题从头贯穿到尾，是非常强的叙事骨架。</w:t>
-            </w:r>
-          </w:p>
-        </w:tc>
-      </w:tr>
-      <w:tr>
-        <w:tc>
-          <w:tcPr>
-            <w:tcW w:type="dxa" w:w="4703"/>
-            <w:vAlign w:val="center"/>
-          </w:tcPr>
-          <w:p>
-            <w:pPr>
-              <w:spacing w:after="0" w:line="264" w:lineRule="auto"/>
-            </w:pPr>
-            <w:r/>
-            <w:r>
-              <w:rPr>
-                <w:rFonts w:ascii="仿宋_GB2312" w:hAnsi="仿宋_GB2312" w:eastAsia="仿宋_GB2312" w:cs="仿宋_GB2312"/>
-                <w:b w:val="0"/>
-                <w:sz w:val="18"/>
-              </w:rPr>
-              <w:t>yus07.txt｜三个没数</w:t>
-            </w:r>
-          </w:p>
-        </w:tc>
-        <w:tc>
-          <w:tcPr>
-            <w:tcW w:type="dxa" w:w="4703"/>
-            <w:vAlign w:val="center"/>
-          </w:tcPr>
-          <w:p>
-            <w:pPr>
-              <w:spacing w:after="0" w:line="264" w:lineRule="auto"/>
-            </w:pPr>
-            <w:r/>
-            <w:r>
-              <w:rPr>
-                <w:rFonts w:ascii="仿宋_GB2312" w:hAnsi="仿宋_GB2312" w:eastAsia="仿宋_GB2312" w:cs="仿宋_GB2312"/>
-                <w:b w:val="0"/>
-                <w:sz w:val="18"/>
-              </w:rPr>
-              <w:t>把复杂业务问题压成“三个没数”，结尾再用“三个让”回扣，首尾闭环非常强。</w:t>
-            </w:r>
-          </w:p>
-        </w:tc>
-      </w:tr>
-      <w:tr>
-        <w:tc>
-          <w:tcPr>
-            <w:tcW w:type="dxa" w:w="4703"/>
-            <w:vAlign w:val="center"/>
-          </w:tcPr>
-          <w:p>
-            <w:pPr>
-              <w:spacing w:after="0" w:line="264" w:lineRule="auto"/>
-            </w:pPr>
-            <w:r/>
-            <w:r>
-              <w:rPr>
-                <w:rFonts w:ascii="仿宋_GB2312" w:hAnsi="仿宋_GB2312" w:eastAsia="仿宋_GB2312" w:cs="仿宋_GB2312"/>
-                <w:b w:val="0"/>
-                <w:sz w:val="18"/>
-              </w:rPr>
-              <w:t>9月9日我的.txt｜本项目主线</w:t>
-            </w:r>
-          </w:p>
-        </w:tc>
-        <w:tc>
-          <w:tcPr>
-            <w:tcW w:type="dxa" w:w="4703"/>
-            <w:vAlign w:val="center"/>
-          </w:tcPr>
-          <w:p>
-            <w:pPr>
-              <w:spacing w:after="0" w:line="264" w:lineRule="auto"/>
-            </w:pPr>
-            <w:r/>
-            <w:r>
-              <w:rPr>
-                <w:rFonts w:ascii="仿宋_GB2312" w:hAnsi="仿宋_GB2312" w:eastAsia="仿宋_GB2312" w:cs="仿宋_GB2312"/>
-                <w:b w:val="0"/>
-                <w:sz w:val="18"/>
-              </w:rPr>
-              <w:t>明确“一库两模型一平台”为核心，模型是决策大脑，“智用智投智管”为落地场景；保留29栋、150栋、磨坪雷击、四支队伍、基金等现场证据。</w:t>
+              <w:t>先把为什么做钉死，再亮技术，最后升到管理模式</w:t>
             </w:r>
           </w:p>
         </w:tc>
@@ -1105,73 +994,29 @@
     </w:tbl>
     <w:p>
       <w:pPr>
-        <w:spacing w:line="348" w:lineRule="auto" w:after="0"/>
+        <w:spacing w:line="324" w:lineRule="auto"/>
         <w:ind w:firstLine="420"/>
       </w:pPr>
       <w:r>
         <w:rPr>
           <w:rFonts w:ascii="仿宋_GB2312" w:hAnsi="仿宋_GB2312" w:eastAsia="仿宋_GB2312" w:cs="仿宋_GB2312"/>
-          <w:b w:val="0"/>
           <w:sz w:val="28"/>
         </w:rPr>
-        <w:t>真正要仿写的不是别人使用了什么算法，而是“</w:t>
-      </w:r>
-      <w:r>
-        <w:rPr>
-          <w:rFonts w:ascii="仿宋_GB2312" w:hAnsi="仿宋_GB2312" w:eastAsia="仿宋_GB2312" w:cs="仿宋_GB2312"/>
-          <w:b/>
-          <w:sz w:val="28"/>
-        </w:rPr>
-        <w:t>每一句话承担什么功能</w:t>
-      </w:r>
-      <w:r>
-        <w:rPr>
-          <w:rFonts w:ascii="仿宋_GB2312" w:hAnsi="仿宋_GB2312" w:eastAsia="仿宋_GB2312" w:cs="仿宋_GB2312"/>
-          <w:b w:val="0"/>
-          <w:sz w:val="28"/>
-        </w:rPr>
-        <w:t>”：开场一句让评委进入场景；第二段把问题压成3个；第三段给一个能复述的总框架；技术段每个方法回答一个业务问题；</w:t>
-      </w:r>
-      <w:r>
-        <w:rPr>
-          <w:rFonts w:ascii="仿宋_GB2312" w:hAnsi="仿宋_GB2312" w:eastAsia="仿宋_GB2312" w:cs="仿宋_GB2312"/>
-          <w:b/>
-          <w:sz w:val="28"/>
-        </w:rPr>
-        <w:t>B只在技术关节追问</w:t>
-      </w:r>
-      <w:r>
-        <w:rPr>
-          <w:rFonts w:ascii="仿宋_GB2312" w:hAnsi="仿宋_GB2312" w:eastAsia="仿宋_GB2312" w:cs="仿宋_GB2312"/>
-          <w:b w:val="0"/>
-          <w:sz w:val="28"/>
-        </w:rPr>
-        <w:t>；结果段用一组硬数字验证；结尾再</w:t>
-      </w:r>
-      <w:r>
-        <w:rPr>
-          <w:rFonts w:ascii="仿宋_GB2312" w:hAnsi="仿宋_GB2312" w:eastAsia="仿宋_GB2312" w:cs="仿宋_GB2312"/>
-          <w:b/>
-          <w:sz w:val="28"/>
-        </w:rPr>
-        <w:t>用口诀回扣开场</w:t>
-      </w:r>
-      <w:r>
-        <w:rPr>
-          <w:rFonts w:ascii="仿宋_GB2312" w:hAnsi="仿宋_GB2312" w:eastAsia="仿宋_GB2312" w:cs="仿宋_GB2312"/>
-          <w:b w:val="0"/>
-          <w:sz w:val="28"/>
-        </w:rPr>
-        <w:t>。</w:t>
+        <w:t>优秀稿共同规律不是“算法越多越好”，而是前30—60秒进入业务矛盾，用一个可复述框架命名整套方法；技术段每讲一个方法，马上回答“输入什么、怎么做、输出什么、改变什么业务动作”；中后段用真实案例和数据验证；结尾再升到机制、模式和推广。B不分走一半内容，而是替评委问出“为什么、怎么做、和普通方法差在哪”。</w:t>
       </w:r>
     </w:p>
     <w:p>
       <w:pPr>
         <w:pStyle w:val="Heading1"/>
-        <w:spacing w:before="180" w:after="80"/>
+        <w:spacing w:before="160" w:after="80"/>
       </w:pPr>
       <w:r>
-        <w:t>三、为什么0929 V1还不够像一等奖现场稿</w:t>
+        <w:rPr>
+          <w:rFonts w:ascii="黑体" w:hAnsi="黑体" w:eastAsia="黑体" w:cs="黑体"/>
+          <w:b/>
+          <w:sz w:val="36"/>
+        </w:rPr>
+        <w:t>三、0929 V1为什么还不够像一等奖现场稿</w:t>
       </w:r>
     </w:p>
     <w:tbl>
@@ -1182,25 +1027,25 @@
         <w:tblLook w:firstColumn="1" w:firstRow="1" w:lastColumn="0" w:lastRow="0" w:noHBand="0" w:noVBand="1" w:val="04A0"/>
       </w:tblPr>
       <w:tblGrid>
-        <w:gridCol w:w="3135"/>
-        <w:gridCol w:w="3135"/>
-        <w:gridCol w:w="3135"/>
+        <w:gridCol w:w="3211"/>
+        <w:gridCol w:w="3211"/>
+        <w:gridCol w:w="3211"/>
       </w:tblGrid>
       <w:tr>
         <w:tc>
           <w:tcPr>
-            <w:tcW w:type="dxa" w:w="3135"/>
+            <w:tcW w:type="dxa" w:w="3211"/>
             <w:vAlign w:val="center"/>
             <w:shd w:fill="D9E2F3"/>
           </w:tcPr>
           <w:p>
             <w:pPr>
-              <w:spacing w:after="0" w:line="264" w:lineRule="auto"/>
+              <w:spacing w:line="252" w:lineRule="auto"/>
             </w:pPr>
             <w:r/>
             <w:r>
               <w:rPr>
-                <w:rFonts w:ascii="黑体" w:hAnsi="黑体" w:eastAsia="黑体" w:cs="黑体"/>
+                <w:rFonts w:ascii="Noto Sans CJK SC" w:hAnsi="Noto Sans CJK SC" w:eastAsia="Noto Sans CJK SC" w:cs="Noto Sans CJK SC"/>
                 <w:b/>
                 <w:sz w:val="18"/>
               </w:rPr>
@@ -1210,18 +1055,18 @@
         </w:tc>
         <w:tc>
           <w:tcPr>
-            <w:tcW w:type="dxa" w:w="3135"/>
+            <w:tcW w:type="dxa" w:w="3211"/>
             <w:vAlign w:val="center"/>
             <w:shd w:fill="D9E2F3"/>
           </w:tcPr>
           <w:p>
             <w:pPr>
-              <w:spacing w:after="0" w:line="264" w:lineRule="auto"/>
+              <w:spacing w:line="252" w:lineRule="auto"/>
             </w:pPr>
             <w:r/>
             <w:r>
               <w:rPr>
-                <w:rFonts w:ascii="黑体" w:hAnsi="黑体" w:eastAsia="黑体" w:cs="黑体"/>
+                <w:rFonts w:ascii="Noto Sans CJK SC" w:hAnsi="Noto Sans CJK SC" w:eastAsia="Noto Sans CJK SC" w:cs="Noto Sans CJK SC"/>
                 <w:b/>
                 <w:sz w:val="18"/>
               </w:rPr>
@@ -1231,18 +1076,18 @@
         </w:tc>
         <w:tc>
           <w:tcPr>
-            <w:tcW w:type="dxa" w:w="3135"/>
+            <w:tcW w:type="dxa" w:w="3211"/>
             <w:vAlign w:val="center"/>
             <w:shd w:fill="D9E2F3"/>
           </w:tcPr>
           <w:p>
             <w:pPr>
-              <w:spacing w:after="0" w:line="264" w:lineRule="auto"/>
+              <w:spacing w:line="252" w:lineRule="auto"/>
             </w:pPr>
             <w:r/>
             <w:r>
               <w:rPr>
-                <w:rFonts w:ascii="黑体" w:hAnsi="黑体" w:eastAsia="黑体" w:cs="黑体"/>
+                <w:rFonts w:ascii="Noto Sans CJK SC" w:hAnsi="Noto Sans CJK SC" w:eastAsia="Noto Sans CJK SC" w:cs="Noto Sans CJK SC"/>
                 <w:b/>
                 <w:sz w:val="18"/>
               </w:rPr>
@@ -1254,61 +1099,61 @@
       <w:tr>
         <w:tc>
           <w:tcPr>
-            <w:tcW w:type="dxa" w:w="3135"/>
+            <w:tcW w:type="dxa" w:w="3211"/>
             <w:vAlign w:val="center"/>
           </w:tcPr>
           <w:p>
             <w:pPr>
-              <w:spacing w:after="0" w:line="264" w:lineRule="auto"/>
+              <w:spacing w:line="252" w:lineRule="auto"/>
             </w:pPr>
             <w:r/>
             <w:r>
               <w:rPr>
-                <w:rFonts w:ascii="仿宋_GB2312" w:hAnsi="仿宋_GB2312" w:eastAsia="仿宋_GB2312" w:cs="仿宋_GB2312"/>
+                <w:rFonts w:ascii="Noto Sans CJK SC" w:hAnsi="Noto Sans CJK SC" w:eastAsia="Noto Sans CJK SC" w:cs="Noto Sans CJK SC"/>
                 <w:b w:val="0"/>
                 <w:sz w:val="18"/>
               </w:rPr>
-              <w:t>开场缺身份和背景</w:t>
+              <w:t>A/B没有身份和背景</w:t>
             </w:r>
           </w:p>
         </w:tc>
         <w:tc>
           <w:tcPr>
-            <w:tcW w:type="dxa" w:w="3135"/>
+            <w:tcW w:type="dxa" w:w="3211"/>
             <w:vAlign w:val="center"/>
           </w:tcPr>
           <w:p>
             <w:pPr>
-              <w:spacing w:after="0" w:line="264" w:lineRule="auto"/>
+              <w:spacing w:line="252" w:lineRule="auto"/>
             </w:pPr>
             <w:r/>
             <w:r>
               <w:rPr>
-                <w:rFonts w:ascii="仿宋_GB2312" w:hAnsi="仿宋_GB2312" w:eastAsia="仿宋_GB2312" w:cs="仿宋_GB2312"/>
+                <w:rFonts w:ascii="Noto Sans CJK SC" w:hAnsi="Noto Sans CJK SC" w:eastAsia="Noto Sans CJK SC" w:cs="Noto Sans CJK SC"/>
                 <w:b w:val="0"/>
                 <w:sz w:val="18"/>
               </w:rPr>
-              <w:t>旧V1直接由B出题，A随后才问问题，评委前30秒不知道“谁在讲、为什么做”。</w:t>
+              <w:t>旧V1一上来让B出题，评委后面才知道谁在讲</w:t>
             </w:r>
           </w:p>
         </w:tc>
         <w:tc>
           <w:tcPr>
-            <w:tcW w:type="dxa" w:w="3135"/>
+            <w:tcW w:type="dxa" w:w="3211"/>
             <w:vAlign w:val="center"/>
           </w:tcPr>
           <w:p>
             <w:pPr>
-              <w:spacing w:after="0" w:line="264" w:lineRule="auto"/>
+              <w:spacing w:line="252" w:lineRule="auto"/>
             </w:pPr>
             <w:r/>
             <w:r>
               <w:rPr>
-                <w:rFonts w:ascii="仿宋_GB2312" w:hAnsi="仿宋_GB2312" w:eastAsia="仿宋_GB2312" w:cs="仿宋_GB2312"/>
+                <w:rFonts w:ascii="Noto Sans CJK SC" w:hAnsi="Noto Sans CJK SC" w:eastAsia="Noto Sans CJK SC" w:cs="Noto Sans CJK SC"/>
                 <w:b w:val="0"/>
                 <w:sz w:val="18"/>
               </w:rPr>
-              <w:t>新版先介绍A身份，B明确“烤房管家”角色，再由三问进入三类主体“三愁”。</w:t>
+              <w:t>前10秒介绍团队和双人；前55秒只讲真实场景</w:t>
             </w:r>
           </w:p>
         </w:tc>
@@ -1316,61 +1161,61 @@
       <w:tr>
         <w:tc>
           <w:tcPr>
-            <w:tcW w:type="dxa" w:w="3135"/>
+            <w:tcW w:type="dxa" w:w="3211"/>
             <w:vAlign w:val="center"/>
           </w:tcPr>
           <w:p>
             <w:pPr>
-              <w:spacing w:after="0" w:line="264" w:lineRule="auto"/>
+              <w:spacing w:line="252" w:lineRule="auto"/>
             </w:pPr>
             <w:r/>
             <w:r>
               <w:rPr>
-                <w:rFonts w:ascii="仿宋_GB2312" w:hAnsi="仿宋_GB2312" w:eastAsia="仿宋_GB2312" w:cs="仿宋_GB2312"/>
+                <w:rFonts w:ascii="Noto Sans CJK SC" w:hAnsi="Noto Sans CJK SC" w:eastAsia="Noto Sans CJK SC" w:cs="Noto Sans CJK SC"/>
                 <w:b w:val="0"/>
                 <w:sz w:val="18"/>
               </w:rPr>
-              <w:t>问题只讲“修/建”，不够完整</w:t>
+              <w:t>解决什么问题不够清楚</w:t>
             </w:r>
           </w:p>
         </w:tc>
         <w:tc>
           <w:tcPr>
-            <w:tcW w:type="dxa" w:w="3135"/>
+            <w:tcW w:type="dxa" w:w="3211"/>
             <w:vAlign w:val="center"/>
           </w:tcPr>
           <w:p>
             <w:pPr>
-              <w:spacing w:after="0" w:line="264" w:lineRule="auto"/>
+              <w:spacing w:line="252" w:lineRule="auto"/>
             </w:pPr>
             <w:r/>
             <w:r>
               <w:rPr>
-                <w:rFonts w:ascii="仿宋_GB2312" w:hAnsi="仿宋_GB2312" w:eastAsia="仿宋_GB2312" w:cs="仿宋_GB2312"/>
+                <w:rFonts w:ascii="Noto Sans CJK SC" w:hAnsi="Noto Sans CJK SC" w:eastAsia="Noto Sans CJK SC" w:cs="Noto Sans CJK SC"/>
                 <w:b w:val="0"/>
                 <w:sz w:val="18"/>
               </w:rPr>
-              <w:t>旧V1直接跳到“健康/寿命/缺口”，没有把烟农、烟站、合作社三类对象和资源调度/投入/管护三大根因讲透。</w:t>
+              <w:t>主要围绕修还是建，没有完整展开三类主体和三大根因</w:t>
             </w:r>
           </w:p>
         </w:tc>
         <w:tc>
           <w:tcPr>
-            <w:tcW w:type="dxa" w:w="3135"/>
+            <w:tcW w:type="dxa" w:w="3211"/>
             <w:vAlign w:val="center"/>
           </w:tcPr>
           <w:p>
             <w:pPr>
-              <w:spacing w:after="0" w:line="264" w:lineRule="auto"/>
+              <w:spacing w:line="252" w:lineRule="auto"/>
             </w:pPr>
             <w:r/>
             <w:r>
               <w:rPr>
-                <w:rFonts w:ascii="仿宋_GB2312" w:hAnsi="仿宋_GB2312" w:eastAsia="仿宋_GB2312" w:cs="仿宋_GB2312"/>
+                <w:rFonts w:ascii="Noto Sans CJK SC" w:hAnsi="Noto Sans CJK SC" w:eastAsia="Noto Sans CJK SC" w:cs="Noto Sans CJK SC"/>
                 <w:b w:val="0"/>
                 <w:sz w:val="18"/>
               </w:rPr>
-              <w:t>新版用官方成果报告的“三类主体三愁→三大痛点→用投管割裂”三级剖析。</w:t>
+              <w:t>按官方成果报告重写三类主体三愁→三大痛点→用投管割裂</w:t>
             </w:r>
           </w:p>
         </w:tc>
@@ -1378,61 +1223,61 @@
       <w:tr>
         <w:tc>
           <w:tcPr>
-            <w:tcW w:type="dxa" w:w="3135"/>
+            <w:tcW w:type="dxa" w:w="3211"/>
             <w:vAlign w:val="center"/>
           </w:tcPr>
           <w:p>
             <w:pPr>
-              <w:spacing w:after="0" w:line="264" w:lineRule="auto"/>
+              <w:spacing w:line="252" w:lineRule="auto"/>
             </w:pPr>
             <w:r/>
             <w:r>
               <w:rPr>
-                <w:rFonts w:ascii="仿宋_GB2312" w:hAnsi="仿宋_GB2312" w:eastAsia="仿宋_GB2312" w:cs="仿宋_GB2312"/>
+                <w:rFonts w:ascii="Noto Sans CJK SC" w:hAnsi="Noto Sans CJK SC" w:eastAsia="Noto Sans CJK SC" w:cs="Noto Sans CJK SC"/>
                 <w:b w:val="0"/>
                 <w:sz w:val="18"/>
               </w:rPr>
-              <w:t>模型像“技术名词串”</w:t>
+              <w:t>总体架构没有记忆钩子</w:t>
             </w:r>
           </w:p>
         </w:tc>
         <w:tc>
           <w:tcPr>
-            <w:tcW w:type="dxa" w:w="3135"/>
+            <w:tcW w:type="dxa" w:w="3211"/>
             <w:vAlign w:val="center"/>
           </w:tcPr>
           <w:p>
             <w:pPr>
-              <w:spacing w:after="0" w:line="264" w:lineRule="auto"/>
+              <w:spacing w:line="252" w:lineRule="auto"/>
             </w:pPr>
             <w:r/>
             <w:r>
               <w:rPr>
-                <w:rFonts w:ascii="仿宋_GB2312" w:hAnsi="仿宋_GB2312" w:eastAsia="仿宋_GB2312" w:cs="仿宋_GB2312"/>
+                <w:rFonts w:ascii="Noto Sans CJK SC" w:hAnsi="Noto Sans CJK SC" w:eastAsia="Noto Sans CJK SC" w:cs="Noto Sans CJK SC"/>
                 <w:b w:val="0"/>
                 <w:sz w:val="18"/>
               </w:rPr>
-              <w:t>旧V1虽提AHP、熵权、区位熵、TOPSIS，但“输入什么、怎么算、输出什么、驱动什么动作”不够完整。</w:t>
+              <w:t>两颗大脑+三智，缺获奖稿那种可复述结构</w:t>
             </w:r>
           </w:p>
         </w:tc>
         <w:tc>
           <w:tcPr>
-            <w:tcW w:type="dxa" w:w="3135"/>
+            <w:tcW w:type="dxa" w:w="3211"/>
             <w:vAlign w:val="center"/>
           </w:tcPr>
           <w:p>
             <w:pPr>
-              <w:spacing w:after="0" w:line="264" w:lineRule="auto"/>
+              <w:spacing w:line="252" w:lineRule="auto"/>
             </w:pPr>
             <w:r/>
             <w:r>
               <w:rPr>
-                <w:rFonts w:ascii="仿宋_GB2312" w:hAnsi="仿宋_GB2312" w:eastAsia="仿宋_GB2312" w:cs="仿宋_GB2312"/>
+                <w:rFonts w:ascii="Noto Sans CJK SC" w:hAnsi="Noto Sans CJK SC" w:eastAsia="Noto Sans CJK SC" w:cs="Noto Sans CJK SC"/>
                 <w:b w:val="0"/>
                 <w:sz w:val="18"/>
               </w:rPr>
-              <w:t>新版每个模型固定按“业务问题→输入→方法→输出→动作”五步讲，区位熵退出主稿，避免与9/10官方算法口径不一致。</w:t>
+              <w:t>新增1234：一库清底、双模决策、三智协同、四队长效</w:t>
             </w:r>
           </w:p>
         </w:tc>
@@ -1440,61 +1285,61 @@
       <w:tr>
         <w:tc>
           <w:tcPr>
-            <w:tcW w:type="dxa" w:w="3135"/>
+            <w:tcW w:type="dxa" w:w="3211"/>
             <w:vAlign w:val="center"/>
           </w:tcPr>
           <w:p>
             <w:pPr>
-              <w:spacing w:after="0" w:line="264" w:lineRule="auto"/>
+              <w:spacing w:line="252" w:lineRule="auto"/>
             </w:pPr>
             <w:r/>
             <w:r>
               <w:rPr>
-                <w:rFonts w:ascii="仿宋_GB2312" w:hAnsi="仿宋_GB2312" w:eastAsia="仿宋_GB2312" w:cs="仿宋_GB2312"/>
+                <w:rFonts w:ascii="Noto Sans CJK SC" w:hAnsi="Noto Sans CJK SC" w:eastAsia="Noto Sans CJK SC" w:cs="Noto Sans CJK SC"/>
                 <w:b w:val="0"/>
                 <w:sz w:val="18"/>
               </w:rPr>
-              <w:t>健康模型口径混杂</w:t>
+              <w:t>健康模型像技术名词串</w:t>
             </w:r>
           </w:p>
         </w:tc>
         <w:tc>
           <w:tcPr>
-            <w:tcW w:type="dxa" w:w="3135"/>
+            <w:tcW w:type="dxa" w:w="3211"/>
             <w:vAlign w:val="center"/>
           </w:tcPr>
           <w:p>
             <w:pPr>
-              <w:spacing w:after="0" w:line="264" w:lineRule="auto"/>
+              <w:spacing w:line="252" w:lineRule="auto"/>
             </w:pPr>
             <w:r/>
             <w:r>
               <w:rPr>
-                <w:rFonts w:ascii="仿宋_GB2312" w:hAnsi="仿宋_GB2312" w:eastAsia="仿宋_GB2312" w:cs="仿宋_GB2312"/>
+                <w:rFonts w:ascii="Noto Sans CJK SC" w:hAnsi="Noto Sans CJK SC" w:eastAsia="Noto Sans CJK SC" w:cs="Noto Sans CJK SC"/>
                 <w:b w:val="0"/>
                 <w:sz w:val="18"/>
               </w:rPr>
-              <w:t>早期稿有18个采集项、210栋低分等旧口径。</w:t>
+              <w:t>AHP/熵权/结构件等有了，但输入—计算—输出—动作不完整</w:t>
             </w:r>
           </w:p>
         </w:tc>
         <w:tc>
           <w:tcPr>
-            <w:tcW w:type="dxa" w:w="3135"/>
+            <w:tcW w:type="dxa" w:w="3211"/>
             <w:vAlign w:val="center"/>
           </w:tcPr>
           <w:p>
             <w:pPr>
-              <w:spacing w:after="0" w:line="264" w:lineRule="auto"/>
+              <w:spacing w:line="252" w:lineRule="auto"/>
             </w:pPr>
             <w:r/>
             <w:r>
               <w:rPr>
-                <w:rFonts w:ascii="仿宋_GB2312" w:hAnsi="仿宋_GB2312" w:eastAsia="仿宋_GB2312" w:cs="仿宋_GB2312"/>
+                <w:rFonts w:ascii="Noto Sans CJK SC" w:hAnsi="Noto Sans CJK SC" w:eastAsia="Noto Sans CJK SC" w:cs="Noto Sans CJK SC"/>
                 <w:b w:val="0"/>
                 <w:sz w:val="18"/>
               </w:rPr>
-              <w:t>按9/10官方版本统一为模型4大部位12个关键部件、2442栋、340余栋低健康；150栋修复保留为9/9主线成果。</w:t>
+              <w:t>数据→部件量化→80/10/10健康分→寿命约束+威布尔→预警→维修排程</w:t>
             </w:r>
           </w:p>
         </w:tc>
@@ -1502,61 +1347,61 @@
       <w:tr>
         <w:tc>
           <w:tcPr>
-            <w:tcW w:type="dxa" w:w="3135"/>
+            <w:tcW w:type="dxa" w:w="3211"/>
             <w:vAlign w:val="center"/>
           </w:tcPr>
           <w:p>
             <w:pPr>
-              <w:spacing w:after="0" w:line="264" w:lineRule="auto"/>
+              <w:spacing w:line="252" w:lineRule="auto"/>
             </w:pPr>
             <w:r/>
             <w:r>
               <w:rPr>
-                <w:rFonts w:ascii="仿宋_GB2312" w:hAnsi="仿宋_GB2312" w:eastAsia="仿宋_GB2312" w:cs="仿宋_GB2312"/>
+                <w:rFonts w:ascii="Noto Sans CJK SC" w:hAnsi="Noto Sans CJK SC" w:eastAsia="Noto Sans CJK SC" w:cs="Noto Sans CJK SC"/>
                 <w:b w:val="0"/>
                 <w:sz w:val="18"/>
               </w:rPr>
-              <w:t>新建模型没有讲出“建多少/怎么推演”</w:t>
+              <w:t>技术口径混杂</w:t>
             </w:r>
           </w:p>
         </w:tc>
         <w:tc>
           <w:tcPr>
-            <w:tcW w:type="dxa" w:w="3135"/>
+            <w:tcW w:type="dxa" w:w="3211"/>
             <w:vAlign w:val="center"/>
           </w:tcPr>
           <w:p>
             <w:pPr>
-              <w:spacing w:after="0" w:line="264" w:lineRule="auto"/>
+              <w:spacing w:line="252" w:lineRule="auto"/>
             </w:pPr>
             <w:r/>
             <w:r>
               <w:rPr>
-                <w:rFonts w:ascii="仿宋_GB2312" w:hAnsi="仿宋_GB2312" w:eastAsia="仿宋_GB2312" w:cs="仿宋_GB2312"/>
+                <w:rFonts w:ascii="Noto Sans CJK SC" w:hAnsi="Noto Sans CJK SC" w:eastAsia="Noto Sans CJK SC" w:cs="Noto Sans CJK SC"/>
                 <w:b w:val="0"/>
                 <w:sz w:val="18"/>
               </w:rPr>
-              <w:t>旧V1强调排名，但“发展指数如何构成、沙盘怎么动”不够具体。</w:t>
+              <w:t>早期18采集项、210栋等与9/10更新口径并存</w:t>
             </w:r>
           </w:p>
         </w:tc>
         <w:tc>
           <w:tcPr>
-            <w:tcW w:type="dxa" w:w="3135"/>
+            <w:tcW w:type="dxa" w:w="3211"/>
             <w:vAlign w:val="center"/>
           </w:tcPr>
           <w:p>
             <w:pPr>
-              <w:spacing w:after="0" w:line="264" w:lineRule="auto"/>
+              <w:spacing w:line="252" w:lineRule="auto"/>
             </w:pPr>
             <w:r/>
             <w:r>
               <w:rPr>
-                <w:rFonts w:ascii="仿宋_GB2312" w:hAnsi="仿宋_GB2312" w:eastAsia="仿宋_GB2312" w:cs="仿宋_GB2312"/>
+                <w:rFonts w:ascii="Noto Sans CJK SC" w:hAnsi="Noto Sans CJK SC" w:eastAsia="Noto Sans CJK SC" w:cs="Noto Sans CJK SC"/>
                 <w:b w:val="0"/>
                 <w:sz w:val="18"/>
               </w:rPr>
-              <w:t>新版明确有效烤能→承载→发展因子，50/30/20合成；AHP+熵权校验；TOPSIS选点；2/5/10%情景与拟建栋数实时重算。</w:t>
+              <w:t>主稿统一4大部位、12关键部件、2442栋、340多栋低于60分</w:t>
             </w:r>
           </w:p>
         </w:tc>
@@ -1564,61 +1409,61 @@
       <w:tr>
         <w:tc>
           <w:tcPr>
-            <w:tcW w:type="dxa" w:w="3135"/>
+            <w:tcW w:type="dxa" w:w="3211"/>
             <w:vAlign w:val="center"/>
           </w:tcPr>
           <w:p>
             <w:pPr>
-              <w:spacing w:after="0" w:line="264" w:lineRule="auto"/>
+              <w:spacing w:line="252" w:lineRule="auto"/>
             </w:pPr>
             <w:r/>
             <w:r>
               <w:rPr>
-                <w:rFonts w:ascii="仿宋_GB2312" w:hAnsi="仿宋_GB2312" w:eastAsia="仿宋_GB2312" w:cs="仿宋_GB2312"/>
+                <w:rFonts w:ascii="Noto Sans CJK SC" w:hAnsi="Noto Sans CJK SC" w:eastAsia="Noto Sans CJK SC" w:cs="Noto Sans CJK SC"/>
                 <w:b w:val="0"/>
                 <w:sz w:val="18"/>
               </w:rPr>
-              <w:t>双模型“耦合”说得太晚</w:t>
+              <w:t>发展模型为什么高明没讲透</w:t>
             </w:r>
           </w:p>
         </w:tc>
         <w:tc>
           <w:tcPr>
-            <w:tcW w:type="dxa" w:w="3135"/>
+            <w:tcW w:type="dxa" w:w="3211"/>
             <w:vAlign w:val="center"/>
           </w:tcPr>
           <w:p>
             <w:pPr>
-              <w:spacing w:after="0" w:line="264" w:lineRule="auto"/>
+              <w:spacing w:line="252" w:lineRule="auto"/>
             </w:pPr>
             <w:r/>
             <w:r>
               <w:rPr>
-                <w:rFonts w:ascii="仿宋_GB2312" w:hAnsi="仿宋_GB2312" w:eastAsia="仿宋_GB2312" w:cs="仿宋_GB2312"/>
+                <w:rFonts w:ascii="Noto Sans CJK SC" w:hAnsi="Noto Sans CJK SC" w:eastAsia="Noto Sans CJK SC" w:cs="Noto Sans CJK SC"/>
                 <w:b w:val="0"/>
                 <w:sz w:val="18"/>
               </w:rPr>
-              <w:t>旧V1到后半段才说健康结果进入有效烤能。</w:t>
+              <w:t>直接上区位熵、TOPSIS，像算法堆叠</w:t>
             </w:r>
           </w:p>
         </w:tc>
         <w:tc>
           <w:tcPr>
-            <w:tcW w:type="dxa" w:w="3135"/>
+            <w:tcW w:type="dxa" w:w="3211"/>
             <w:vAlign w:val="center"/>
           </w:tcPr>
           <w:p>
             <w:pPr>
-              <w:spacing w:after="0" w:line="264" w:lineRule="auto"/>
+              <w:spacing w:line="252" w:lineRule="auto"/>
             </w:pPr>
             <w:r/>
             <w:r>
               <w:rPr>
-                <w:rFonts w:ascii="仿宋_GB2312" w:hAnsi="仿宋_GB2312" w:eastAsia="仿宋_GB2312" w:cs="仿宋_GB2312"/>
+                <w:rFonts w:ascii="Noto Sans CJK SC" w:hAnsi="Noto Sans CJK SC" w:eastAsia="Noto Sans CJK SC" w:cs="Noto Sans CJK SC"/>
                 <w:b w:val="0"/>
                 <w:sz w:val="18"/>
               </w:rPr>
-              <w:t>新版在第二模型开头就把健康分作为有效烤能输入，明确“先调剂、再修复、仍缺才新建”。</w:t>
+              <w:t>先讲有效烤能打破1栋=1栋，再讲50/30/20、AHP/熵权、TOPSIS、情景推演</w:t>
             </w:r>
           </w:p>
         </w:tc>
@@ -1626,61 +1471,61 @@
       <w:tr>
         <w:tc>
           <w:tcPr>
-            <w:tcW w:type="dxa" w:w="3135"/>
+            <w:tcW w:type="dxa" w:w="3211"/>
             <w:vAlign w:val="center"/>
           </w:tcPr>
           <w:p>
             <w:pPr>
-              <w:spacing w:after="0" w:line="264" w:lineRule="auto"/>
+              <w:spacing w:line="252" w:lineRule="auto"/>
             </w:pPr>
             <w:r/>
             <w:r>
               <w:rPr>
-                <w:rFonts w:ascii="仿宋_GB2312" w:hAnsi="仿宋_GB2312" w:eastAsia="仿宋_GB2312" w:cs="仿宋_GB2312"/>
+                <w:rFonts w:ascii="Noto Sans CJK SC" w:hAnsi="Noto Sans CJK SC" w:eastAsia="Noto Sans CJK SC" w:cs="Noto Sans CJK SC"/>
                 <w:b w:val="0"/>
                 <w:sz w:val="18"/>
               </w:rPr>
-              <w:t>缺自己的比赛口诀</w:t>
+              <w:t>双模耦合太晚</w:t>
             </w:r>
           </w:p>
         </w:tc>
         <w:tc>
           <w:tcPr>
-            <w:tcW w:type="dxa" w:w="3135"/>
+            <w:tcW w:type="dxa" w:w="3211"/>
             <w:vAlign w:val="center"/>
           </w:tcPr>
           <w:p>
             <w:pPr>
-              <w:spacing w:after="0" w:line="264" w:lineRule="auto"/>
+              <w:spacing w:line="252" w:lineRule="auto"/>
             </w:pPr>
             <w:r/>
             <w:r>
               <w:rPr>
-                <w:rFonts w:ascii="仿宋_GB2312" w:hAnsi="仿宋_GB2312" w:eastAsia="仿宋_GB2312" w:cs="仿宋_GB2312"/>
+                <w:rFonts w:ascii="Noto Sans CJK SC" w:hAnsi="Noto Sans CJK SC" w:eastAsia="Noto Sans CJK SC" w:cs="Noto Sans CJK SC"/>
                 <w:b w:val="0"/>
                 <w:sz w:val="18"/>
               </w:rPr>
-              <w:t>旧V1只有结尾四句话，没有像131、SELECT、RAPIDS那样贯穿全稿的记忆框架。</w:t>
+              <w:t>后半段才说健康结果进第二模型</w:t>
             </w:r>
           </w:p>
         </w:tc>
         <w:tc>
           <w:tcPr>
-            <w:tcW w:type="dxa" w:w="3135"/>
+            <w:tcW w:type="dxa" w:w="3211"/>
             <w:vAlign w:val="center"/>
           </w:tcPr>
           <w:p>
             <w:pPr>
-              <w:spacing w:after="0" w:line="264" w:lineRule="auto"/>
+              <w:spacing w:line="252" w:lineRule="auto"/>
             </w:pPr>
             <w:r/>
             <w:r>
               <w:rPr>
-                <w:rFonts w:ascii="仿宋_GB2312" w:hAnsi="仿宋_GB2312" w:eastAsia="仿宋_GB2312" w:cs="仿宋_GB2312"/>
+                <w:rFonts w:ascii="Noto Sans CJK SC" w:hAnsi="Noto Sans CJK SC" w:eastAsia="Noto Sans CJK SC" w:cs="Noto Sans CJK SC"/>
                 <w:b w:val="0"/>
                 <w:sz w:val="18"/>
               </w:rPr>
-              <w:t>新版用真实业务要素组成“1234”：1库、2模、3智、4队，不生造英文缩写。</w:t>
+              <w:t>第二模型第一句就把健康结果作为有效烤能输入</w:t>
             </w:r>
           </w:p>
         </w:tc>
@@ -1688,61 +1533,123 @@
       <w:tr>
         <w:tc>
           <w:tcPr>
-            <w:tcW w:type="dxa" w:w="3135"/>
+            <w:tcW w:type="dxa" w:w="3211"/>
             <w:vAlign w:val="center"/>
           </w:tcPr>
           <w:p>
             <w:pPr>
-              <w:spacing w:after="0" w:line="264" w:lineRule="auto"/>
+              <w:spacing w:line="252" w:lineRule="auto"/>
             </w:pPr>
             <w:r/>
             <w:r>
               <w:rPr>
-                <w:rFonts w:ascii="仿宋_GB2312" w:hAnsi="仿宋_GB2312" w:eastAsia="仿宋_GB2312" w:cs="仿宋_GB2312"/>
+                <w:rFonts w:ascii="Noto Sans CJK SC" w:hAnsi="Noto Sans CJK SC" w:eastAsia="Noto Sans CJK SC" w:cs="Noto Sans CJK SC"/>
                 <w:b w:val="0"/>
                 <w:sz w:val="18"/>
               </w:rPr>
-              <w:t>成效散、案例弱</w:t>
+              <w:t>成果缺官方验证层</w:t>
             </w:r>
           </w:p>
         </w:tc>
         <w:tc>
           <w:tcPr>
-            <w:tcW w:type="dxa" w:w="3135"/>
+            <w:tcW w:type="dxa" w:w="3211"/>
             <w:vAlign w:val="center"/>
           </w:tcPr>
           <w:p>
             <w:pPr>
-              <w:spacing w:after="0" w:line="264" w:lineRule="auto"/>
+              <w:spacing w:line="252" w:lineRule="auto"/>
             </w:pPr>
             <w:r/>
             <w:r>
               <w:rPr>
-                <w:rFonts w:ascii="仿宋_GB2312" w:hAnsi="仿宋_GB2312" w:eastAsia="仿宋_GB2312" w:cs="仿宋_GB2312"/>
+                <w:rFonts w:ascii="Noto Sans CJK SC" w:hAnsi="Noto Sans CJK SC" w:eastAsia="Noto Sans CJK SC" w:cs="Noto Sans CJK SC"/>
                 <w:b w:val="0"/>
                 <w:sz w:val="18"/>
               </w:rPr>
-              <w:t>旧V1只有磨坪案例和少量数字，缺官方验证数据。</w:t>
+              <w:t>有磨坪故事但缺季末硬数据</w:t>
             </w:r>
           </w:p>
         </w:tc>
         <w:tc>
           <w:tcPr>
-            <w:tcW w:type="dxa" w:w="3135"/>
+            <w:tcW w:type="dxa" w:w="3211"/>
             <w:vAlign w:val="center"/>
           </w:tcPr>
           <w:p>
             <w:pPr>
-              <w:spacing w:after="0" w:line="264" w:lineRule="auto"/>
+              <w:spacing w:line="252" w:lineRule="auto"/>
             </w:pPr>
             <w:r/>
             <w:r>
               <w:rPr>
-                <w:rFonts w:ascii="仿宋_GB2312" w:hAnsi="仿宋_GB2312" w:eastAsia="仿宋_GB2312" w:cs="仿宋_GB2312"/>
+                <w:rFonts w:ascii="Noto Sans CJK SC" w:hAnsi="Noto Sans CJK SC" w:eastAsia="Noto Sans CJK SC" w:cs="Noto Sans CJK SC"/>
                 <w:b w:val="0"/>
                 <w:sz w:val="18"/>
               </w:rPr>
-              <w:t>新版同时保留磨坪雷击真实场景与官方四组结果：2442、48次调剂/0.38h、96.8%、81%/190万元。</w:t>
+              <w:t>补2442、48次调剂、16工单0.38h、96.8%、81%、近190万元</w:t>
+            </w:r>
+          </w:p>
+        </w:tc>
+      </w:tr>
+      <w:tr>
+        <w:tc>
+          <w:tcPr>
+            <w:tcW w:type="dxa" w:w="3211"/>
+            <w:vAlign w:val="center"/>
+          </w:tcPr>
+          <w:p>
+            <w:pPr>
+              <w:spacing w:line="252" w:lineRule="auto"/>
+            </w:pPr>
+            <w:r/>
+            <w:r>
+              <w:rPr>
+                <w:rFonts w:ascii="Noto Sans CJK SC" w:hAnsi="Noto Sans CJK SC" w:eastAsia="Noto Sans CJK SC" w:cs="Noto Sans CJK SC"/>
+                <w:b w:val="0"/>
+                <w:sz w:val="18"/>
+              </w:rPr>
+              <w:t>创新总结不够像决赛稿</w:t>
+            </w:r>
+          </w:p>
+        </w:tc>
+        <w:tc>
+          <w:tcPr>
+            <w:tcW w:type="dxa" w:w="3211"/>
+            <w:vAlign w:val="center"/>
+          </w:tcPr>
+          <w:p>
+            <w:pPr>
+              <w:spacing w:line="252" w:lineRule="auto"/>
+            </w:pPr>
+            <w:r/>
+            <w:r>
+              <w:rPr>
+                <w:rFonts w:ascii="Noto Sans CJK SC" w:hAnsi="Noto Sans CJK SC" w:eastAsia="Noto Sans CJK SC" w:cs="Noto Sans CJK SC"/>
+                <w:b w:val="0"/>
+                <w:sz w:val="18"/>
+              </w:rPr>
+              <w:t>只有四句话收束</w:t>
+            </w:r>
+          </w:p>
+        </w:tc>
+        <w:tc>
+          <w:tcPr>
+            <w:tcW w:type="dxa" w:w="3211"/>
+            <w:vAlign w:val="center"/>
+          </w:tcPr>
+          <w:p>
+            <w:pPr>
+              <w:spacing w:line="252" w:lineRule="auto"/>
+            </w:pPr>
+            <w:r/>
+            <w:r>
+              <w:rPr>
+                <w:rFonts w:ascii="Noto Sans CJK SC" w:hAnsi="Noto Sans CJK SC" w:eastAsia="Noto Sans CJK SC" w:cs="Noto Sans CJK SC"/>
+                <w:b w:val="0"/>
+                <w:sz w:val="18"/>
+              </w:rPr>
+              <w:t>先三大创新，再用好房用/旧房修/缺口建/建后管收束</w:t>
             </w:r>
           </w:p>
         </w:tc>
@@ -1751,24 +1658,34 @@
     <w:p>
       <w:pPr>
         <w:pStyle w:val="Heading1"/>
-        <w:spacing w:before="180" w:after="80"/>
+        <w:spacing w:before="160" w:after="80"/>
       </w:pPr>
       <w:r>
+        <w:rPr>
+          <w:rFonts w:ascii="黑体" w:hAnsi="黑体" w:eastAsia="黑体" w:cs="黑体"/>
+          <w:b/>
+          <w:sz w:val="36"/>
+        </w:rPr>
         <w:t>四、项目问题的深层剖析：到底解决什么</w:t>
       </w:r>
     </w:p>
     <w:p>
       <w:pPr>
         <w:pStyle w:val="Heading2"/>
-        <w:spacing w:before="180" w:after="80"/>
+        <w:spacing w:before="160" w:after="80"/>
       </w:pPr>
       <w:r>
+        <w:rPr>
+          <w:rFonts w:ascii="黑体" w:hAnsi="黑体" w:eastAsia="黑体" w:cs="黑体"/>
+          <w:b/>
+          <w:sz w:val="32"/>
+        </w:rPr>
         <w:t>第一层：三类主体的“三愁”</w:t>
       </w:r>
     </w:p>
     <w:p>
       <w:pPr>
-        <w:spacing w:line="348" w:lineRule="auto" w:after="0"/>
+        <w:spacing w:line="324" w:lineRule="auto"/>
         <w:ind w:firstLine="420"/>
       </w:pPr>
       <w:r>
@@ -1776,21 +1693,26 @@
           <w:rFonts w:ascii="仿宋_GB2312" w:hAnsi="仿宋_GB2312" w:eastAsia="仿宋_GB2312" w:cs="仿宋_GB2312"/>
           <w:sz w:val="28"/>
         </w:rPr>
-        <w:t>烟农愁用房和抢修；烟站愁底数、状态和投入依据；合作社愁责任、队伍、资金和流程。这样先把“谁痛”讲清楚。</w:t>
+        <w:t>烟农愁“用和修”；烟站愁“投”；合作社愁“管”。</w:t>
       </w:r>
     </w:p>
     <w:p>
       <w:pPr>
         <w:pStyle w:val="Heading2"/>
-        <w:spacing w:before="180" w:after="80"/>
+        <w:spacing w:before="160" w:after="80"/>
       </w:pPr>
       <w:r>
+        <w:rPr>
+          <w:rFonts w:ascii="黑体" w:hAnsi="黑体" w:eastAsia="黑体" w:cs="黑体"/>
+          <w:b/>
+          <w:sz w:val="32"/>
+        </w:rPr>
         <w:t>第二层：三大管理痛点</w:t>
       </w:r>
     </w:p>
     <w:p>
       <w:pPr>
-        <w:spacing w:line="348" w:lineRule="auto" w:after="0"/>
+        <w:spacing w:line="324" w:lineRule="auto"/>
         <w:ind w:firstLine="420"/>
       </w:pPr>
       <w:r>
@@ -1798,21 +1720,26 @@
           <w:rFonts w:ascii="仿宋_GB2312" w:hAnsi="仿宋_GB2312" w:eastAsia="仿宋_GB2312" w:cs="仿宋_GB2312"/>
           <w:sz w:val="28"/>
         </w:rPr>
-        <w:t>资源调度缺数字支撑；基础设施投入缺量化依据；管护运维缺闭环工具。这样把“痛在哪里”讲清楚。</w:t>
+        <w:t>资源调度缺少数字支撑；基础设施投入缺少量化依据；管护运维缺少闭环工具。</w:t>
       </w:r>
     </w:p>
     <w:p>
       <w:pPr>
         <w:pStyle w:val="Heading2"/>
-        <w:spacing w:before="180" w:after="80"/>
+        <w:spacing w:before="160" w:after="80"/>
       </w:pPr>
       <w:r>
+        <w:rPr>
+          <w:rFonts w:ascii="黑体" w:hAnsi="黑体" w:eastAsia="黑体" w:cs="黑体"/>
+          <w:b/>
+          <w:sz w:val="32"/>
+        </w:rPr>
         <w:t>第三层：一个根因</w:t>
       </w:r>
     </w:p>
     <w:p>
       <w:pPr>
-        <w:spacing w:line="348" w:lineRule="auto" w:after="0"/>
+        <w:spacing w:line="324" w:lineRule="auto"/>
         <w:ind w:firstLine="420"/>
       </w:pPr>
       <w:r>
@@ -1820,21 +1747,26 @@
           <w:rFonts w:ascii="仿宋_GB2312" w:hAnsi="仿宋_GB2312" w:eastAsia="仿宋_GB2312" w:cs="仿宋_GB2312"/>
           <w:sz w:val="28"/>
         </w:rPr>
-        <w:t>烤房的“用、投、管”长期分段管理、数据不通、决策不连：调度靠问、投入靠经验、管护靠临时。这样说明为什么单做一个小程序或一个评分模型解决不了问题。</w:t>
+        <w:t>“用、投、管”长期分段管理：使用数据没沉淀成健康状态，健康状态没进入修复和建设决策，建设以后又缺服务和反馈闭环。项目真正创新是把数据和决策链重新接起来。</w:t>
       </w:r>
     </w:p>
     <w:p>
       <w:pPr>
         <w:pStyle w:val="Heading2"/>
-        <w:spacing w:before="180" w:after="80"/>
+        <w:spacing w:before="160" w:after="80"/>
       </w:pPr>
       <w:r>
-        <w:t>第四层：对应的解决链</w:t>
+        <w:rPr>
+          <w:rFonts w:ascii="黑体" w:hAnsi="黑体" w:eastAsia="黑体" w:cs="黑体"/>
+          <w:b/>
+          <w:sz w:val="32"/>
+        </w:rPr>
+        <w:t>第四层：对应解决链</w:t>
       </w:r>
     </w:p>
     <w:p>
       <w:pPr>
-        <w:spacing w:line="348" w:lineRule="auto" w:after="0"/>
+        <w:spacing w:line="324" w:lineRule="auto"/>
         <w:ind w:firstLine="420"/>
       </w:pPr>
       <w:r>
@@ -1842,16 +1774,21 @@
           <w:rFonts w:ascii="仿宋_GB2312" w:hAnsi="仿宋_GB2312" w:eastAsia="仿宋_GB2312" w:cs="仿宋_GB2312"/>
           <w:sz w:val="28"/>
         </w:rPr>
-        <w:t>一个数据库解决“底数和状态”；健康模型解决“该不该修、先修哪”；发展导引和沙盘解决“该不该建、建哪里、建多少”；协同平台解决“谁来执行”；四支服务队和基金机制解决“怎么长期管”。</w:t>
+        <w:t>数据库解决底数与状态；健康模型解决该不该修、先修谁；发展导引/沙盘解决该不该建、建哪里、建多少；平台解决谁执行；四支队伍和基金解决怎么长效。</w:t>
       </w:r>
     </w:p>
     <w:p>
       <w:pPr>
         <w:pStyle w:val="Heading1"/>
-        <w:spacing w:before="180" w:after="80"/>
+        <w:spacing w:before="160" w:after="80"/>
       </w:pPr>
       <w:r>
-        <w:t>五、两个模型怎样讲，技术够硬但不变成论文答辩</w:t>
+        <w:rPr>
+          <w:rFonts w:ascii="黑体" w:hAnsi="黑体" w:eastAsia="黑体" w:cs="黑体"/>
+          <w:b/>
+          <w:sz w:val="36"/>
+        </w:rPr>
+        <w:t>五、两个模型应该怎么讲：硬核，但不变成论文答辩</w:t>
       </w:r>
     </w:p>
     <w:tbl>
@@ -1862,28 +1799,28 @@
         <w:tblLook w:firstColumn="1" w:firstRow="1" w:lastColumn="0" w:lastRow="0" w:noHBand="0" w:noVBand="1" w:val="04A0"/>
       </w:tblPr>
       <w:tblGrid>
-        <w:gridCol w:w="1568"/>
-        <w:gridCol w:w="1568"/>
-        <w:gridCol w:w="1568"/>
-        <w:gridCol w:w="1568"/>
-        <w:gridCol w:w="1568"/>
-        <w:gridCol w:w="1568"/>
+        <w:gridCol w:w="1605"/>
+        <w:gridCol w:w="1605"/>
+        <w:gridCol w:w="1605"/>
+        <w:gridCol w:w="1605"/>
+        <w:gridCol w:w="1605"/>
+        <w:gridCol w:w="1605"/>
       </w:tblGrid>
       <w:tr>
         <w:tc>
           <w:tcPr>
-            <w:tcW w:type="dxa" w:w="1568"/>
+            <w:tcW w:type="dxa" w:w="1605"/>
             <w:vAlign w:val="center"/>
             <w:shd w:fill="D9E2F3"/>
           </w:tcPr>
           <w:p>
             <w:pPr>
-              <w:spacing w:after="0" w:line="264" w:lineRule="auto"/>
+              <w:spacing w:line="252" w:lineRule="auto"/>
             </w:pPr>
             <w:r/>
             <w:r>
               <w:rPr>
-                <w:rFonts w:ascii="黑体" w:hAnsi="黑体" w:eastAsia="黑体" w:cs="黑体"/>
+                <w:rFonts w:ascii="Noto Sans CJK SC" w:hAnsi="Noto Sans CJK SC" w:eastAsia="Noto Sans CJK SC" w:cs="Noto Sans CJK SC"/>
                 <w:b/>
                 <w:sz w:val="16"/>
               </w:rPr>
@@ -1893,18 +1830,18 @@
         </w:tc>
         <w:tc>
           <w:tcPr>
-            <w:tcW w:type="dxa" w:w="1568"/>
+            <w:tcW w:type="dxa" w:w="1605"/>
             <w:vAlign w:val="center"/>
             <w:shd w:fill="D9E2F3"/>
           </w:tcPr>
           <w:p>
             <w:pPr>
-              <w:spacing w:after="0" w:line="264" w:lineRule="auto"/>
+              <w:spacing w:line="252" w:lineRule="auto"/>
             </w:pPr>
             <w:r/>
             <w:r>
               <w:rPr>
-                <w:rFonts w:ascii="黑体" w:hAnsi="黑体" w:eastAsia="黑体" w:cs="黑体"/>
+                <w:rFonts w:ascii="Noto Sans CJK SC" w:hAnsi="Noto Sans CJK SC" w:eastAsia="Noto Sans CJK SC" w:cs="Noto Sans CJK SC"/>
                 <w:b/>
                 <w:sz w:val="16"/>
               </w:rPr>
@@ -1914,18 +1851,18 @@
         </w:tc>
         <w:tc>
           <w:tcPr>
-            <w:tcW w:type="dxa" w:w="1568"/>
+            <w:tcW w:type="dxa" w:w="1605"/>
             <w:vAlign w:val="center"/>
             <w:shd w:fill="D9E2F3"/>
           </w:tcPr>
           <w:p>
             <w:pPr>
-              <w:spacing w:after="0" w:line="264" w:lineRule="auto"/>
+              <w:spacing w:line="252" w:lineRule="auto"/>
             </w:pPr>
             <w:r/>
             <w:r>
               <w:rPr>
-                <w:rFonts w:ascii="黑体" w:hAnsi="黑体" w:eastAsia="黑体" w:cs="黑体"/>
+                <w:rFonts w:ascii="Noto Sans CJK SC" w:hAnsi="Noto Sans CJK SC" w:eastAsia="Noto Sans CJK SC" w:cs="Noto Sans CJK SC"/>
                 <w:b/>
                 <w:sz w:val="16"/>
               </w:rPr>
@@ -1935,18 +1872,18 @@
         </w:tc>
         <w:tc>
           <w:tcPr>
-            <w:tcW w:type="dxa" w:w="1568"/>
+            <w:tcW w:type="dxa" w:w="1605"/>
             <w:vAlign w:val="center"/>
             <w:shd w:fill="D9E2F3"/>
           </w:tcPr>
           <w:p>
             <w:pPr>
-              <w:spacing w:after="0" w:line="264" w:lineRule="auto"/>
+              <w:spacing w:line="252" w:lineRule="auto"/>
             </w:pPr>
             <w:r/>
             <w:r>
               <w:rPr>
-                <w:rFonts w:ascii="黑体" w:hAnsi="黑体" w:eastAsia="黑体" w:cs="黑体"/>
+                <w:rFonts w:ascii="Noto Sans CJK SC" w:hAnsi="Noto Sans CJK SC" w:eastAsia="Noto Sans CJK SC" w:cs="Noto Sans CJK SC"/>
                 <w:b/>
                 <w:sz w:val="16"/>
               </w:rPr>
@@ -1956,18 +1893,18 @@
         </w:tc>
         <w:tc>
           <w:tcPr>
-            <w:tcW w:type="dxa" w:w="1568"/>
+            <w:tcW w:type="dxa" w:w="1605"/>
             <w:vAlign w:val="center"/>
             <w:shd w:fill="D9E2F3"/>
           </w:tcPr>
           <w:p>
             <w:pPr>
-              <w:spacing w:after="0" w:line="264" w:lineRule="auto"/>
+              <w:spacing w:line="252" w:lineRule="auto"/>
             </w:pPr>
             <w:r/>
             <w:r>
               <w:rPr>
-                <w:rFonts w:ascii="黑体" w:hAnsi="黑体" w:eastAsia="黑体" w:cs="黑体"/>
+                <w:rFonts w:ascii="Noto Sans CJK SC" w:hAnsi="Noto Sans CJK SC" w:eastAsia="Noto Sans CJK SC" w:cs="Noto Sans CJK SC"/>
                 <w:b/>
                 <w:sz w:val="16"/>
               </w:rPr>
@@ -1977,18 +1914,18 @@
         </w:tc>
         <w:tc>
           <w:tcPr>
-            <w:tcW w:type="dxa" w:w="1568"/>
+            <w:tcW w:type="dxa" w:w="1605"/>
             <w:vAlign w:val="center"/>
             <w:shd w:fill="D9E2F3"/>
           </w:tcPr>
           <w:p>
             <w:pPr>
-              <w:spacing w:after="0" w:line="264" w:lineRule="auto"/>
+              <w:spacing w:line="252" w:lineRule="auto"/>
             </w:pPr>
             <w:r/>
             <w:r>
               <w:rPr>
-                <w:rFonts w:ascii="黑体" w:hAnsi="黑体" w:eastAsia="黑体" w:cs="黑体"/>
+                <w:rFonts w:ascii="Noto Sans CJK SC" w:hAnsi="Noto Sans CJK SC" w:eastAsia="Noto Sans CJK SC" w:cs="Noto Sans CJK SC"/>
                 <w:b/>
                 <w:sz w:val="16"/>
               </w:rPr>
@@ -2000,17 +1937,17 @@
       <w:tr>
         <w:tc>
           <w:tcPr>
-            <w:tcW w:type="dxa" w:w="1568"/>
+            <w:tcW w:type="dxa" w:w="1605"/>
             <w:vAlign w:val="center"/>
           </w:tcPr>
           <w:p>
             <w:pPr>
-              <w:spacing w:after="0" w:line="264" w:lineRule="auto"/>
+              <w:spacing w:line="252" w:lineRule="auto"/>
             </w:pPr>
             <w:r/>
             <w:r>
               <w:rPr>
-                <w:rFonts w:ascii="仿宋_GB2312" w:hAnsi="仿宋_GB2312" w:eastAsia="仿宋_GB2312" w:cs="仿宋_GB2312"/>
+                <w:rFonts w:ascii="Noto Sans CJK SC" w:hAnsi="Noto Sans CJK SC" w:eastAsia="Noto Sans CJK SC" w:cs="Noto Sans CJK SC"/>
                 <w:b w:val="0"/>
                 <w:sz w:val="16"/>
               </w:rPr>
@@ -2020,17 +1957,17 @@
         </w:tc>
         <w:tc>
           <w:tcPr>
-            <w:tcW w:type="dxa" w:w="1568"/>
+            <w:tcW w:type="dxa" w:w="1605"/>
             <w:vAlign w:val="center"/>
           </w:tcPr>
           <w:p>
             <w:pPr>
-              <w:spacing w:after="0" w:line="264" w:lineRule="auto"/>
+              <w:spacing w:line="252" w:lineRule="auto"/>
             </w:pPr>
             <w:r/>
             <w:r>
               <w:rPr>
-                <w:rFonts w:ascii="仿宋_GB2312" w:hAnsi="仿宋_GB2312" w:eastAsia="仿宋_GB2312" w:cs="仿宋_GB2312"/>
+                <w:rFonts w:ascii="Noto Sans CJK SC" w:hAnsi="Noto Sans CJK SC" w:eastAsia="Noto Sans CJK SC" w:cs="Noto Sans CJK SC"/>
                 <w:b w:val="0"/>
                 <w:sz w:val="16"/>
               </w:rPr>
@@ -2040,81 +1977,81 @@
         </w:tc>
         <w:tc>
           <w:tcPr>
-            <w:tcW w:type="dxa" w:w="1568"/>
+            <w:tcW w:type="dxa" w:w="1605"/>
             <w:vAlign w:val="center"/>
           </w:tcPr>
           <w:p>
             <w:pPr>
-              <w:spacing w:after="0" w:line="264" w:lineRule="auto"/>
+              <w:spacing w:line="252" w:lineRule="auto"/>
             </w:pPr>
             <w:r/>
             <w:r>
               <w:rPr>
-                <w:rFonts w:ascii="仿宋_GB2312" w:hAnsi="仿宋_GB2312" w:eastAsia="仿宋_GB2312" w:cs="仿宋_GB2312"/>
+                <w:rFonts w:ascii="Noto Sans CJK SC" w:hAnsi="Noto Sans CJK SC" w:eastAsia="Noto Sans CJK SC" w:cs="Noto Sans CJK SC"/>
                 <w:b w:val="0"/>
                 <w:sz w:val="16"/>
               </w:rPr>
-              <w:t>建设年份、管护方式、人工评价；4大部位12关键部件状态、维修时间、指导寿命</w:t>
+              <w:t>建设年份、管护、人工评价；4大部位12关键部件状态、维修时间、指导寿命</w:t>
             </w:r>
           </w:p>
         </w:tc>
         <w:tc>
           <w:tcPr>
-            <w:tcW w:type="dxa" w:w="1568"/>
+            <w:tcW w:type="dxa" w:w="1605"/>
             <w:vAlign w:val="center"/>
           </w:tcPr>
           <w:p>
             <w:pPr>
-              <w:spacing w:after="0" w:line="264" w:lineRule="auto"/>
+              <w:spacing w:line="252" w:lineRule="auto"/>
             </w:pPr>
             <w:r/>
             <w:r>
               <w:rPr>
-                <w:rFonts w:ascii="仿宋_GB2312" w:hAnsi="仿宋_GB2312" w:eastAsia="仿宋_GB2312" w:cs="仿宋_GB2312"/>
+                <w:rFonts w:ascii="Noto Sans CJK SC" w:hAnsi="Noto Sans CJK SC" w:eastAsia="Noto Sans CJK SC" w:cs="Noto Sans CJK SC"/>
                 <w:b w:val="0"/>
                 <w:sz w:val="16"/>
               </w:rPr>
-              <w:t>部件状态/寿命占比/现场评价→重要度汇总；80/10/10健康分；AHP一致性校验；结构件硬上限+功能件综合寿命+维修复衰+健康校准+房龄收缩；威布尔描述寿命规律</w:t>
+              <w:t>部件状态/寿命占比/现场评价量化→重要度汇总；80/10/10健康分；AHP校验；结构硬上限+功能寿命+维修折损+健康校准+房龄收缩；威布尔寿命规律</w:t>
             </w:r>
           </w:p>
         </w:tc>
         <w:tc>
           <w:tcPr>
-            <w:tcW w:type="dxa" w:w="1568"/>
+            <w:tcW w:type="dxa" w:w="1605"/>
             <w:vAlign w:val="center"/>
           </w:tcPr>
           <w:p>
             <w:pPr>
-              <w:spacing w:after="0" w:line="264" w:lineRule="auto"/>
+              <w:spacing w:line="252" w:lineRule="auto"/>
             </w:pPr>
             <w:r/>
             <w:r>
               <w:rPr>
-                <w:rFonts w:ascii="仿宋_GB2312" w:hAnsi="仿宋_GB2312" w:eastAsia="仿宋_GB2312" w:cs="仿宋_GB2312"/>
+                <w:rFonts w:ascii="Noto Sans CJK SC" w:hAnsi="Noto Sans CJK SC" w:eastAsia="Noto Sans CJK SC" w:cs="Noto Sans CJK SC"/>
                 <w:b w:val="0"/>
                 <w:sz w:val="16"/>
               </w:rPr>
-              <w:t>五级健康、剩余寿命、预计退役年、四级预警、风险部件排序</w:t>
+              <w:t>五级健康、剩余寿命、退役年份、四级预警、风险部件</w:t>
             </w:r>
           </w:p>
         </w:tc>
         <w:tc>
           <w:tcPr>
-            <w:tcW w:type="dxa" w:w="1568"/>
+            <w:tcW w:type="dxa" w:w="1605"/>
             <w:vAlign w:val="center"/>
           </w:tcPr>
           <w:p>
             <w:pPr>
-              <w:spacing w:after="0" w:line="264" w:lineRule="auto"/>
+              <w:spacing w:line="252" w:lineRule="auto"/>
             </w:pPr>
             <w:r/>
             <w:r>
               <w:rPr>
-                <w:rFonts w:ascii="仿宋_GB2312" w:hAnsi="仿宋_GB2312" w:eastAsia="仿宋_GB2312" w:cs="仿宋_GB2312"/>
+                <w:rFonts w:ascii="Noto Sans CJK SC" w:hAnsi="Noto Sans CJK SC" w:eastAsia="Noto Sans CJK SC" w:cs="Noto Sans CJK SC"/>
                 <w:b w:val="0"/>
                 <w:sz w:val="16"/>
               </w:rPr>
-              <w:t>巡检、抢修、年度修复清单、维修资金优先级</w:t>
+              <w:t>巡检、抢修、年度修复、资金优先级</w:t>
             </w:r>
           </w:p>
         </w:tc>
@@ -2122,117 +2059,117 @@
       <w:tr>
         <w:tc>
           <w:tcPr>
-            <w:tcW w:type="dxa" w:w="1568"/>
+            <w:tcW w:type="dxa" w:w="1605"/>
             <w:vAlign w:val="center"/>
           </w:tcPr>
           <w:p>
             <w:pPr>
-              <w:spacing w:after="0" w:line="264" w:lineRule="auto"/>
+              <w:spacing w:line="252" w:lineRule="auto"/>
             </w:pPr>
             <w:r/>
             <w:r>
               <w:rPr>
-                <w:rFonts w:ascii="仿宋_GB2312" w:hAnsi="仿宋_GB2312" w:eastAsia="仿宋_GB2312" w:cs="仿宋_GB2312"/>
+                <w:rFonts w:ascii="Noto Sans CJK SC" w:hAnsi="Noto Sans CJK SC" w:eastAsia="Noto Sans CJK SC" w:cs="Noto Sans CJK SC"/>
                 <w:b w:val="0"/>
                 <w:sz w:val="16"/>
               </w:rPr>
-              <w:t>千亩村发展导引+新建沙盘</w:t>
+              <w:t>千亩村发展导引/新建沙盘</w:t>
             </w:r>
           </w:p>
         </w:tc>
         <w:tc>
           <w:tcPr>
-            <w:tcW w:type="dxa" w:w="1568"/>
+            <w:tcW w:type="dxa" w:w="1605"/>
             <w:vAlign w:val="center"/>
           </w:tcPr>
           <w:p>
             <w:pPr>
-              <w:spacing w:after="0" w:line="264" w:lineRule="auto"/>
+              <w:spacing w:line="252" w:lineRule="auto"/>
             </w:pPr>
             <w:r/>
             <w:r>
               <w:rPr>
-                <w:rFonts w:ascii="仿宋_GB2312" w:hAnsi="仿宋_GB2312" w:eastAsia="仿宋_GB2312" w:cs="仿宋_GB2312"/>
+                <w:rFonts w:ascii="Noto Sans CJK SC" w:hAnsi="Noto Sans CJK SC" w:eastAsia="Noto Sans CJK SC" w:cs="Noto Sans CJK SC"/>
                 <w:b w:val="0"/>
                 <w:sz w:val="16"/>
               </w:rPr>
-              <w:t>一个村真缺吗？未村还缺吗？建哪、建多少？</w:t>
+              <w:t>这个村真缺吗？未来缺吗？建哪里、建多少？</w:t>
             </w:r>
           </w:p>
         </w:tc>
         <w:tc>
           <w:tcPr>
-            <w:tcW w:type="dxa" w:w="1568"/>
+            <w:tcW w:type="dxa" w:w="1605"/>
             <w:vAlign w:val="center"/>
           </w:tcPr>
           <w:p>
             <w:pPr>
-              <w:spacing w:after="0" w:line="264" w:lineRule="auto"/>
+              <w:spacing w:line="252" w:lineRule="auto"/>
             </w:pPr>
             <w:r/>
             <w:r>
               <w:rPr>
-                <w:rFonts w:ascii="仿宋_GB2312" w:hAnsi="仿宋_GB2312" w:eastAsia="仿宋_GB2312" w:cs="仿宋_GB2312"/>
+                <w:rFonts w:ascii="Noto Sans CJK SC" w:hAnsi="Noto Sans CJK SC" w:eastAsia="Noto Sans CJK SC" w:cs="Noto Sans CJK SC"/>
                 <w:b w:val="0"/>
                 <w:sz w:val="16"/>
               </w:rPr>
-              <w:t>单栋健康分、容量、使用状态；村级烟叶需求；规模、管护、政策、承载；候选点8类条件</w:t>
+              <w:t>单栋健康分、容量、状态；村级需求；规模、管护、政策、承载；候选点8类条件</w:t>
             </w:r>
           </w:p>
         </w:tc>
         <w:tc>
           <w:tcPr>
-            <w:tcW w:type="dxa" w:w="1568"/>
+            <w:tcW w:type="dxa" w:w="1605"/>
             <w:vAlign w:val="center"/>
           </w:tcPr>
           <w:p>
             <w:pPr>
-              <w:spacing w:after="0" w:line="264" w:lineRule="auto"/>
+              <w:spacing w:line="252" w:lineRule="auto"/>
             </w:pPr>
             <w:r/>
             <w:r>
               <w:rPr>
-                <w:rFonts w:ascii="仿宋_GB2312" w:hAnsi="仿宋_GB2312" w:eastAsia="仿宋_GB2312" w:cs="仿宋_GB2312"/>
+                <w:rFonts w:ascii="Noto Sans CJK SC" w:hAnsi="Noto Sans CJK SC" w:eastAsia="Noto Sans CJK SC" w:cs="Noto Sans CJK SC"/>
                 <w:b w:val="0"/>
                 <w:sz w:val="16"/>
               </w:rPr>
-              <w:t>健康×容量×状态→有效烤能；有效烤能/承载/发展因子按50/30/20合成；AHP+熵权组合校验；TOPSIS候选点排序；当前及2/5/10%增长、拟建栋数情景重算</w:t>
+              <w:t>健康×容量×状态→有效烤能；有效烤能/承载/发展因素50/30/20；AHP+熵权；TOPSIS；2/5/10%和拟建栋数实时重算</w:t>
             </w:r>
           </w:p>
         </w:tc>
         <w:tc>
           <w:tcPr>
-            <w:tcW w:type="dxa" w:w="1568"/>
+            <w:tcW w:type="dxa" w:w="1605"/>
             <w:vAlign w:val="center"/>
           </w:tcPr>
           <w:p>
             <w:pPr>
-              <w:spacing w:after="0" w:line="264" w:lineRule="auto"/>
+              <w:spacing w:line="252" w:lineRule="auto"/>
             </w:pPr>
             <w:r/>
             <w:r>
               <w:rPr>
-                <w:rFonts w:ascii="仿宋_GB2312" w:hAnsi="仿宋_GB2312" w:eastAsia="仿宋_GB2312" w:cs="仿宋_GB2312"/>
+                <w:rFonts w:ascii="Noto Sans CJK SC" w:hAnsi="Noto Sans CJK SC" w:eastAsia="Noto Sans CJK SC" w:cs="Noto Sans CJK SC"/>
                 <w:b w:val="0"/>
                 <w:sz w:val="16"/>
               </w:rPr>
-              <w:t>发展指数、需求优先级、推荐栋数、候选点排序、新建前后改善</w:t>
+              <w:t>发展指数、需求优先级、推荐栋数、候选点、新建前后改善</w:t>
             </w:r>
           </w:p>
         </w:tc>
         <w:tc>
           <w:tcPr>
-            <w:tcW w:type="dxa" w:w="1568"/>
+            <w:tcW w:type="dxa" w:w="1605"/>
             <w:vAlign w:val="center"/>
           </w:tcPr>
           <w:p>
             <w:pPr>
-              <w:spacing w:after="0" w:line="264" w:lineRule="auto"/>
+              <w:spacing w:line="252" w:lineRule="auto"/>
             </w:pPr>
             <w:r/>
             <w:r>
               <w:rPr>
-                <w:rFonts w:ascii="仿宋_GB2312" w:hAnsi="仿宋_GB2312" w:eastAsia="仿宋_GB2312" w:cs="仿宋_GB2312"/>
+                <w:rFonts w:ascii="Noto Sans CJK SC" w:hAnsi="Noto Sans CJK SC" w:eastAsia="Noto Sans CJK SC" w:cs="Noto Sans CJK SC"/>
                 <w:b w:val="0"/>
                 <w:sz w:val="16"/>
               </w:rPr>
@@ -2245,37 +2182,33 @@
     <w:tbl>
       <w:tblPr>
         <w:tblW w:type="auto" w:w="0"/>
-        <w:jc w:val="center"/>
         <w:tblLook w:firstColumn="1" w:firstRow="1" w:lastColumn="0" w:lastRow="0" w:noHBand="0" w:noVBand="1" w:val="04A0"/>
       </w:tblPr>
       <w:tblGrid>
-        <w:gridCol w:w="9406"/>
+        <w:gridCol w:w="9632"/>
       </w:tblGrid>
       <w:tr>
         <w:tc>
           <w:tcPr>
-            <w:tcW w:type="dxa" w:w="9406"/>
+            <w:tcW w:type="dxa" w:w="9632"/>
             <w:shd w:fill="FFF2CC"/>
           </w:tcPr>
           <w:p>
-            <w:pPr>
-              <w:spacing w:after="0"/>
-              <w:ind w:left="85" w:right="85"/>
-            </w:pPr>
+            <w:r/>
             <w:r>
               <w:rPr>
                 <w:rFonts w:ascii="黑体" w:hAnsi="黑体" w:eastAsia="黑体" w:cs="黑体"/>
                 <w:b/>
                 <w:sz w:val="22"/>
               </w:rPr>
-              <w:t xml:space="preserve">最重要的差异化： </w:t>
+              <w:t xml:space="preserve">最大差异化： </w:t>
             </w:r>
             <w:r>
               <w:rPr>
                 <w:rFonts w:ascii="楷体_GB2312" w:hAnsi="楷体_GB2312" w:eastAsia="楷体_GB2312" w:cs="楷体_GB2312"/>
                 <w:sz w:val="22"/>
               </w:rPr>
-              <w:t>两个模型不是各算各的。健康结果进入“有效烤能”，再进入村级发展导引和沙盘。因此项目形成“先调剂→再修复→仍有结构性缺口才新建”的资源配置顺序。</w:t>
+              <w:t>健康模型结果进入“有效烤能”，再进入村级发展导引与新建沙盘，形成“先调剂、再修复、仍有结构性缺口才新建”的投入顺序。这个“存量体检→有效烤能→增量推演→执行反馈”链条，比单独做一个健康分或选址评分更完整。</w:t>
             </w:r>
           </w:p>
         </w:tc>
@@ -2283,16 +2216,16 @@
     </w:tbl>
     <w:p>
       <w:pPr>
-        <w:spacing w:after="0"/>
-      </w:pPr>
-    </w:p>
-    <w:p>
-      <w:pPr>
         <w:pStyle w:val="Heading1"/>
-        <w:spacing w:before="180" w:after="80"/>
+        <w:spacing w:before="160" w:after="80"/>
       </w:pPr>
       <w:r>
-        <w:t>六、数据口径为什么这样改</w:t>
+        <w:rPr>
+          <w:rFonts w:ascii="黑体" w:hAnsi="黑体" w:eastAsia="黑体" w:cs="黑体"/>
+          <w:b/>
+          <w:sz w:val="36"/>
+        </w:rPr>
+        <w:t>六、数据口径冲突怎么处理</w:t>
       </w:r>
     </w:p>
     <w:tbl>
@@ -2303,71 +2236,71 @@
         <w:tblLook w:firstColumn="1" w:firstRow="1" w:lastColumn="0" w:lastRow="0" w:noHBand="0" w:noVBand="1" w:val="04A0"/>
       </w:tblPr>
       <w:tblGrid>
-        <w:gridCol w:w="3135"/>
-        <w:gridCol w:w="3135"/>
-        <w:gridCol w:w="3135"/>
+        <w:gridCol w:w="3211"/>
+        <w:gridCol w:w="3211"/>
+        <w:gridCol w:w="3211"/>
       </w:tblGrid>
       <w:tr>
         <w:tc>
           <w:tcPr>
-            <w:tcW w:type="dxa" w:w="3135"/>
+            <w:tcW w:type="dxa" w:w="3211"/>
             <w:vAlign w:val="center"/>
             <w:shd w:fill="D9E2F3"/>
           </w:tcPr>
           <w:p>
             <w:pPr>
-              <w:spacing w:after="0" w:line="264" w:lineRule="auto"/>
+              <w:spacing w:line="252" w:lineRule="auto"/>
             </w:pPr>
             <w:r/>
             <w:r>
               <w:rPr>
-                <w:rFonts w:ascii="黑体" w:hAnsi="黑体" w:eastAsia="黑体" w:cs="黑体"/>
+                <w:rFonts w:ascii="Noto Sans CJK SC" w:hAnsi="Noto Sans CJK SC" w:eastAsia="Noto Sans CJK SC" w:cs="Noto Sans CJK SC"/>
                 <w:b/>
                 <w:sz w:val="18"/>
               </w:rPr>
-              <w:t>存在的旧/新口径</w:t>
+              <w:t>旧/新口径</w:t>
             </w:r>
           </w:p>
         </w:tc>
         <w:tc>
           <w:tcPr>
-            <w:tcW w:type="dxa" w:w="3135"/>
+            <w:tcW w:type="dxa" w:w="3211"/>
             <w:vAlign w:val="center"/>
             <w:shd w:fill="D9E2F3"/>
           </w:tcPr>
           <w:p>
             <w:pPr>
-              <w:spacing w:after="0" w:line="264" w:lineRule="auto"/>
+              <w:spacing w:line="252" w:lineRule="auto"/>
             </w:pPr>
             <w:r/>
             <w:r>
               <w:rPr>
-                <w:rFonts w:ascii="黑体" w:hAnsi="黑体" w:eastAsia="黑体" w:cs="黑体"/>
+                <w:rFonts w:ascii="Noto Sans CJK SC" w:hAnsi="Noto Sans CJK SC" w:eastAsia="Noto Sans CJK SC" w:cs="Noto Sans CJK SC"/>
                 <w:b/>
                 <w:sz w:val="18"/>
               </w:rPr>
-              <w:t>核对结论</w:t>
+              <w:t>复核结果</w:t>
             </w:r>
           </w:p>
         </w:tc>
         <w:tc>
           <w:tcPr>
-            <w:tcW w:type="dxa" w:w="3135"/>
+            <w:tcW w:type="dxa" w:w="3211"/>
             <w:vAlign w:val="center"/>
             <w:shd w:fill="D9E2F3"/>
           </w:tcPr>
           <w:p>
             <w:pPr>
-              <w:spacing w:after="0" w:line="264" w:lineRule="auto"/>
+              <w:spacing w:line="252" w:lineRule="auto"/>
             </w:pPr>
             <w:r/>
             <w:r>
               <w:rPr>
-                <w:rFonts w:ascii="黑体" w:hAnsi="黑体" w:eastAsia="黑体" w:cs="黑体"/>
+                <w:rFonts w:ascii="Noto Sans CJK SC" w:hAnsi="Noto Sans CJK SC" w:eastAsia="Noto Sans CJK SC" w:cs="Noto Sans CJK SC"/>
                 <w:b/>
                 <w:sz w:val="18"/>
               </w:rPr>
-              <w:t>本稿采用方式</w:t>
+              <w:t>主稿处理</w:t>
             </w:r>
           </w:p>
         </w:tc>
@@ -2375,17 +2308,17 @@
       <w:tr>
         <w:tc>
           <w:tcPr>
-            <w:tcW w:type="dxa" w:w="3135"/>
+            <w:tcW w:type="dxa" w:w="3211"/>
             <w:vAlign w:val="center"/>
           </w:tcPr>
           <w:p>
             <w:pPr>
-              <w:spacing w:after="0" w:line="264" w:lineRule="auto"/>
+              <w:spacing w:line="252" w:lineRule="auto"/>
             </w:pPr>
             <w:r/>
             <w:r>
               <w:rPr>
-                <w:rFonts w:ascii="仿宋_GB2312" w:hAnsi="仿宋_GB2312" w:eastAsia="仿宋_GB2312" w:cs="仿宋_GB2312"/>
+                <w:rFonts w:ascii="Noto Sans CJK SC" w:hAnsi="Noto Sans CJK SC" w:eastAsia="Noto Sans CJK SC" w:cs="Noto Sans CJK SC"/>
                 <w:b w:val="0"/>
                 <w:sz w:val="18"/>
               </w:rPr>
@@ -2395,17 +2328,17 @@
         </w:tc>
         <w:tc>
           <w:tcPr>
-            <w:tcW w:type="dxa" w:w="3135"/>
+            <w:tcW w:type="dxa" w:w="3211"/>
             <w:vAlign w:val="center"/>
           </w:tcPr>
           <w:p>
             <w:pPr>
-              <w:spacing w:after="0" w:line="264" w:lineRule="auto"/>
+              <w:spacing w:line="252" w:lineRule="auto"/>
             </w:pPr>
             <w:r/>
             <w:r>
               <w:rPr>
-                <w:rFonts w:ascii="仿宋_GB2312" w:hAnsi="仿宋_GB2312" w:eastAsia="仿宋_GB2312" w:cs="仿宋_GB2312"/>
+                <w:rFonts w:ascii="Noto Sans CJK SC" w:hAnsi="Noto Sans CJK SC" w:eastAsia="Noto Sans CJK SC" w:cs="Noto Sans CJK SC"/>
                 <w:b w:val="0"/>
                 <w:sz w:val="18"/>
               </w:rPr>
@@ -2415,17 +2348,17 @@
         </w:tc>
         <w:tc>
           <w:tcPr>
-            <w:tcW w:type="dxa" w:w="3135"/>
+            <w:tcW w:type="dxa" w:w="3211"/>
             <w:vAlign w:val="center"/>
           </w:tcPr>
           <w:p>
             <w:pPr>
-              <w:spacing w:after="0" w:line="264" w:lineRule="auto"/>
+              <w:spacing w:line="252" w:lineRule="auto"/>
             </w:pPr>
             <w:r/>
             <w:r>
               <w:rPr>
-                <w:rFonts w:ascii="仿宋_GB2312" w:hAnsi="仿宋_GB2312" w:eastAsia="仿宋_GB2312" w:cs="仿宋_GB2312"/>
+                <w:rFonts w:ascii="Noto Sans CJK SC" w:hAnsi="Noto Sans CJK SC" w:eastAsia="Noto Sans CJK SC" w:cs="Noto Sans CJK SC"/>
                 <w:b w:val="0"/>
                 <w:sz w:val="18"/>
               </w:rPr>
@@ -2437,17 +2370,17 @@
       <w:tr>
         <w:tc>
           <w:tcPr>
-            <w:tcW w:type="dxa" w:w="3135"/>
+            <w:tcW w:type="dxa" w:w="3211"/>
             <w:vAlign w:val="center"/>
           </w:tcPr>
           <w:p>
             <w:pPr>
-              <w:spacing w:after="0" w:line="264" w:lineRule="auto"/>
+              <w:spacing w:line="252" w:lineRule="auto"/>
             </w:pPr>
             <w:r/>
             <w:r>
               <w:rPr>
-                <w:rFonts w:ascii="仿宋_GB2312" w:hAnsi="仿宋_GB2312" w:eastAsia="仿宋_GB2312" w:cs="仿宋_GB2312"/>
+                <w:rFonts w:ascii="Noto Sans CJK SC" w:hAnsi="Noto Sans CJK SC" w:eastAsia="Noto Sans CJK SC" w:cs="Noto Sans CJK SC"/>
                 <w:b w:val="0"/>
                 <w:sz w:val="18"/>
               </w:rPr>
@@ -2457,41 +2390,41 @@
         </w:tc>
         <w:tc>
           <w:tcPr>
-            <w:tcW w:type="dxa" w:w="3135"/>
+            <w:tcW w:type="dxa" w:w="3211"/>
             <w:vAlign w:val="center"/>
           </w:tcPr>
           <w:p>
             <w:pPr>
-              <w:spacing w:after="0" w:line="264" w:lineRule="auto"/>
+              <w:spacing w:line="252" w:lineRule="auto"/>
             </w:pPr>
             <w:r/>
             <w:r>
               <w:rPr>
-                <w:rFonts w:ascii="仿宋_GB2312" w:hAnsi="仿宋_GB2312" w:eastAsia="仿宋_GB2312" w:cs="仿宋_GB2312"/>
+                <w:rFonts w:ascii="Noto Sans CJK SC" w:hAnsi="Noto Sans CJK SC" w:eastAsia="Noto Sans CJK SC" w:cs="Noto Sans CJK SC"/>
                 <w:b w:val="0"/>
                 <w:sz w:val="18"/>
               </w:rPr>
-              <w:t>早期采集方案出现18类采集项；9月10日官方模型口径明确12个关键部件</w:t>
+              <w:t>早期采集方案出现18类；9月10日官方模型口径明确12关键部件</w:t>
             </w:r>
           </w:p>
         </w:tc>
         <w:tc>
           <w:tcPr>
-            <w:tcW w:type="dxa" w:w="3135"/>
+            <w:tcW w:type="dxa" w:w="3211"/>
             <w:vAlign w:val="center"/>
           </w:tcPr>
           <w:p>
             <w:pPr>
-              <w:spacing w:after="0" w:line="264" w:lineRule="auto"/>
+              <w:spacing w:line="252" w:lineRule="auto"/>
             </w:pPr>
             <w:r/>
             <w:r>
               <w:rPr>
-                <w:rFonts w:ascii="仿宋_GB2312" w:hAnsi="仿宋_GB2312" w:eastAsia="仿宋_GB2312" w:cs="仿宋_GB2312"/>
+                <w:rFonts w:ascii="Noto Sans CJK SC" w:hAnsi="Noto Sans CJK SC" w:eastAsia="Noto Sans CJK SC" w:cs="Noto Sans CJK SC"/>
                 <w:b w:val="0"/>
                 <w:sz w:val="18"/>
               </w:rPr>
-              <w:t>主稿说“4大部位、12个关键部件”；需要讲采集表时再说明更细字段</w:t>
+              <w:t>主稿说档案覆盖多类部件，模型重点抓12关键部件</w:t>
             </w:r>
           </w:p>
         </w:tc>
@@ -2499,61 +2432,61 @@
       <w:tr>
         <w:tc>
           <w:tcPr>
-            <w:tcW w:type="dxa" w:w="3135"/>
+            <w:tcW w:type="dxa" w:w="3211"/>
             <w:vAlign w:val="center"/>
           </w:tcPr>
           <w:p>
             <w:pPr>
-              <w:spacing w:after="0" w:line="264" w:lineRule="auto"/>
+              <w:spacing w:line="252" w:lineRule="auto"/>
             </w:pPr>
             <w:r/>
             <w:r>
               <w:rPr>
-                <w:rFonts w:ascii="仿宋_GB2312" w:hAnsi="仿宋_GB2312" w:eastAsia="仿宋_GB2312" w:cs="仿宋_GB2312"/>
+                <w:rFonts w:ascii="Noto Sans CJK SC" w:hAnsi="Noto Sans CJK SC" w:eastAsia="Noto Sans CJK SC" w:cs="Noto Sans CJK SC"/>
                 <w:b w:val="0"/>
                 <w:sz w:val="18"/>
               </w:rPr>
-              <w:t>210栋/340余栋低健康</w:t>
+              <w:t>210栋/340多栋低健康</w:t>
             </w:r>
           </w:p>
         </w:tc>
         <w:tc>
           <w:tcPr>
-            <w:tcW w:type="dxa" w:w="3135"/>
+            <w:tcW w:type="dxa" w:w="3211"/>
             <w:vAlign w:val="center"/>
           </w:tcPr>
           <w:p>
             <w:pPr>
-              <w:spacing w:after="0" w:line="264" w:lineRule="auto"/>
+              <w:spacing w:line="252" w:lineRule="auto"/>
             </w:pPr>
             <w:r/>
             <w:r>
               <w:rPr>
-                <w:rFonts w:ascii="仿宋_GB2312" w:hAnsi="仿宋_GB2312" w:eastAsia="仿宋_GB2312" w:cs="仿宋_GB2312"/>
+                <w:rFonts w:ascii="Noto Sans CJK SC" w:hAnsi="Noto Sans CJK SC" w:eastAsia="Noto Sans CJK SC" w:cs="Noto Sans CJK SC"/>
                 <w:b w:val="0"/>
                 <w:sz w:val="18"/>
               </w:rPr>
-              <w:t>9月9日材料有210栋待修；9月10日官方报告为2442栋中60分以下340多栋</w:t>
+              <w:t>9月9日材料有210；9月10日官方报告写低于60分340多栋</w:t>
             </w:r>
           </w:p>
         </w:tc>
         <w:tc>
           <w:tcPr>
-            <w:tcW w:type="dxa" w:w="3135"/>
+            <w:tcW w:type="dxa" w:w="3211"/>
             <w:vAlign w:val="center"/>
           </w:tcPr>
           <w:p>
             <w:pPr>
-              <w:spacing w:after="0" w:line="264" w:lineRule="auto"/>
+              <w:spacing w:line="252" w:lineRule="auto"/>
             </w:pPr>
             <w:r/>
             <w:r>
               <w:rPr>
-                <w:rFonts w:ascii="仿宋_GB2312" w:hAnsi="仿宋_GB2312" w:eastAsia="仿宋_GB2312" w:cs="仿宋_GB2312"/>
+                <w:rFonts w:ascii="Noto Sans CJK SC" w:hAnsi="Noto Sans CJK SC" w:eastAsia="Noto Sans CJK SC" w:cs="Noto Sans CJK SC"/>
                 <w:b w:val="0"/>
                 <w:sz w:val="18"/>
               </w:rPr>
-              <w:t>主稿用340余栋佌为最新低健康池；150栋作为2026年已完成靶向修复</w:t>
+              <w:t>主稿用340多栋；150栋靶向修复仅在最终确认后加入</w:t>
             </w:r>
           </w:p>
         </w:tc>
@@ -2561,17 +2494,17 @@
       <w:tr>
         <w:tc>
           <w:tcPr>
-            <w:tcW w:type="dxa" w:w="3135"/>
+            <w:tcW w:type="dxa" w:w="3211"/>
             <w:vAlign w:val="center"/>
           </w:tcPr>
           <w:p>
             <w:pPr>
-              <w:spacing w:after="0" w:line="264" w:lineRule="auto"/>
+              <w:spacing w:line="252" w:lineRule="auto"/>
             </w:pPr>
             <w:r/>
             <w:r>
               <w:rPr>
-                <w:rFonts w:ascii="仿宋_GB2312" w:hAnsi="仿宋_GB2312" w:eastAsia="仿宋_GB2312" w:cs="仿宋_GB2312"/>
+                <w:rFonts w:ascii="Noto Sans CJK SC" w:hAnsi="Noto Sans CJK SC" w:eastAsia="Noto Sans CJK SC" w:cs="Noto Sans CJK SC"/>
                 <w:b w:val="0"/>
                 <w:sz w:val="18"/>
               </w:rPr>
@@ -2581,41 +2514,41 @@
         </w:tc>
         <w:tc>
           <w:tcPr>
-            <w:tcW w:type="dxa" w:w="3135"/>
+            <w:tcW w:type="dxa" w:w="3211"/>
             <w:vAlign w:val="center"/>
           </w:tcPr>
           <w:p>
             <w:pPr>
-              <w:spacing w:after="0" w:line="264" w:lineRule="auto"/>
+              <w:spacing w:line="252" w:lineRule="auto"/>
             </w:pPr>
             <w:r/>
             <w:r>
               <w:rPr>
-                <w:rFonts w:ascii="仿宋_GB2312" w:hAnsi="仿宋_GB2312" w:eastAsia="仿宋_GB2312" w:cs="仿宋_GB2312"/>
+                <w:rFonts w:ascii="Noto Sans CJK SC" w:hAnsi="Noto Sans CJK SC" w:eastAsia="Noto Sans CJK SC" w:cs="Noto Sans CJK SC"/>
                 <w:b w:val="0"/>
                 <w:sz w:val="18"/>
               </w:rPr>
-              <w:t>0.38小时是16条工单平均“响应时间”；磨坪雷击不到3小时是完整抢修时长</w:t>
+              <w:t>0.38小时是16工单平均响应；3小时是磨坪雷击从报修到完成抢修</w:t>
             </w:r>
           </w:p>
         </w:tc>
         <w:tc>
           <w:tcPr>
-            <w:tcW w:type="dxa" w:w="3135"/>
+            <w:tcW w:type="dxa" w:w="3211"/>
             <w:vAlign w:val="center"/>
           </w:tcPr>
           <w:p>
             <w:pPr>
-              <w:spacing w:after="0" w:line="264" w:lineRule="auto"/>
+              <w:spacing w:line="252" w:lineRule="auto"/>
             </w:pPr>
             <w:r/>
             <w:r>
               <w:rPr>
-                <w:rFonts w:ascii="仿宋_GB2312" w:hAnsi="仿宋_GB2312" w:eastAsia="仿宋_GB2312" w:cs="仿宋_GB2312"/>
+                <w:rFonts w:ascii="Noto Sans CJK SC" w:hAnsi="Noto Sans CJK SC" w:eastAsia="Noto Sans CJK SC" w:cs="Noto Sans CJK SC"/>
                 <w:b w:val="0"/>
                 <w:sz w:val="18"/>
               </w:rPr>
-              <w:t>两者可以同时讲，但必须区分“响应”和“完成抢修”</w:t>
+              <w:t>两者都可讲，但必须区分响应和完成</w:t>
             </w:r>
           </w:p>
         </w:tc>
@@ -2623,17 +2556,17 @@
       <w:tr>
         <w:tc>
           <w:tcPr>
-            <w:tcW w:type="dxa" w:w="3135"/>
+            <w:tcW w:type="dxa" w:w="3211"/>
             <w:vAlign w:val="center"/>
           </w:tcPr>
           <w:p>
             <w:pPr>
-              <w:spacing w:after="0" w:line="264" w:lineRule="auto"/>
+              <w:spacing w:line="252" w:lineRule="auto"/>
             </w:pPr>
             <w:r/>
             <w:r>
               <w:rPr>
-                <w:rFonts w:ascii="仿宋_GB2312" w:hAnsi="仿宋_GB2312" w:eastAsia="仿宋_GB2312" w:cs="仿宋_GB2312"/>
+                <w:rFonts w:ascii="Noto Sans CJK SC" w:hAnsi="Noto Sans CJK SC" w:eastAsia="Noto Sans CJK SC" w:cs="Noto Sans CJK SC"/>
                 <w:b w:val="0"/>
                 <w:sz w:val="18"/>
               </w:rPr>
@@ -2643,41 +2576,41 @@
         </w:tc>
         <w:tc>
           <w:tcPr>
-            <w:tcW w:type="dxa" w:w="3135"/>
+            <w:tcW w:type="dxa" w:w="3211"/>
             <w:vAlign w:val="center"/>
           </w:tcPr>
           <w:p>
             <w:pPr>
-              <w:spacing w:after="0" w:line="264" w:lineRule="auto"/>
+              <w:spacing w:line="252" w:lineRule="auto"/>
             </w:pPr>
             <w:r/>
             <w:r>
               <w:rPr>
-                <w:rFonts w:ascii="仿宋_GB2312" w:hAnsi="仿宋_GB2312" w:eastAsia="仿宋_GB2312" w:cs="仿宋_GB2312"/>
+                <w:rFonts w:ascii="Noto Sans CJK SC" w:hAnsi="Noto Sans CJK SC" w:eastAsia="Noto Sans CJK SC" w:cs="Noto Sans CJK SC"/>
                 <w:b w:val="0"/>
                 <w:sz w:val="18"/>
               </w:rPr>
-              <w:t>9月9日/部分方案中有；9月10日官方核心算法清单未列为主方法</w:t>
+              <w:t>升级材料出现；9月10日官方核心算法未将其列为主方法</w:t>
             </w:r>
           </w:p>
         </w:tc>
         <w:tc>
           <w:tcPr>
-            <w:tcW w:type="dxa" w:w="3135"/>
+            <w:tcW w:type="dxa" w:w="3211"/>
             <w:vAlign w:val="center"/>
           </w:tcPr>
           <w:p>
             <w:pPr>
-              <w:spacing w:after="0" w:line="264" w:lineRule="auto"/>
+              <w:spacing w:line="252" w:lineRule="auto"/>
             </w:pPr>
             <w:r/>
             <w:r>
               <w:rPr>
-                <w:rFonts w:ascii="仿宋_GB2312" w:hAnsi="仿宋_GB2312" w:eastAsia="仿宋_GB2312" w:cs="仿宋_GB2312"/>
+                <w:rFonts w:ascii="Noto Sans CJK SC" w:hAnsi="Noto Sans CJK SC" w:eastAsia="Noto Sans CJK SC" w:cs="Noto Sans CJK SC"/>
                 <w:b w:val="0"/>
                 <w:sz w:val="18"/>
               </w:rPr>
-              <w:t>从8分钟主稿移出，答辩时可作为扩展横向对标方法</w:t>
+              <w:t>主稿不抢篇幅，可答辩补充</w:t>
             </w:r>
           </w:p>
         </w:tc>
@@ -2685,17 +2618,17 @@
       <w:tr>
         <w:tc>
           <w:tcPr>
-            <w:tcW w:type="dxa" w:w="3135"/>
+            <w:tcW w:type="dxa" w:w="3211"/>
             <w:vAlign w:val="center"/>
           </w:tcPr>
           <w:p>
             <w:pPr>
-              <w:spacing w:after="0" w:line="264" w:lineRule="auto"/>
+              <w:spacing w:line="252" w:lineRule="auto"/>
             </w:pPr>
             <w:r/>
             <w:r>
               <w:rPr>
-                <w:rFonts w:ascii="仿宋_GB2312" w:hAnsi="仿宋_GB2312" w:eastAsia="仿宋_GB2312" w:cs="仿宋_GB2312"/>
+                <w:rFonts w:ascii="Noto Sans CJK SC" w:hAnsi="Noto Sans CJK SC" w:eastAsia="Noto Sans CJK SC" w:cs="Noto Sans CJK SC"/>
                 <w:b w:val="0"/>
                 <w:sz w:val="18"/>
               </w:rPr>
@@ -2705,41 +2638,41 @@
         </w:tc>
         <w:tc>
           <w:tcPr>
-            <w:tcW w:type="dxa" w:w="3135"/>
+            <w:tcW w:type="dxa" w:w="3211"/>
             <w:vAlign w:val="center"/>
           </w:tcPr>
           <w:p>
             <w:pPr>
-              <w:spacing w:after="0" w:line="264" w:lineRule="auto"/>
+              <w:spacing w:line="252" w:lineRule="auto"/>
             </w:pPr>
             <w:r/>
             <w:r>
               <w:rPr>
-                <w:rFonts w:ascii="仿宋_GB2312" w:hAnsi="仿宋_GB2312" w:eastAsia="仿宋_GB2312" w:cs="仿宋_GB2312"/>
+                <w:rFonts w:ascii="Noto Sans CJK SC" w:hAnsi="Noto Sans CJK SC" w:eastAsia="Noto Sans CJK SC" w:cs="Noto Sans CJK SC"/>
                 <w:b w:val="0"/>
                 <w:sz w:val="18"/>
               </w:rPr>
-              <w:t>技术说明书真实存在Vanna+Dify+DeepSeek等智能查询能力</w:t>
+              <w:t>技术说明书确有Vanna+Dify+DeepSeek等查询能力</w:t>
             </w:r>
           </w:p>
         </w:tc>
         <w:tc>
           <w:tcPr>
-            <w:tcW w:type="dxa" w:w="3135"/>
+            <w:tcW w:type="dxa" w:w="3211"/>
             <w:vAlign w:val="center"/>
           </w:tcPr>
           <w:p>
             <w:pPr>
-              <w:spacing w:after="0" w:line="264" w:lineRule="auto"/>
+              <w:spacing w:line="252" w:lineRule="auto"/>
             </w:pPr>
             <w:r/>
             <w:r>
               <w:rPr>
-                <w:rFonts w:ascii="仿宋_GB2312" w:hAnsi="仿宋_GB2312" w:eastAsia="仿宋_GB2312" w:cs="仿宋_GB2312"/>
+                <w:rFonts w:ascii="Noto Sans CJK SC" w:hAnsi="Noto Sans CJK SC" w:eastAsia="Noto Sans CJK SC" w:cs="Noto Sans CJK SC"/>
                 <w:b w:val="0"/>
                 <w:sz w:val="18"/>
               </w:rPr>
-              <w:t>作为辅助能力放PPT角标/答辩，不抢“双模型”主线</w:t>
+              <w:t>作为辅助放PPT/答辩，不与双模竞争</w:t>
             </w:r>
           </w:p>
         </w:tc>
@@ -2748,10 +2681,15 @@
     <w:p>
       <w:pPr>
         <w:pStyle w:val="Heading1"/>
-        <w:spacing w:before="180" w:after="80"/>
+        <w:spacing w:before="160" w:after="80"/>
       </w:pPr>
       <w:r>
-        <w:t>七、逐段写法：每一部分为什么这样写</w:t>
+        <w:rPr>
+          <w:rFonts w:ascii="黑体" w:hAnsi="黑体" w:eastAsia="黑体" w:cs="黑体"/>
+          <w:b/>
+          <w:sz w:val="36"/>
+        </w:rPr>
+        <w:t>七、PPT与35秒视频应该怎么配</w:t>
       </w:r>
     </w:p>
     <w:tbl>
@@ -2762,670 +2700,25 @@
         <w:tblLook w:firstColumn="1" w:firstRow="1" w:lastColumn="0" w:lastRow="0" w:noHBand="0" w:noVBand="1" w:val="04A0"/>
       </w:tblPr>
       <w:tblGrid>
-        <w:gridCol w:w="3135"/>
-        <w:gridCol w:w="3135"/>
-        <w:gridCol w:w="3135"/>
+        <w:gridCol w:w="3211"/>
+        <w:gridCol w:w="3211"/>
+        <w:gridCol w:w="3211"/>
       </w:tblGrid>
       <w:tr>
         <w:tc>
           <w:tcPr>
-            <w:tcW w:type="dxa" w:w="3135"/>
+            <w:tcW w:type="dxa" w:w="3211"/>
             <w:vAlign w:val="center"/>
             <w:shd w:fill="D9E2F3"/>
           </w:tcPr>
           <w:p>
             <w:pPr>
-              <w:spacing w:after="0" w:line="264" w:lineRule="auto"/>
+              <w:spacing w:line="252" w:lineRule="auto"/>
             </w:pPr>
             <w:r/>
             <w:r>
               <w:rPr>
-                <w:rFonts w:ascii="黑体" w:hAnsi="黑体" w:eastAsia="黑体" w:cs="黑体"/>
-                <w:b/>
-                <w:sz w:val="18"/>
-              </w:rPr>
-              <w:t>段落</w:t>
-            </w:r>
-          </w:p>
-        </w:tc>
-        <w:tc>
-          <w:tcPr>
-            <w:tcW w:type="dxa" w:w="3135"/>
-            <w:vAlign w:val="center"/>
-            <w:shd w:fill="D9E2F3"/>
-          </w:tcPr>
-          <w:p>
-            <w:pPr>
-              <w:spacing w:after="0" w:line="264" w:lineRule="auto"/>
-            </w:pPr>
-            <w:r/>
-            <w:r>
-              <w:rPr>
-                <w:rFonts w:ascii="黑体" w:hAnsi="黑体" w:eastAsia="黑体" w:cs="黑体"/>
-                <w:b/>
-                <w:sz w:val="18"/>
-              </w:rPr>
-              <w:t>新版写法</w:t>
-            </w:r>
-          </w:p>
-        </w:tc>
-        <w:tc>
-          <w:tcPr>
-            <w:tcW w:type="dxa" w:w="3135"/>
-            <w:vAlign w:val="center"/>
-            <w:shd w:fill="D9E2F3"/>
-          </w:tcPr>
-          <w:p>
-            <w:pPr>
-              <w:spacing w:after="0" w:line="264" w:lineRule="auto"/>
-            </w:pPr>
-            <w:r/>
-            <w:r>
-              <w:rPr>
-                <w:rFonts w:ascii="黑体" w:hAnsi="黑体" w:eastAsia="黑体" w:cs="黑体"/>
-                <w:b/>
-                <w:sz w:val="18"/>
-              </w:rPr>
-              <w:t>为什么</w:t>
-            </w:r>
-          </w:p>
-        </w:tc>
-      </w:tr>
-      <w:tr>
-        <w:tc>
-          <w:tcPr>
-            <w:tcW w:type="dxa" w:w="3135"/>
-            <w:vAlign w:val="center"/>
-          </w:tcPr>
-          <w:p>
-            <w:pPr>
-              <w:spacing w:after="0" w:line="264" w:lineRule="auto"/>
-            </w:pPr>
-            <w:r/>
-            <w:r>
-              <w:rPr>
-                <w:rFonts w:ascii="仿宋_GB2312" w:hAnsi="仿宋_GB2312" w:eastAsia="仿宋_GB2312" w:cs="仿宋_GB2312"/>
-                <w:b w:val="0"/>
-                <w:sz w:val="18"/>
-              </w:rPr>
-              <w:t>开场身份+三问</w:t>
-            </w:r>
-          </w:p>
-        </w:tc>
-        <w:tc>
-          <w:tcPr>
-            <w:tcW w:type="dxa" w:w="3135"/>
-            <w:vAlign w:val="center"/>
-          </w:tcPr>
-          <w:p>
-            <w:pPr>
-              <w:spacing w:after="0" w:line="264" w:lineRule="auto"/>
-            </w:pPr>
-            <w:r/>
-            <w:r>
-              <w:rPr>
-                <w:rFonts w:ascii="仿宋_GB2312" w:hAnsi="仿宋_GB2312" w:eastAsia="仿宋_GB2312" w:cs="仿宋_GB2312"/>
-                <w:b w:val="0"/>
-                <w:sz w:val="18"/>
-              </w:rPr>
-              <w:t>先介绍A；B定位“烤房管家”，连续问没房、故障、修还是建</w:t>
-            </w:r>
-          </w:p>
-        </w:tc>
-        <w:tc>
-          <w:tcPr>
-            <w:tcW w:type="dxa" w:w="3135"/>
-            <w:vAlign w:val="center"/>
-          </w:tcPr>
-          <w:p>
-            <w:pPr>
-              <w:spacing w:after="0" w:line="264" w:lineRule="auto"/>
-            </w:pPr>
-            <w:r/>
-            <w:r>
-              <w:rPr>
-                <w:rFonts w:ascii="仿宋_GB2312" w:hAnsi="仿宋_GB2312" w:eastAsia="仿宋_GB2312" w:cs="仿宋_GB2312"/>
-                <w:b w:val="0"/>
-                <w:sz w:val="18"/>
-              </w:rPr>
-              <w:t>学1.txt/2.txt/6.txt：先有人、再有场景；让B角色有存在必要。</w:t>
-            </w:r>
-          </w:p>
-        </w:tc>
-      </w:tr>
-      <w:tr>
-        <w:tc>
-          <w:tcPr>
-            <w:tcW w:type="dxa" w:w="3135"/>
-            <w:vAlign w:val="center"/>
-          </w:tcPr>
-          <w:p>
-            <w:pPr>
-              <w:spacing w:after="0" w:line="264" w:lineRule="auto"/>
-            </w:pPr>
-            <w:r/>
-            <w:r>
-              <w:rPr>
-                <w:rFonts w:ascii="仿宋_GB2312" w:hAnsi="仿宋_GB2312" w:eastAsia="仿宋_GB2312" w:cs="仿宋_GB2312"/>
-                <w:b w:val="0"/>
-                <w:sz w:val="18"/>
-              </w:rPr>
-              <w:t>三愁+三痛点+一个根因</w:t>
-            </w:r>
-          </w:p>
-        </w:tc>
-        <w:tc>
-          <w:tcPr>
-            <w:tcW w:type="dxa" w:w="3135"/>
-            <w:vAlign w:val="center"/>
-          </w:tcPr>
-          <w:p>
-            <w:pPr>
-              <w:spacing w:after="0" w:line="264" w:lineRule="auto"/>
-            </w:pPr>
-            <w:r/>
-            <w:r>
-              <w:rPr>
-                <w:rFonts w:ascii="仿宋_GB2312" w:hAnsi="仿宋_GB2312" w:eastAsia="仿宋_GB2312" w:cs="仿宋_GB2312"/>
-                <w:b w:val="0"/>
-                <w:sz w:val="18"/>
-              </w:rPr>
-              <w:t>先人物痛苦，再管理问题，再深层割裂</w:t>
-            </w:r>
-          </w:p>
-        </w:tc>
-        <w:tc>
-          <w:tcPr>
-            <w:tcW w:type="dxa" w:w="3135"/>
-            <w:vAlign w:val="center"/>
-          </w:tcPr>
-          <w:p>
-            <w:pPr>
-              <w:spacing w:after="0" w:line="264" w:lineRule="auto"/>
-            </w:pPr>
-            <w:r/>
-            <w:r>
-              <w:rPr>
-                <w:rFonts w:ascii="仿宋_GB2312" w:hAnsi="仿宋_GB2312" w:eastAsia="仿宋_GB2312" w:cs="仿宋_GB2312"/>
-                <w:b w:val="0"/>
-                <w:sz w:val="18"/>
-              </w:rPr>
-              <w:t>学3.txt：从企业痛点上升到共性瓶颈；评委才知道项目不是做一个小功能。</w:t>
-            </w:r>
-          </w:p>
-        </w:tc>
-      </w:tr>
-      <w:tr>
-        <w:tc>
-          <w:tcPr>
-            <w:tcW w:type="dxa" w:w="3135"/>
-            <w:vAlign w:val="center"/>
-          </w:tcPr>
-          <w:p>
-            <w:pPr>
-              <w:spacing w:after="0" w:line="264" w:lineRule="auto"/>
-            </w:pPr>
-            <w:r/>
-            <w:r>
-              <w:rPr>
-                <w:rFonts w:ascii="仿宋_GB2312" w:hAnsi="仿宋_GB2312" w:eastAsia="仿宋_GB2312" w:cs="仿宋_GB2312"/>
-                <w:b w:val="0"/>
-                <w:sz w:val="18"/>
-              </w:rPr>
-              <w:t>1234框架</w:t>
-            </w:r>
-          </w:p>
-        </w:tc>
-        <w:tc>
-          <w:tcPr>
-            <w:tcW w:type="dxa" w:w="3135"/>
-            <w:vAlign w:val="center"/>
-          </w:tcPr>
-          <w:p>
-            <w:pPr>
-              <w:spacing w:after="0" w:line="264" w:lineRule="auto"/>
-            </w:pPr>
-            <w:r/>
-            <w:r>
-              <w:rPr>
-                <w:rFonts w:ascii="仿宋_GB2312" w:hAnsi="仿宋_GB2312" w:eastAsia="仿宋_GB2312" w:cs="仿宋_GB2312"/>
-                <w:b w:val="0"/>
-                <w:sz w:val="18"/>
-              </w:rPr>
-              <w:t>一库、双模、三智、四队</w:t>
-            </w:r>
-          </w:p>
-        </w:tc>
-        <w:tc>
-          <w:tcPr>
-            <w:tcW w:type="dxa" w:w="3135"/>
-            <w:vAlign w:val="center"/>
-          </w:tcPr>
-          <w:p>
-            <w:pPr>
-              <w:spacing w:after="0" w:line="264" w:lineRule="auto"/>
-            </w:pPr>
-            <w:r/>
-            <w:r>
-              <w:rPr>
-                <w:rFonts w:ascii="仿宋_GB2312" w:hAnsi="仿宋_GB2312" w:eastAsia="仿宋_GB2312" w:cs="仿宋_GB2312"/>
-                <w:b w:val="0"/>
-                <w:sz w:val="18"/>
-              </w:rPr>
-              <w:t>学1.txt“131”、2.txt“RAPIDS”、7.txt“SELECT”；但不用生造英文，全部来自项目真实构成。</w:t>
-            </w:r>
-          </w:p>
-        </w:tc>
-      </w:tr>
-      <w:tr>
-        <w:tc>
-          <w:tcPr>
-            <w:tcW w:type="dxa" w:w="3135"/>
-            <w:vAlign w:val="center"/>
-          </w:tcPr>
-          <w:p>
-            <w:pPr>
-              <w:spacing w:after="0" w:line="264" w:lineRule="auto"/>
-            </w:pPr>
-            <w:r/>
-            <w:r>
-              <w:rPr>
-                <w:rFonts w:ascii="仿宋_GB2312" w:hAnsi="仿宋_GB2312" w:eastAsia="仿宋_GB2312" w:cs="仿宋_GB2312"/>
-                <w:b w:val="0"/>
-                <w:sz w:val="18"/>
-              </w:rPr>
-              <w:t>健康模型</w:t>
-            </w:r>
-          </w:p>
-        </w:tc>
-        <w:tc>
-          <w:tcPr>
-            <w:tcW w:type="dxa" w:w="3135"/>
-            <w:vAlign w:val="center"/>
-          </w:tcPr>
-          <w:p>
-            <w:pPr>
-              <w:spacing w:after="0" w:line="264" w:lineRule="auto"/>
-            </w:pPr>
-            <w:r/>
-            <w:r>
-              <w:rPr>
-                <w:rFonts w:ascii="仿宋_GB2312" w:hAnsi="仿宋_GB2312" w:eastAsia="仿宋_GB2312" w:cs="仿宋_GB2312"/>
-                <w:b w:val="0"/>
-                <w:sz w:val="18"/>
-              </w:rPr>
-              <w:t>先问“哪栋该修”，再讲输入、评分、寿命、输出</w:t>
-            </w:r>
-          </w:p>
-        </w:tc>
-        <w:tc>
-          <w:tcPr>
-            <w:tcW w:type="dxa" w:w="3135"/>
-            <w:vAlign w:val="center"/>
-          </w:tcPr>
-          <w:p>
-            <w:pPr>
-              <w:spacing w:after="0" w:line="264" w:lineRule="auto"/>
-            </w:pPr>
-            <w:r/>
-            <w:r>
-              <w:rPr>
-                <w:rFonts w:ascii="仿宋_GB2312" w:hAnsi="仿宋_GB2312" w:eastAsia="仿宋_GB2312" w:cs="仿宋_GB2312"/>
-                <w:b w:val="0"/>
-                <w:sz w:val="18"/>
-              </w:rPr>
-              <w:t>学1.txt“发现异常→诊断根因”；技术名词后立刻翻译成现场动作。</w:t>
-            </w:r>
-          </w:p>
-        </w:tc>
-      </w:tr>
-      <w:tr>
-        <w:tc>
-          <w:tcPr>
-            <w:tcW w:type="dxa" w:w="3135"/>
-            <w:vAlign w:val="center"/>
-          </w:tcPr>
-          <w:p>
-            <w:pPr>
-              <w:spacing w:after="0" w:line="264" w:lineRule="auto"/>
-            </w:pPr>
-            <w:r/>
-            <w:r>
-              <w:rPr>
-                <w:rFonts w:ascii="仿宋_GB2312" w:hAnsi="仿宋_GB2312" w:eastAsia="仿宋_GB2312" w:cs="仿宋_GB2312"/>
-                <w:b w:val="0"/>
-                <w:sz w:val="18"/>
-              </w:rPr>
-              <w:t>发展模型</w:t>
-            </w:r>
-          </w:p>
-        </w:tc>
-        <w:tc>
-          <w:tcPr>
-            <w:tcW w:type="dxa" w:w="3135"/>
-            <w:vAlign w:val="center"/>
-          </w:tcPr>
-          <w:p>
-            <w:pPr>
-              <w:spacing w:after="0" w:line="264" w:lineRule="auto"/>
-            </w:pPr>
-            <w:r/>
-            <w:r>
-              <w:rPr>
-                <w:rFonts w:ascii="仿宋_GB2312" w:hAnsi="仿宋_GB2312" w:eastAsia="仿宋_GB2312" w:cs="仿宋_GB2312"/>
-                <w:b w:val="0"/>
-                <w:sz w:val="18"/>
-              </w:rPr>
-              <w:t>先讲有效烤能，再权重，再候选点，再沙盘</w:t>
-            </w:r>
-          </w:p>
-        </w:tc>
-        <w:tc>
-          <w:tcPr>
-            <w:tcW w:type="dxa" w:w="3135"/>
-            <w:vAlign w:val="center"/>
-          </w:tcPr>
-          <w:p>
-            <w:pPr>
-              <w:spacing w:after="0" w:line="264" w:lineRule="auto"/>
-            </w:pPr>
-            <w:r/>
-            <w:r>
-              <w:rPr>
-                <w:rFonts w:ascii="仿宋_GB2312" w:hAnsi="仿宋_GB2312" w:eastAsia="仿宋_GB2312" w:cs="仿宋_GB2312"/>
-                <w:b w:val="0"/>
-                <w:sz w:val="18"/>
-              </w:rPr>
-              <w:t>学1.txt“施策+沙盘”、3.txt“数据挖掘→模型→决策”；把“为什么高明”变成可听懂的操作链。</w:t>
-            </w:r>
-          </w:p>
-        </w:tc>
-      </w:tr>
-      <w:tr>
-        <w:tc>
-          <w:tcPr>
-            <w:tcW w:type="dxa" w:w="3135"/>
-            <w:vAlign w:val="center"/>
-          </w:tcPr>
-          <w:p>
-            <w:pPr>
-              <w:spacing w:after="0" w:line="264" w:lineRule="auto"/>
-            </w:pPr>
-            <w:r/>
-            <w:r>
-              <w:rPr>
-                <w:rFonts w:ascii="仿宋_GB2312" w:hAnsi="仿宋_GB2312" w:eastAsia="仿宋_GB2312" w:cs="仿宋_GB2312"/>
-                <w:b w:val="0"/>
-                <w:sz w:val="18"/>
-              </w:rPr>
-              <w:t>双模耦合</w:t>
-            </w:r>
-          </w:p>
-        </w:tc>
-        <w:tc>
-          <w:tcPr>
-            <w:tcW w:type="dxa" w:w="3135"/>
-            <w:vAlign w:val="center"/>
-          </w:tcPr>
-          <w:p>
-            <w:pPr>
-              <w:spacing w:after="0" w:line="264" w:lineRule="auto"/>
-            </w:pPr>
-            <w:r/>
-            <w:r>
-              <w:rPr>
-                <w:rFonts w:ascii="仿宋_GB2312" w:hAnsi="仿宋_GB2312" w:eastAsia="仿宋_GB2312" w:cs="仿宋_GB2312"/>
-                <w:b w:val="0"/>
-                <w:sz w:val="18"/>
-              </w:rPr>
-              <w:t>B追问“两模型各算各的吗？”</w:t>
-            </w:r>
-          </w:p>
-        </w:tc>
-        <w:tc>
-          <w:tcPr>
-            <w:tcW w:type="dxa" w:w="3135"/>
-            <w:vAlign w:val="center"/>
-          </w:tcPr>
-          <w:p>
-            <w:pPr>
-              <w:spacing w:after="0" w:line="264" w:lineRule="auto"/>
-            </w:pPr>
-            <w:r/>
-            <w:r>
-              <w:rPr>
-                <w:rFonts w:ascii="仿宋_GB2312" w:hAnsi="仿宋_GB2312" w:eastAsia="仿宋_GB2312" w:cs="仿宋_GB2312"/>
-                <w:b w:val="0"/>
-                <w:sz w:val="18"/>
-              </w:rPr>
-              <w:t>主动替评委问最关键的创新问题，把项目从“两个评分器”抬升为资源配置决策链。</w:t>
-            </w:r>
-          </w:p>
-        </w:tc>
-      </w:tr>
-      <w:tr>
-        <w:tc>
-          <w:tcPr>
-            <w:tcW w:type="dxa" w:w="3135"/>
-            <w:vAlign w:val="center"/>
-          </w:tcPr>
-          <w:p>
-            <w:pPr>
-              <w:spacing w:after="0" w:line="264" w:lineRule="auto"/>
-            </w:pPr>
-            <w:r/>
-            <w:r>
-              <w:rPr>
-                <w:rFonts w:ascii="仿宋_GB2312" w:hAnsi="仿宋_GB2312" w:eastAsia="仿宋_GB2312" w:cs="仿宋_GB2312"/>
-                <w:b w:val="0"/>
-                <w:sz w:val="18"/>
-              </w:rPr>
-              <w:t>视频</w:t>
-            </w:r>
-          </w:p>
-        </w:tc>
-        <w:tc>
-          <w:tcPr>
-            <w:tcW w:type="dxa" w:w="3135"/>
-            <w:vAlign w:val="center"/>
-          </w:tcPr>
-          <w:p>
-            <w:pPr>
-              <w:spacing w:after="0" w:line="264" w:lineRule="auto"/>
-            </w:pPr>
-            <w:r/>
-            <w:r>
-              <w:rPr>
-                <w:rFonts w:ascii="仿宋_GB2312" w:hAnsi="仿宋_GB2312" w:eastAsia="仿宋_GB2312" w:cs="仿宋_GB2312"/>
-                <w:b w:val="0"/>
-                <w:sz w:val="18"/>
-              </w:rPr>
-              <w:t>35秒只演模型结果如何改变调剂、维修和新建动作</w:t>
-            </w:r>
-          </w:p>
-        </w:tc>
-        <w:tc>
-          <w:tcPr>
-            <w:tcW w:type="dxa" w:w="3135"/>
-            <w:vAlign w:val="center"/>
-          </w:tcPr>
-          <w:p>
-            <w:pPr>
-              <w:spacing w:after="0" w:line="264" w:lineRule="auto"/>
-            </w:pPr>
-            <w:r/>
-            <w:r>
-              <w:rPr>
-                <w:rFonts w:ascii="仿宋_GB2312" w:hAnsi="仿宋_GB2312" w:eastAsia="仿宋_GB2312" w:cs="仿宋_GB2312"/>
-                <w:b w:val="0"/>
-                <w:sz w:val="18"/>
-              </w:rPr>
-              <w:t>学3.txt视频放在方法之后，视频不再重复讲PPT。</w:t>
-            </w:r>
-          </w:p>
-        </w:tc>
-      </w:tr>
-      <w:tr>
-        <w:tc>
-          <w:tcPr>
-            <w:tcW w:type="dxa" w:w="3135"/>
-            <w:vAlign w:val="center"/>
-          </w:tcPr>
-          <w:p>
-            <w:pPr>
-              <w:spacing w:after="0" w:line="264" w:lineRule="auto"/>
-            </w:pPr>
-            <w:r/>
-            <w:r>
-              <w:rPr>
-                <w:rFonts w:ascii="仿宋_GB2312" w:hAnsi="仿宋_GB2312" w:eastAsia="仿宋_GB2312" w:cs="仿宋_GB2312"/>
-                <w:b w:val="0"/>
-                <w:sz w:val="18"/>
-              </w:rPr>
-              <w:t>四组结果</w:t>
-            </w:r>
-          </w:p>
-        </w:tc>
-        <w:tc>
-          <w:tcPr>
-            <w:tcW w:type="dxa" w:w="3135"/>
-            <w:vAlign w:val="center"/>
-          </w:tcPr>
-          <w:p>
-            <w:pPr>
-              <w:spacing w:after="0" w:line="264" w:lineRule="auto"/>
-            </w:pPr>
-            <w:r/>
-            <w:r>
-              <w:rPr>
-                <w:rFonts w:ascii="仿宋_GB2312" w:hAnsi="仿宋_GB2312" w:eastAsia="仿宋_GB2312" w:cs="仿宋_GB2312"/>
-                <w:b w:val="0"/>
-                <w:sz w:val="18"/>
-              </w:rPr>
-              <w:t>2442、48/0.38h、96.8%、81%/190万</w:t>
-            </w:r>
-          </w:p>
-        </w:tc>
-        <w:tc>
-          <w:tcPr>
-            <w:tcW w:type="dxa" w:w="3135"/>
-            <w:vAlign w:val="center"/>
-          </w:tcPr>
-          <w:p>
-            <w:pPr>
-              <w:spacing w:after="0" w:line="264" w:lineRule="auto"/>
-            </w:pPr>
-            <w:r/>
-            <w:r>
-              <w:rPr>
-                <w:rFonts w:ascii="仿宋_GB2312" w:hAnsi="仿宋_GB2312" w:eastAsia="仿宋_GB2312" w:cs="仿宋_GB2312"/>
-                <w:b w:val="0"/>
-                <w:sz w:val="18"/>
-              </w:rPr>
-              <w:t>学1.txt“四重突破”和3.txt“四效果”：结果按“数据—效率—用户—机制”四层证明。</w:t>
-            </w:r>
-          </w:p>
-        </w:tc>
-      </w:tr>
-      <w:tr>
-        <w:tc>
-          <w:tcPr>
-            <w:tcW w:type="dxa" w:w="3135"/>
-            <w:vAlign w:val="center"/>
-          </w:tcPr>
-          <w:p>
-            <w:pPr>
-              <w:spacing w:after="0" w:line="264" w:lineRule="auto"/>
-            </w:pPr>
-            <w:r/>
-            <w:r>
-              <w:rPr>
-                <w:rFonts w:ascii="仿宋_GB2312" w:hAnsi="仿宋_GB2312" w:eastAsia="仿宋_GB2312" w:cs="仿宋_GB2312"/>
-                <w:b w:val="0"/>
-                <w:sz w:val="18"/>
-              </w:rPr>
-              <w:t>创新总结</w:t>
-            </w:r>
-          </w:p>
-        </w:tc>
-        <w:tc>
-          <w:tcPr>
-            <w:tcW w:type="dxa" w:w="3135"/>
-            <w:vAlign w:val="center"/>
-          </w:tcPr>
-          <w:p>
-            <w:pPr>
-              <w:spacing w:after="0" w:line="264" w:lineRule="auto"/>
-            </w:pPr>
-            <w:r/>
-            <w:r>
-              <w:rPr>
-                <w:rFonts w:ascii="仿宋_GB2312" w:hAnsi="仿宋_GB2312" w:eastAsia="仿宋_GB2312" w:cs="仿宋_GB2312"/>
-                <w:b w:val="0"/>
-                <w:sz w:val="18"/>
-              </w:rPr>
-              <w:t>1234+三个“不是”+好房/旧房/缺口/建后</w:t>
-            </w:r>
-          </w:p>
-        </w:tc>
-        <w:tc>
-          <w:tcPr>
-            <w:tcW w:type="dxa" w:w="3135"/>
-            <w:vAlign w:val="center"/>
-          </w:tcPr>
-          <w:p>
-            <w:pPr>
-              <w:spacing w:after="0" w:line="264" w:lineRule="auto"/>
-            </w:pPr>
-            <w:r/>
-            <w:r>
-              <w:rPr>
-                <w:rFonts w:ascii="仿宋_GB2312" w:hAnsi="仿宋_GB2312" w:eastAsia="仿宋_GB2312" w:cs="仿宋_GB2312"/>
-                <w:b w:val="0"/>
-                <w:sz w:val="18"/>
-              </w:rPr>
-              <w:t>像yus07“三个没数→三个让”一样首尾闭环，并给评委可复述的口径。</w:t>
-            </w:r>
-          </w:p>
-        </w:tc>
-      </w:tr>
-    </w:tbl>
-    <w:p>
-      <w:pPr>
-        <w:pStyle w:val="Heading1"/>
-        <w:spacing w:before="180" w:after="80"/>
-      </w:pPr>
-      <w:r>
-        <w:t>八、PPT与35秒视频应该怎么配</w:t>
-      </w:r>
-    </w:p>
-    <w:tbl>
-      <w:tblPr>
-        <w:tblStyle w:val="TableGrid"/>
-        <w:tblW w:type="auto" w:w="0"/>
-        <w:jc w:val="center"/>
-        <w:tblLook w:firstColumn="1" w:firstRow="1" w:lastColumn="0" w:lastRow="0" w:noHBand="0" w:noVBand="1" w:val="04A0"/>
-      </w:tblPr>
-      <w:tblGrid>
-        <w:gridCol w:w="3135"/>
-        <w:gridCol w:w="3135"/>
-        <w:gridCol w:w="3135"/>
-      </w:tblGrid>
-      <w:tr>
-        <w:tc>
-          <w:tcPr>
-            <w:tcW w:type="dxa" w:w="3135"/>
-            <w:vAlign w:val="center"/>
-            <w:shd w:fill="D9E2F3"/>
-          </w:tcPr>
-          <w:p>
-            <w:pPr>
-              <w:spacing w:after="0" w:line="264" w:lineRule="auto"/>
-            </w:pPr>
-            <w:r/>
-            <w:r>
-              <w:rPr>
-                <w:rFonts w:ascii="黑体" w:hAnsi="黑体" w:eastAsia="黑体" w:cs="黑体"/>
+                <w:rFonts w:ascii="Noto Sans CJK SC" w:hAnsi="Noto Sans CJK SC" w:eastAsia="Noto Sans CJK SC" w:cs="Noto Sans CJK SC"/>
                 <w:b/>
                 <w:sz w:val="18"/>
               </w:rPr>
@@ -3435,39 +2728,39 @@
         </w:tc>
         <w:tc>
           <w:tcPr>
-            <w:tcW w:type="dxa" w:w="3135"/>
+            <w:tcW w:type="dxa" w:w="3211"/>
             <w:vAlign w:val="center"/>
             <w:shd w:fill="D9E2F3"/>
           </w:tcPr>
           <w:p>
             <w:pPr>
-              <w:spacing w:after="0" w:line="264" w:lineRule="auto"/>
+              <w:spacing w:line="252" w:lineRule="auto"/>
             </w:pPr>
             <w:r/>
             <w:r>
               <w:rPr>
-                <w:rFonts w:ascii="黑体" w:hAnsi="黑体" w:eastAsia="黑体" w:cs="黑体"/>
+                <w:rFonts w:ascii="Noto Sans CJK SC" w:hAnsi="Noto Sans CJK SC" w:eastAsia="Noto Sans CJK SC" w:cs="Noto Sans CJK SC"/>
                 <w:b/>
                 <w:sz w:val="18"/>
               </w:rPr>
-              <w:t>PPT/画面</w:t>
+              <w:t>画面</w:t>
             </w:r>
           </w:p>
         </w:tc>
         <w:tc>
           <w:tcPr>
-            <w:tcW w:type="dxa" w:w="3135"/>
+            <w:tcW w:type="dxa" w:w="3211"/>
             <w:vAlign w:val="center"/>
             <w:shd w:fill="D9E2F3"/>
           </w:tcPr>
           <w:p>
             <w:pPr>
-              <w:spacing w:after="0" w:line="264" w:lineRule="auto"/>
+              <w:spacing w:line="252" w:lineRule="auto"/>
             </w:pPr>
             <w:r/>
             <w:r>
               <w:rPr>
-                <w:rFonts w:ascii="黑体" w:hAnsi="黑体" w:eastAsia="黑体" w:cs="黑体"/>
+                <w:rFonts w:ascii="Noto Sans CJK SC" w:hAnsi="Noto Sans CJK SC" w:eastAsia="Noto Sans CJK SC" w:cs="Noto Sans CJK SC"/>
                 <w:b/>
                 <w:sz w:val="18"/>
               </w:rPr>
@@ -3479,61 +2772,61 @@
       <w:tr>
         <w:tc>
           <w:tcPr>
-            <w:tcW w:type="dxa" w:w="3135"/>
+            <w:tcW w:type="dxa" w:w="3211"/>
             <w:vAlign w:val="center"/>
           </w:tcPr>
           <w:p>
             <w:pPr>
-              <w:spacing w:after="0" w:line="264" w:lineRule="auto"/>
+              <w:spacing w:line="252" w:lineRule="auto"/>
             </w:pPr>
             <w:r/>
             <w:r>
               <w:rPr>
-                <w:rFonts w:ascii="仿宋_GB2312" w:hAnsi="仿宋_GB2312" w:eastAsia="仿宋_GB2312" w:cs="仿宋_GB2312"/>
+                <w:rFonts w:ascii="Noto Sans CJK SC" w:hAnsi="Noto Sans CJK SC" w:eastAsia="Noto Sans CJK SC" w:cs="Noto Sans CJK SC"/>
                 <w:b w:val="0"/>
                 <w:sz w:val="18"/>
               </w:rPr>
-              <w:t>0:00-0:55</w:t>
+              <w:t>0:00–0:55</w:t>
             </w:r>
           </w:p>
         </w:tc>
         <w:tc>
           <w:tcPr>
-            <w:tcW w:type="dxa" w:w="3135"/>
+            <w:tcW w:type="dxa" w:w="3211"/>
             <w:vAlign w:val="center"/>
           </w:tcPr>
           <w:p>
             <w:pPr>
-              <w:spacing w:after="0" w:line="264" w:lineRule="auto"/>
+              <w:spacing w:line="252" w:lineRule="auto"/>
             </w:pPr>
             <w:r/>
             <w:r>
               <w:rPr>
-                <w:rFonts w:ascii="仿宋_GB2312" w:hAnsi="仿宋_GB2312" w:eastAsia="仿宋_GB2312" w:cs="仿宋_GB2312"/>
+                <w:rFonts w:ascii="Noto Sans CJK SC" w:hAnsi="Noto Sans CJK SC" w:eastAsia="Noto Sans CJK SC" w:cs="Noto Sans CJK SC"/>
                 <w:b w:val="0"/>
                 <w:sz w:val="18"/>
               </w:rPr>
-              <w:t>P1 现场三问 + A/B身份</w:t>
+              <w:t>P1 开场：三个现场问题+A/B身份</w:t>
             </w:r>
           </w:p>
         </w:tc>
         <w:tc>
           <w:tcPr>
-            <w:tcW w:type="dxa" w:w="3135"/>
+            <w:tcW w:type="dxa" w:w="3211"/>
             <w:vAlign w:val="center"/>
           </w:tcPr>
           <w:p>
             <w:pPr>
-              <w:spacing w:after="0" w:line="264" w:lineRule="auto"/>
+              <w:spacing w:line="252" w:lineRule="auto"/>
             </w:pPr>
             <w:r/>
             <w:r>
               <w:rPr>
-                <w:rFonts w:ascii="仿宋_GB2312" w:hAnsi="仿宋_GB2312" w:eastAsia="仿宋_GB2312" w:cs="仿宋_GB2312"/>
+                <w:rFonts w:ascii="Noto Sans CJK SC" w:hAnsi="Noto Sans CJK SC" w:eastAsia="Noto Sans CJK SC" w:cs="Noto Sans CJK SC"/>
                 <w:b w:val="0"/>
                 <w:sz w:val="18"/>
               </w:rPr>
-              <w:t>先让评委知道“为什么要做”，不是先讲系统。</w:t>
+              <w:t>先知道谁在讲、为什么做</w:t>
             </w:r>
           </w:p>
         </w:tc>
@@ -3541,61 +2834,61 @@
       <w:tr>
         <w:tc>
           <w:tcPr>
-            <w:tcW w:type="dxa" w:w="3135"/>
+            <w:tcW w:type="dxa" w:w="3211"/>
             <w:vAlign w:val="center"/>
           </w:tcPr>
           <w:p>
             <w:pPr>
-              <w:spacing w:after="0" w:line="264" w:lineRule="auto"/>
+              <w:spacing w:line="252" w:lineRule="auto"/>
             </w:pPr>
             <w:r/>
             <w:r>
               <w:rPr>
-                <w:rFonts w:ascii="仿宋_GB2312" w:hAnsi="仿宋_GB2312" w:eastAsia="仿宋_GB2312" w:cs="仿宋_GB2312"/>
+                <w:rFonts w:ascii="Noto Sans CJK SC" w:hAnsi="Noto Sans CJK SC" w:eastAsia="Noto Sans CJK SC" w:cs="Noto Sans CJK SC"/>
                 <w:b w:val="0"/>
                 <w:sz w:val="18"/>
               </w:rPr>
-              <w:t>0:55-1:35</w:t>
+              <w:t>0:55–1:35</w:t>
             </w:r>
           </w:p>
         </w:tc>
         <w:tc>
           <w:tcPr>
-            <w:tcW w:type="dxa" w:w="3135"/>
+            <w:tcW w:type="dxa" w:w="3211"/>
             <w:vAlign w:val="center"/>
           </w:tcPr>
           <w:p>
             <w:pPr>
-              <w:spacing w:after="0" w:line="264" w:lineRule="auto"/>
+              <w:spacing w:line="252" w:lineRule="auto"/>
             </w:pPr>
             <w:r/>
             <w:r>
               <w:rPr>
-                <w:rFonts w:ascii="仿宋_GB2312" w:hAnsi="仿宋_GB2312" w:eastAsia="仿宋_GB2312" w:cs="仿宋_GB2312"/>
+                <w:rFonts w:ascii="Noto Sans CJK SC" w:hAnsi="Noto Sans CJK SC" w:eastAsia="Noto Sans CJK SC" w:cs="Noto Sans CJK SC"/>
                 <w:b w:val="0"/>
                 <w:sz w:val="18"/>
               </w:rPr>
-              <w:t>P2 三类主体“三愁” + 三大痛点</w:t>
+              <w:t>P2 三类主体“三愁”+三大痛点</w:t>
             </w:r>
           </w:p>
         </w:tc>
         <w:tc>
           <w:tcPr>
-            <w:tcW w:type="dxa" w:w="3135"/>
+            <w:tcW w:type="dxa" w:w="3211"/>
             <w:vAlign w:val="center"/>
           </w:tcPr>
           <w:p>
             <w:pPr>
-              <w:spacing w:after="0" w:line="264" w:lineRule="auto"/>
+              <w:spacing w:line="252" w:lineRule="auto"/>
             </w:pPr>
             <w:r/>
             <w:r>
               <w:rPr>
-                <w:rFonts w:ascii="仿宋_GB2312" w:hAnsi="仿宋_GB2312" w:eastAsia="仿宋_GB2312" w:cs="仿宋_GB2312"/>
+                <w:rFonts w:ascii="Noto Sans CJK SC" w:hAnsi="Noto Sans CJK SC" w:eastAsia="Noto Sans CJK SC" w:cs="Noto Sans CJK SC"/>
                 <w:b w:val="0"/>
                 <w:sz w:val="18"/>
               </w:rPr>
-              <w:t>从表象上升到资源调度、投入决策、管护闭环三个根因。</w:t>
+              <w:t>从表象升到根因</w:t>
             </w:r>
           </w:p>
         </w:tc>
@@ -3603,61 +2896,61 @@
       <w:tr>
         <w:tc>
           <w:tcPr>
-            <w:tcW w:type="dxa" w:w="3135"/>
+            <w:tcW w:type="dxa" w:w="3211"/>
             <w:vAlign w:val="center"/>
           </w:tcPr>
           <w:p>
             <w:pPr>
-              <w:spacing w:after="0" w:line="264" w:lineRule="auto"/>
+              <w:spacing w:line="252" w:lineRule="auto"/>
             </w:pPr>
             <w:r/>
             <w:r>
               <w:rPr>
-                <w:rFonts w:ascii="仿宋_GB2312" w:hAnsi="仿宋_GB2312" w:eastAsia="仿宋_GB2312" w:cs="仿宋_GB2312"/>
+                <w:rFonts w:ascii="Noto Sans CJK SC" w:hAnsi="Noto Sans CJK SC" w:eastAsia="Noto Sans CJK SC" w:cs="Noto Sans CJK SC"/>
                 <w:b w:val="0"/>
                 <w:sz w:val="18"/>
               </w:rPr>
-              <w:t>1:35-1:55</w:t>
+              <w:t>1:35–1:55</w:t>
             </w:r>
           </w:p>
         </w:tc>
         <w:tc>
           <w:tcPr>
-            <w:tcW w:type="dxa" w:w="3135"/>
+            <w:tcW w:type="dxa" w:w="3211"/>
             <w:vAlign w:val="center"/>
           </w:tcPr>
           <w:p>
             <w:pPr>
-              <w:spacing w:after="0" w:line="264" w:lineRule="auto"/>
+              <w:spacing w:line="252" w:lineRule="auto"/>
             </w:pPr>
             <w:r/>
             <w:r>
               <w:rPr>
-                <w:rFonts w:ascii="仿宋_GB2312" w:hAnsi="仿宋_GB2312" w:eastAsia="仿宋_GB2312" w:cs="仿宋_GB2312"/>
+                <w:rFonts w:ascii="Noto Sans CJK SC" w:hAnsi="Noto Sans CJK SC" w:eastAsia="Noto Sans CJK SC" w:cs="Noto Sans CJK SC"/>
                 <w:b w:val="0"/>
                 <w:sz w:val="18"/>
               </w:rPr>
-              <w:t>P3 1234总体架构</w:t>
+              <w:t>P3 “1234”总体架构</w:t>
             </w:r>
           </w:p>
         </w:tc>
         <w:tc>
           <w:tcPr>
-            <w:tcW w:type="dxa" w:w="3135"/>
+            <w:tcW w:type="dxa" w:w="3211"/>
             <w:vAlign w:val="center"/>
           </w:tcPr>
           <w:p>
             <w:pPr>
-              <w:spacing w:after="0" w:line="264" w:lineRule="auto"/>
+              <w:spacing w:line="252" w:lineRule="auto"/>
             </w:pPr>
             <w:r/>
             <w:r>
               <w:rPr>
-                <w:rFonts w:ascii="仿宋_GB2312" w:hAnsi="仿宋_GB2312" w:eastAsia="仿宋_GB2312" w:cs="仿宋_GB2312"/>
+                <w:rFonts w:ascii="Noto Sans CJK SC" w:hAnsi="Noto Sans CJK SC" w:eastAsia="Noto Sans CJK SC" w:cs="Noto Sans CJK SC"/>
                 <w:b w:val="0"/>
                 <w:sz w:val="18"/>
               </w:rPr>
-              <w:t>一库清底、双模决策、三智协同、四队长效。</w:t>
+              <w:t>一库清底、双模决策、三智协同、四队长效</w:t>
             </w:r>
           </w:p>
         </w:tc>
@@ -3665,37 +2958,37 @@
       <w:tr>
         <w:tc>
           <w:tcPr>
-            <w:tcW w:type="dxa" w:w="3135"/>
+            <w:tcW w:type="dxa" w:w="3211"/>
             <w:vAlign w:val="center"/>
           </w:tcPr>
           <w:p>
             <w:pPr>
-              <w:spacing w:after="0" w:line="264" w:lineRule="auto"/>
+              <w:spacing w:line="252" w:lineRule="auto"/>
             </w:pPr>
             <w:r/>
             <w:r>
               <w:rPr>
-                <w:rFonts w:ascii="仿宋_GB2312" w:hAnsi="仿宋_GB2312" w:eastAsia="仿宋_GB2312" w:cs="仿宋_GB2312"/>
+                <w:rFonts w:ascii="Noto Sans CJK SC" w:hAnsi="Noto Sans CJK SC" w:eastAsia="Noto Sans CJK SC" w:cs="Noto Sans CJK SC"/>
                 <w:b w:val="0"/>
                 <w:sz w:val="18"/>
               </w:rPr>
-              <w:t>1:55-3:25</w:t>
+              <w:t>1:55–3:25</w:t>
             </w:r>
           </w:p>
         </w:tc>
         <w:tc>
           <w:tcPr>
-            <w:tcW w:type="dxa" w:w="3135"/>
+            <w:tcW w:type="dxa" w:w="3211"/>
             <w:vAlign w:val="center"/>
           </w:tcPr>
           <w:p>
             <w:pPr>
-              <w:spacing w:after="0" w:line="264" w:lineRule="auto"/>
+              <w:spacing w:line="252" w:lineRule="auto"/>
             </w:pPr>
             <w:r/>
             <w:r>
               <w:rPr>
-                <w:rFonts w:ascii="仿宋_GB2312" w:hAnsi="仿宋_GB2312" w:eastAsia="仿宋_GB2312" w:cs="仿宋_GB2312"/>
+                <w:rFonts w:ascii="Noto Sans CJK SC" w:hAnsi="Noto Sans CJK SC" w:eastAsia="Noto Sans CJK SC" w:cs="Noto Sans CJK SC"/>
                 <w:b w:val="0"/>
                 <w:sz w:val="18"/>
               </w:rPr>
@@ -3705,21 +2998,21 @@
         </w:tc>
         <w:tc>
           <w:tcPr>
-            <w:tcW w:type="dxa" w:w="3135"/>
+            <w:tcW w:type="dxa" w:w="3211"/>
             <w:vAlign w:val="center"/>
           </w:tcPr>
           <w:p>
             <w:pPr>
-              <w:spacing w:after="0" w:line="264" w:lineRule="auto"/>
+              <w:spacing w:line="252" w:lineRule="auto"/>
             </w:pPr>
             <w:r/>
             <w:r>
               <w:rPr>
-                <w:rFonts w:ascii="仿宋_GB2312" w:hAnsi="仿宋_GB2312" w:eastAsia="仿宋_GB2312" w:cs="仿宋_GB2312"/>
+                <w:rFonts w:ascii="Noto Sans CJK SC" w:hAnsi="Noto Sans CJK SC" w:eastAsia="Noto Sans CJK SC" w:cs="Noto Sans CJK SC"/>
                 <w:b w:val="0"/>
                 <w:sz w:val="18"/>
               </w:rPr>
-              <w:t>输入→健康分→寿命→预警→维修动作；突出“能续命、不能回春”。</w:t>
+              <w:t>输入→评分→寿命→预警→维修动作</w:t>
             </w:r>
           </w:p>
         </w:tc>
@@ -3727,37 +3020,37 @@
       <w:tr>
         <w:tc>
           <w:tcPr>
-            <w:tcW w:type="dxa" w:w="3135"/>
+            <w:tcW w:type="dxa" w:w="3211"/>
             <w:vAlign w:val="center"/>
           </w:tcPr>
           <w:p>
             <w:pPr>
-              <w:spacing w:after="0" w:line="264" w:lineRule="auto"/>
+              <w:spacing w:line="252" w:lineRule="auto"/>
             </w:pPr>
             <w:r/>
             <w:r>
               <w:rPr>
-                <w:rFonts w:ascii="仿宋_GB2312" w:hAnsi="仿宋_GB2312" w:eastAsia="仿宋_GB2312" w:cs="仿宋_GB2312"/>
+                <w:rFonts w:ascii="Noto Sans CJK SC" w:hAnsi="Noto Sans CJK SC" w:eastAsia="Noto Sans CJK SC" w:cs="Noto Sans CJK SC"/>
                 <w:b w:val="0"/>
                 <w:sz w:val="18"/>
               </w:rPr>
-              <w:t>3:25-4:55</w:t>
+              <w:t>3:25–4:55</w:t>
             </w:r>
           </w:p>
         </w:tc>
         <w:tc>
           <w:tcPr>
-            <w:tcW w:type="dxa" w:w="3135"/>
+            <w:tcW w:type="dxa" w:w="3211"/>
             <w:vAlign w:val="center"/>
           </w:tcPr>
           <w:p>
             <w:pPr>
-              <w:spacing w:after="0" w:line="264" w:lineRule="auto"/>
+              <w:spacing w:line="252" w:lineRule="auto"/>
             </w:pPr>
             <w:r/>
             <w:r>
               <w:rPr>
-                <w:rFonts w:ascii="仿宋_GB2312" w:hAnsi="仿宋_GB2312" w:eastAsia="仿宋_GB2312" w:cs="仿宋_GB2312"/>
+                <w:rFonts w:ascii="Noto Sans CJK SC" w:hAnsi="Noto Sans CJK SC" w:eastAsia="Noto Sans CJK SC" w:cs="Noto Sans CJK SC"/>
                 <w:b w:val="0"/>
                 <w:sz w:val="18"/>
               </w:rPr>
@@ -3767,21 +3060,21 @@
         </w:tc>
         <w:tc>
           <w:tcPr>
-            <w:tcW w:type="dxa" w:w="3135"/>
+            <w:tcW w:type="dxa" w:w="3211"/>
             <w:vAlign w:val="center"/>
           </w:tcPr>
           <w:p>
             <w:pPr>
-              <w:spacing w:after="0" w:line="264" w:lineRule="auto"/>
+              <w:spacing w:line="252" w:lineRule="auto"/>
             </w:pPr>
             <w:r/>
             <w:r>
               <w:rPr>
-                <w:rFonts w:ascii="仿宋_GB2312" w:hAnsi="仿宋_GB2312" w:eastAsia="仿宋_GB2312" w:cs="仿宋_GB2312"/>
+                <w:rFonts w:ascii="Noto Sans CJK SC" w:hAnsi="Noto Sans CJK SC" w:eastAsia="Noto Sans CJK SC" w:cs="Noto Sans CJK SC"/>
                 <w:b w:val="0"/>
                 <w:sz w:val="18"/>
               </w:rPr>
-              <w:t>有效烤能→50/30/20指数→AHP/熵权→TOPSIS→2/5/10%情景。</w:t>
+              <w:t>有效烤能→50/30/20→AHP/熵权→TOPSIS→2/5/10%推演</w:t>
             </w:r>
           </w:p>
         </w:tc>
@@ -3789,61 +3082,61 @@
       <w:tr>
         <w:tc>
           <w:tcPr>
-            <w:tcW w:type="dxa" w:w="3135"/>
+            <w:tcW w:type="dxa" w:w="3211"/>
             <w:vAlign w:val="center"/>
           </w:tcPr>
           <w:p>
             <w:pPr>
-              <w:spacing w:after="0" w:line="264" w:lineRule="auto"/>
+              <w:spacing w:line="252" w:lineRule="auto"/>
             </w:pPr>
             <w:r/>
             <w:r>
               <w:rPr>
-                <w:rFonts w:ascii="仿宋_GB2312" w:hAnsi="仿宋_GB2312" w:eastAsia="仿宋_GB2312" w:cs="仿宋_GB2312"/>
+                <w:rFonts w:ascii="Noto Sans CJK SC" w:hAnsi="Noto Sans CJK SC" w:eastAsia="Noto Sans CJK SC" w:cs="Noto Sans CJK SC"/>
                 <w:b w:val="0"/>
                 <w:sz w:val="18"/>
               </w:rPr>
-              <w:t>4:55-5:30</w:t>
+              <w:t>4:55–5:30</w:t>
             </w:r>
           </w:p>
         </w:tc>
         <w:tc>
           <w:tcPr>
-            <w:tcW w:type="dxa" w:w="3135"/>
+            <w:tcW w:type="dxa" w:w="3211"/>
             <w:vAlign w:val="center"/>
           </w:tcPr>
           <w:p>
             <w:pPr>
-              <w:spacing w:after="0" w:line="264" w:lineRule="auto"/>
+              <w:spacing w:line="252" w:lineRule="auto"/>
             </w:pPr>
             <w:r/>
             <w:r>
               <w:rPr>
-                <w:rFonts w:ascii="仿宋_GB2312" w:hAnsi="仿宋_GB2312" w:eastAsia="仿宋_GB2312" w:cs="仿宋_GB2312"/>
+                <w:rFonts w:ascii="Noto Sans CJK SC" w:hAnsi="Noto Sans CJK SC" w:eastAsia="Noto Sans CJK SC" w:cs="Noto Sans CJK SC"/>
                 <w:b w:val="0"/>
                 <w:sz w:val="18"/>
               </w:rPr>
-              <w:t>P6 视频35秒</w:t>
+              <w:t>P6 35秒视频</w:t>
             </w:r>
           </w:p>
         </w:tc>
         <w:tc>
           <w:tcPr>
-            <w:tcW w:type="dxa" w:w="3135"/>
+            <w:tcW w:type="dxa" w:w="3211"/>
             <w:vAlign w:val="center"/>
           </w:tcPr>
           <w:p>
             <w:pPr>
-              <w:spacing w:after="0" w:line="264" w:lineRule="auto"/>
+              <w:spacing w:line="252" w:lineRule="auto"/>
             </w:pPr>
             <w:r/>
             <w:r>
               <w:rPr>
-                <w:rFonts w:ascii="仿宋_GB2312" w:hAnsi="仿宋_GB2312" w:eastAsia="仿宋_GB2312" w:cs="仿宋_GB2312"/>
+                <w:rFonts w:ascii="Noto Sans CJK SC" w:hAnsi="Noto Sans CJK SC" w:eastAsia="Noto Sans CJK SC" w:cs="Noto Sans CJK SC"/>
                 <w:b w:val="0"/>
                 <w:sz w:val="18"/>
               </w:rPr>
-              <w:t>只演决策链，不重复口播。</w:t>
+              <w:t>只演模型结果如何改变动作</w:t>
             </w:r>
           </w:p>
         </w:tc>
@@ -3851,61 +3144,61 @@
       <w:tr>
         <w:tc>
           <w:tcPr>
-            <w:tcW w:type="dxa" w:w="3135"/>
+            <w:tcW w:type="dxa" w:w="3211"/>
             <w:vAlign w:val="center"/>
           </w:tcPr>
           <w:p>
             <w:pPr>
-              <w:spacing w:after="0" w:line="264" w:lineRule="auto"/>
+              <w:spacing w:line="252" w:lineRule="auto"/>
             </w:pPr>
             <w:r/>
             <w:r>
               <w:rPr>
-                <w:rFonts w:ascii="仿宋_GB2312" w:hAnsi="仿宋_GB2312" w:eastAsia="仿宋_GB2312" w:cs="仿宋_GB2312"/>
+                <w:rFonts w:ascii="Noto Sans CJK SC" w:hAnsi="Noto Sans CJK SC" w:eastAsia="Noto Sans CJK SC" w:cs="Noto Sans CJK SC"/>
                 <w:b w:val="0"/>
                 <w:sz w:val="18"/>
               </w:rPr>
-              <w:t>5:30-6:55</w:t>
+              <w:t>5:30–6:55</w:t>
             </w:r>
           </w:p>
         </w:tc>
         <w:tc>
           <w:tcPr>
-            <w:tcW w:type="dxa" w:w="3135"/>
+            <w:tcW w:type="dxa" w:w="3211"/>
             <w:vAlign w:val="center"/>
           </w:tcPr>
           <w:p>
             <w:pPr>
-              <w:spacing w:after="0" w:line="264" w:lineRule="auto"/>
+              <w:spacing w:line="252" w:lineRule="auto"/>
             </w:pPr>
             <w:r/>
             <w:r>
               <w:rPr>
-                <w:rFonts w:ascii="仿宋_GB2312" w:hAnsi="仿宋_GB2312" w:eastAsia="仿宋_GB2312" w:cs="仿宋_GB2312"/>
+                <w:rFonts w:ascii="Noto Sans CJK SC" w:hAnsi="Noto Sans CJK SC" w:eastAsia="Noto Sans CJK SC" w:cs="Noto Sans CJK SC"/>
                 <w:b w:val="0"/>
                 <w:sz w:val="18"/>
               </w:rPr>
-              <w:t>P7 三智落地 + 磨坪案例 + 四组硬数据</w:t>
+              <w:t>P7 三智落地+磨坪案例+官方成效</w:t>
             </w:r>
           </w:p>
         </w:tc>
         <w:tc>
           <w:tcPr>
-            <w:tcW w:type="dxa" w:w="3135"/>
+            <w:tcW w:type="dxa" w:w="3211"/>
             <w:vAlign w:val="center"/>
           </w:tcPr>
           <w:p>
             <w:pPr>
-              <w:spacing w:after="0" w:line="264" w:lineRule="auto"/>
+              <w:spacing w:line="252" w:lineRule="auto"/>
             </w:pPr>
             <w:r/>
             <w:r>
               <w:rPr>
-                <w:rFonts w:ascii="仿宋_GB2312" w:hAnsi="仿宋_GB2312" w:eastAsia="仿宋_GB2312" w:cs="仿宋_GB2312"/>
+                <w:rFonts w:ascii="Noto Sans CJK SC" w:hAnsi="Noto Sans CJK SC" w:eastAsia="Noto Sans CJK SC" w:cs="Noto Sans CJK SC"/>
                 <w:b w:val="0"/>
                 <w:sz w:val="18"/>
               </w:rPr>
-              <w:t>用真实结果回答“模型有没有用”。</w:t>
+              <w:t>用真实结果回答模型有没有用</w:t>
             </w:r>
           </w:p>
         </w:tc>
@@ -3913,61 +3206,61 @@
       <w:tr>
         <w:tc>
           <w:tcPr>
-            <w:tcW w:type="dxa" w:w="3135"/>
+            <w:tcW w:type="dxa" w:w="3211"/>
             <w:vAlign w:val="center"/>
           </w:tcPr>
           <w:p>
             <w:pPr>
-              <w:spacing w:after="0" w:line="264" w:lineRule="auto"/>
+              <w:spacing w:line="252" w:lineRule="auto"/>
             </w:pPr>
             <w:r/>
             <w:r>
               <w:rPr>
-                <w:rFonts w:ascii="仿宋_GB2312" w:hAnsi="仿宋_GB2312" w:eastAsia="仿宋_GB2312" w:cs="仿宋_GB2312"/>
+                <w:rFonts w:ascii="Noto Sans CJK SC" w:hAnsi="Noto Sans CJK SC" w:eastAsia="Noto Sans CJK SC" w:cs="Noto Sans CJK SC"/>
                 <w:b w:val="0"/>
                 <w:sz w:val="18"/>
               </w:rPr>
-              <w:t>6:55-7:45</w:t>
+              <w:t>6:55–7:45</w:t>
             </w:r>
           </w:p>
         </w:tc>
         <w:tc>
           <w:tcPr>
-            <w:tcW w:type="dxa" w:w="3135"/>
+            <w:tcW w:type="dxa" w:w="3211"/>
             <w:vAlign w:val="center"/>
           </w:tcPr>
           <w:p>
             <w:pPr>
-              <w:spacing w:after="0" w:line="264" w:lineRule="auto"/>
+              <w:spacing w:line="252" w:lineRule="auto"/>
             </w:pPr>
             <w:r/>
             <w:r>
               <w:rPr>
-                <w:rFonts w:ascii="仿宋_GB2312" w:hAnsi="仿宋_GB2312" w:eastAsia="仿宋_GB2312" w:cs="仿宋_GB2312"/>
+                <w:rFonts w:ascii="Noto Sans CJK SC" w:hAnsi="Noto Sans CJK SC" w:eastAsia="Noto Sans CJK SC" w:cs="Noto Sans CJK SC"/>
                 <w:b w:val="0"/>
                 <w:sz w:val="18"/>
               </w:rPr>
-              <w:t>P8 创新总结 + 1234 + 三个“不是”</w:t>
+              <w:t>P8 创新总结+口诀</w:t>
             </w:r>
           </w:p>
         </w:tc>
         <w:tc>
           <w:tcPr>
-            <w:tcW w:type="dxa" w:w="3135"/>
+            <w:tcW w:type="dxa" w:w="3211"/>
             <w:vAlign w:val="center"/>
           </w:tcPr>
           <w:p>
             <w:pPr>
-              <w:spacing w:after="0" w:line="264" w:lineRule="auto"/>
+              <w:spacing w:line="252" w:lineRule="auto"/>
             </w:pPr>
             <w:r/>
             <w:r>
               <w:rPr>
-                <w:rFonts w:ascii="仿宋_GB2312" w:hAnsi="仿宋_GB2312" w:eastAsia="仿宋_GB2312" w:cs="仿宋_GB2312"/>
+                <w:rFonts w:ascii="Noto Sans CJK SC" w:hAnsi="Noto Sans CJK SC" w:eastAsia="Noto Sans CJK SC" w:cs="Noto Sans CJK SC"/>
                 <w:b w:val="0"/>
                 <w:sz w:val="18"/>
               </w:rPr>
-              <w:t>形成评委可复述的记忆点，留15秒机动。</w:t>
+              <w:t>双模耦合、动态推演、长效闭环；留15秒机动</w:t>
             </w:r>
           </w:p>
         </w:tc>
@@ -3981,25 +3274,25 @@
         <w:tblLook w:firstColumn="1" w:firstRow="1" w:lastColumn="0" w:lastRow="0" w:noHBand="0" w:noVBand="1" w:val="04A0"/>
       </w:tblPr>
       <w:tblGrid>
-        <w:gridCol w:w="3135"/>
-        <w:gridCol w:w="3135"/>
-        <w:gridCol w:w="3135"/>
+        <w:gridCol w:w="3211"/>
+        <w:gridCol w:w="3211"/>
+        <w:gridCol w:w="3211"/>
       </w:tblGrid>
       <w:tr>
         <w:tc>
           <w:tcPr>
-            <w:tcW w:type="dxa" w:w="3135"/>
+            <w:tcW w:type="dxa" w:w="3211"/>
             <w:vAlign w:val="center"/>
             <w:shd w:fill="D9E2F3"/>
           </w:tcPr>
           <w:p>
             <w:pPr>
-              <w:spacing w:after="0" w:line="264" w:lineRule="auto"/>
+              <w:spacing w:line="252" w:lineRule="auto"/>
             </w:pPr>
             <w:r/>
             <w:r>
               <w:rPr>
-                <w:rFonts w:ascii="黑体" w:hAnsi="黑体" w:eastAsia="黑体" w:cs="黑体"/>
+                <w:rFonts w:ascii="Noto Sans CJK SC" w:hAnsi="Noto Sans CJK SC" w:eastAsia="Noto Sans CJK SC" w:cs="Noto Sans CJK SC"/>
                 <w:b/>
                 <w:sz w:val="18"/>
               </w:rPr>
@@ -4009,18 +3302,18 @@
         </w:tc>
         <w:tc>
           <w:tcPr>
-            <w:tcW w:type="dxa" w:w="3135"/>
+            <w:tcW w:type="dxa" w:w="3211"/>
             <w:vAlign w:val="center"/>
             <w:shd w:fill="D9E2F3"/>
           </w:tcPr>
           <w:p>
             <w:pPr>
-              <w:spacing w:after="0" w:line="264" w:lineRule="auto"/>
+              <w:spacing w:line="252" w:lineRule="auto"/>
             </w:pPr>
             <w:r/>
             <w:r>
               <w:rPr>
-                <w:rFonts w:ascii="黑体" w:hAnsi="黑体" w:eastAsia="黑体" w:cs="黑体"/>
+                <w:rFonts w:ascii="Noto Sans CJK SC" w:hAnsi="Noto Sans CJK SC" w:eastAsia="Noto Sans CJK SC" w:cs="Noto Sans CJK SC"/>
                 <w:b/>
                 <w:sz w:val="18"/>
               </w:rPr>
@@ -4030,18 +3323,18 @@
         </w:tc>
         <w:tc>
           <w:tcPr>
-            <w:tcW w:type="dxa" w:w="3135"/>
+            <w:tcW w:type="dxa" w:w="3211"/>
             <w:vAlign w:val="center"/>
             <w:shd w:fill="D9E2F3"/>
           </w:tcPr>
           <w:p>
             <w:pPr>
-              <w:spacing w:after="0" w:line="264" w:lineRule="auto"/>
+              <w:spacing w:line="252" w:lineRule="auto"/>
             </w:pPr>
             <w:r/>
             <w:r>
               <w:rPr>
-                <w:rFonts w:ascii="黑体" w:hAnsi="黑体" w:eastAsia="黑体" w:cs="黑体"/>
+                <w:rFonts w:ascii="Noto Sans CJK SC" w:hAnsi="Noto Sans CJK SC" w:eastAsia="Noto Sans CJK SC" w:cs="Noto Sans CJK SC"/>
                 <w:b/>
                 <w:sz w:val="18"/>
               </w:rPr>
@@ -4053,61 +3346,61 @@
       <w:tr>
         <w:tc>
           <w:tcPr>
-            <w:tcW w:type="dxa" w:w="3135"/>
+            <w:tcW w:type="dxa" w:w="3211"/>
             <w:vAlign w:val="center"/>
           </w:tcPr>
           <w:p>
             <w:pPr>
-              <w:spacing w:after="0" w:line="264" w:lineRule="auto"/>
+              <w:spacing w:line="252" w:lineRule="auto"/>
             </w:pPr>
             <w:r/>
             <w:r>
               <w:rPr>
-                <w:rFonts w:ascii="仿宋_GB2312" w:hAnsi="仿宋_GB2312" w:eastAsia="仿宋_GB2312" w:cs="仿宋_GB2312"/>
+                <w:rFonts w:ascii="Noto Sans CJK SC" w:hAnsi="Noto Sans CJK SC" w:eastAsia="Noto Sans CJK SC" w:cs="Noto Sans CJK SC"/>
                 <w:b w:val="0"/>
                 <w:sz w:val="18"/>
               </w:rPr>
-              <w:t>0-6秒</w:t>
+              <w:t>0–6秒</w:t>
             </w:r>
           </w:p>
         </w:tc>
         <w:tc>
           <w:tcPr>
-            <w:tcW w:type="dxa" w:w="3135"/>
+            <w:tcW w:type="dxa" w:w="3211"/>
             <w:vAlign w:val="center"/>
           </w:tcPr>
           <w:p>
             <w:pPr>
-              <w:spacing w:after="0" w:line="264" w:lineRule="auto"/>
+              <w:spacing w:line="252" w:lineRule="auto"/>
             </w:pPr>
             <w:r/>
             <w:r>
               <w:rPr>
-                <w:rFonts w:ascii="仿宋_GB2312" w:hAnsi="仿宋_GB2312" w:eastAsia="仿宋_GB2312" w:cs="仿宋_GB2312"/>
+                <w:rFonts w:ascii="Noto Sans CJK SC" w:hAnsi="Noto Sans CJK SC" w:eastAsia="Noto Sans CJK SC" w:cs="Noto Sans CJK SC"/>
                 <w:b w:val="0"/>
                 <w:sz w:val="18"/>
               </w:rPr>
-              <w:t>县域烤房地图→点开一栋烤房</w:t>
+              <w:t>县域烤房地图→点开一栋</w:t>
             </w:r>
           </w:p>
         </w:tc>
         <w:tc>
           <w:tcPr>
-            <w:tcW w:type="dxa" w:w="3135"/>
+            <w:tcW w:type="dxa" w:w="3211"/>
             <w:vAlign w:val="center"/>
           </w:tcPr>
           <w:p>
             <w:pPr>
-              <w:spacing w:after="0" w:line="264" w:lineRule="auto"/>
+              <w:spacing w:line="252" w:lineRule="auto"/>
             </w:pPr>
             <w:r/>
             <w:r>
               <w:rPr>
-                <w:rFonts w:ascii="仿宋_GB2312" w:hAnsi="仿宋_GB2312" w:eastAsia="仿宋_GB2312" w:cs="仿宋_GB2312"/>
+                <w:rFonts w:ascii="Noto Sans CJK SC" w:hAnsi="Noto Sans CJK SC" w:eastAsia="Noto Sans CJK SC" w:cs="Noto Sans CJK SC"/>
                 <w:b w:val="0"/>
                 <w:sz w:val="18"/>
               </w:rPr>
-              <w:t>字幕：2442座，一栋一档</w:t>
+              <w:t>2442座，一栋一档</w:t>
             </w:r>
           </w:p>
         </w:tc>
@@ -4115,61 +3408,61 @@
       <w:tr>
         <w:tc>
           <w:tcPr>
-            <w:tcW w:type="dxa" w:w="3135"/>
+            <w:tcW w:type="dxa" w:w="3211"/>
             <w:vAlign w:val="center"/>
           </w:tcPr>
           <w:p>
             <w:pPr>
-              <w:spacing w:after="0" w:line="264" w:lineRule="auto"/>
+              <w:spacing w:line="252" w:lineRule="auto"/>
             </w:pPr>
             <w:r/>
             <w:r>
               <w:rPr>
-                <w:rFonts w:ascii="仿宋_GB2312" w:hAnsi="仿宋_GB2312" w:eastAsia="仿宋_GB2312" w:cs="仿宋_GB2312"/>
+                <w:rFonts w:ascii="Noto Sans CJK SC" w:hAnsi="Noto Sans CJK SC" w:eastAsia="Noto Sans CJK SC" w:cs="Noto Sans CJK SC"/>
                 <w:b w:val="0"/>
                 <w:sz w:val="18"/>
               </w:rPr>
-              <w:t>6-13秒</w:t>
+              <w:t>6–13秒</w:t>
             </w:r>
           </w:p>
         </w:tc>
         <w:tc>
           <w:tcPr>
-            <w:tcW w:type="dxa" w:w="3135"/>
+            <w:tcW w:type="dxa" w:w="3211"/>
             <w:vAlign w:val="center"/>
           </w:tcPr>
           <w:p>
             <w:pPr>
-              <w:spacing w:after="0" w:line="264" w:lineRule="auto"/>
+              <w:spacing w:line="252" w:lineRule="auto"/>
             </w:pPr>
             <w:r/>
             <w:r>
               <w:rPr>
-                <w:rFonts w:ascii="仿宋_GB2312" w:hAnsi="仿宋_GB2312" w:eastAsia="仿宋_GB2312" w:cs="仿宋_GB2312"/>
+                <w:rFonts w:ascii="Noto Sans CJK SC" w:hAnsi="Noto Sans CJK SC" w:eastAsia="Noto Sans CJK SC" w:cs="Noto Sans CJK SC"/>
                 <w:b w:val="0"/>
                 <w:sz w:val="18"/>
               </w:rPr>
-              <w:t>健康分、剩余寿命、风险部件依次出现</w:t>
+              <w:t>健康分、剩余寿命、风险部件</w:t>
             </w:r>
           </w:p>
         </w:tc>
         <w:tc>
           <w:tcPr>
-            <w:tcW w:type="dxa" w:w="3135"/>
+            <w:tcW w:type="dxa" w:w="3211"/>
             <w:vAlign w:val="center"/>
           </w:tcPr>
           <w:p>
             <w:pPr>
-              <w:spacing w:after="0" w:line="264" w:lineRule="auto"/>
+              <w:spacing w:line="252" w:lineRule="auto"/>
             </w:pPr>
             <w:r/>
             <w:r>
               <w:rPr>
-                <w:rFonts w:ascii="仿宋_GB2312" w:hAnsi="仿宋_GB2312" w:eastAsia="仿宋_GB2312" w:cs="仿宋_GB2312"/>
+                <w:rFonts w:ascii="Noto Sans CJK SC" w:hAnsi="Noto Sans CJK SC" w:eastAsia="Noto Sans CJK SC" w:cs="Noto Sans CJK SC"/>
                 <w:b w:val="0"/>
                 <w:sz w:val="18"/>
               </w:rPr>
-              <w:t>字幕：五级健康 / 四级寿命预警</w:t>
+              <w:t>五级健康/四级寿命预警</w:t>
             </w:r>
           </w:p>
         </w:tc>
@@ -4177,61 +3470,61 @@
       <w:tr>
         <w:tc>
           <w:tcPr>
-            <w:tcW w:type="dxa" w:w="3135"/>
+            <w:tcW w:type="dxa" w:w="3211"/>
             <w:vAlign w:val="center"/>
           </w:tcPr>
           <w:p>
             <w:pPr>
-              <w:spacing w:after="0" w:line="264" w:lineRule="auto"/>
+              <w:spacing w:line="252" w:lineRule="auto"/>
             </w:pPr>
             <w:r/>
             <w:r>
               <w:rPr>
-                <w:rFonts w:ascii="仿宋_GB2312" w:hAnsi="仿宋_GB2312" w:eastAsia="仿宋_GB2312" w:cs="仿宋_GB2312"/>
+                <w:rFonts w:ascii="Noto Sans CJK SC" w:hAnsi="Noto Sans CJK SC" w:eastAsia="Noto Sans CJK SC" w:cs="Noto Sans CJK SC"/>
                 <w:b w:val="0"/>
                 <w:sz w:val="18"/>
               </w:rPr>
-              <w:t>13-19秒</w:t>
+              <w:t>13–19秒</w:t>
             </w:r>
           </w:p>
         </w:tc>
         <w:tc>
           <w:tcPr>
-            <w:tcW w:type="dxa" w:w="3135"/>
+            <w:tcW w:type="dxa" w:w="3211"/>
             <w:vAlign w:val="center"/>
           </w:tcPr>
           <w:p>
             <w:pPr>
-              <w:spacing w:after="0" w:line="264" w:lineRule="auto"/>
+              <w:spacing w:line="252" w:lineRule="auto"/>
             </w:pPr>
             <w:r/>
             <w:r>
               <w:rPr>
-                <w:rFonts w:ascii="仿宋_GB2312" w:hAnsi="仿宋_GB2312" w:eastAsia="仿宋_GB2312" w:cs="仿宋_GB2312"/>
+                <w:rFonts w:ascii="Noto Sans CJK SC" w:hAnsi="Noto Sans CJK SC" w:eastAsia="Noto Sans CJK SC" w:cs="Noto Sans CJK SC"/>
                 <w:b w:val="0"/>
                 <w:sz w:val="18"/>
               </w:rPr>
-              <w:t>小程序调剂、一键报修、配件/人员匹配</w:t>
+              <w:t>小程序调剂、一键报修、配件/人员</w:t>
             </w:r>
           </w:p>
         </w:tc>
         <w:tc>
           <w:tcPr>
-            <w:tcW w:type="dxa" w:w="3135"/>
+            <w:tcW w:type="dxa" w:w="3211"/>
             <w:vAlign w:val="center"/>
           </w:tcPr>
           <w:p>
             <w:pPr>
-              <w:spacing w:after="0" w:line="264" w:lineRule="auto"/>
+              <w:spacing w:line="252" w:lineRule="auto"/>
             </w:pPr>
             <w:r/>
             <w:r>
               <w:rPr>
-                <w:rFonts w:ascii="仿宋_GB2312" w:hAnsi="仿宋_GB2312" w:eastAsia="仿宋_GB2312" w:cs="仿宋_GB2312"/>
+                <w:rFonts w:ascii="Noto Sans CJK SC" w:hAnsi="Noto Sans CJK SC" w:eastAsia="Noto Sans CJK SC" w:cs="Noto Sans CJK SC"/>
                 <w:b w:val="0"/>
                 <w:sz w:val="18"/>
               </w:rPr>
-              <w:t>字幕：智用——需求找资源</w:t>
+              <w:t>智用——需求找资源</w:t>
             </w:r>
           </w:p>
         </w:tc>
@@ -4239,61 +3532,61 @@
       <w:tr>
         <w:tc>
           <w:tcPr>
-            <w:tcW w:type="dxa" w:w="3135"/>
+            <w:tcW w:type="dxa" w:w="3211"/>
             <w:vAlign w:val="center"/>
           </w:tcPr>
           <w:p>
             <w:pPr>
-              <w:spacing w:after="0" w:line="264" w:lineRule="auto"/>
+              <w:spacing w:line="252" w:lineRule="auto"/>
             </w:pPr>
             <w:r/>
             <w:r>
               <w:rPr>
-                <w:rFonts w:ascii="仿宋_GB2312" w:hAnsi="仿宋_GB2312" w:eastAsia="仿宋_GB2312" w:cs="仿宋_GB2312"/>
+                <w:rFonts w:ascii="Noto Sans CJK SC" w:hAnsi="Noto Sans CJK SC" w:eastAsia="Noto Sans CJK SC" w:cs="Noto Sans CJK SC"/>
                 <w:b w:val="0"/>
                 <w:sz w:val="18"/>
               </w:rPr>
-              <w:t>19-28秒</w:t>
+              <w:t>19–28秒</w:t>
             </w:r>
           </w:p>
         </w:tc>
         <w:tc>
           <w:tcPr>
-            <w:tcW w:type="dxa" w:w="3135"/>
+            <w:tcW w:type="dxa" w:w="3211"/>
             <w:vAlign w:val="center"/>
           </w:tcPr>
           <w:p>
             <w:pPr>
-              <w:spacing w:after="0" w:line="264" w:lineRule="auto"/>
+              <w:spacing w:line="252" w:lineRule="auto"/>
             </w:pPr>
             <w:r/>
             <w:r>
               <w:rPr>
-                <w:rFonts w:ascii="仿宋_GB2312" w:hAnsi="仿宋_GB2312" w:eastAsia="仿宋_GB2312" w:cs="仿宋_GB2312"/>
+                <w:rFonts w:ascii="Noto Sans CJK SC" w:hAnsi="Noto Sans CJK SC" w:eastAsia="Noto Sans CJK SC" w:cs="Noto Sans CJK SC"/>
                 <w:b w:val="0"/>
                 <w:sz w:val="18"/>
               </w:rPr>
-              <w:t>村级沙盘切换“增长5%”，负载和发展指数变化</w:t>
+              <w:t>沙盘切“增长5%”，指标变化</w:t>
             </w:r>
           </w:p>
         </w:tc>
         <w:tc>
           <w:tcPr>
-            <w:tcW w:type="dxa" w:w="3135"/>
+            <w:tcW w:type="dxa" w:w="3211"/>
             <w:vAlign w:val="center"/>
           </w:tcPr>
           <w:p>
             <w:pPr>
-              <w:spacing w:after="0" w:line="264" w:lineRule="auto"/>
+              <w:spacing w:line="252" w:lineRule="auto"/>
             </w:pPr>
             <w:r/>
             <w:r>
               <w:rPr>
-                <w:rFonts w:ascii="仿宋_GB2312" w:hAnsi="仿宋_GB2312" w:eastAsia="仿宋_GB2312" w:cs="仿宋_GB2312"/>
+                <w:rFonts w:ascii="Noto Sans CJK SC" w:hAnsi="Noto Sans CJK SC" w:eastAsia="Noto Sans CJK SC" w:cs="Noto Sans CJK SC"/>
                 <w:b w:val="0"/>
                 <w:sz w:val="18"/>
               </w:rPr>
-              <w:t>字幕：智投——先把未来演一遍</w:t>
+              <w:t>智投——先把未来演一遍</w:t>
             </w:r>
           </w:p>
         </w:tc>
@@ -4301,61 +3594,61 @@
       <w:tr>
         <w:tc>
           <w:tcPr>
-            <w:tcW w:type="dxa" w:w="3135"/>
+            <w:tcW w:type="dxa" w:w="3211"/>
             <w:vAlign w:val="center"/>
           </w:tcPr>
           <w:p>
             <w:pPr>
-              <w:spacing w:after="0" w:line="264" w:lineRule="auto"/>
+              <w:spacing w:line="252" w:lineRule="auto"/>
             </w:pPr>
             <w:r/>
             <w:r>
               <w:rPr>
-                <w:rFonts w:ascii="仿宋_GB2312" w:hAnsi="仿宋_GB2312" w:eastAsia="仿宋_GB2312" w:cs="仿宋_GB2312"/>
+                <w:rFonts w:ascii="Noto Sans CJK SC" w:hAnsi="Noto Sans CJK SC" w:eastAsia="Noto Sans CJK SC" w:cs="Noto Sans CJK SC"/>
                 <w:b w:val="0"/>
                 <w:sz w:val="18"/>
               </w:rPr>
-              <w:t>28-34秒</w:t>
+              <w:t>28–34秒</w:t>
             </w:r>
           </w:p>
         </w:tc>
         <w:tc>
           <w:tcPr>
-            <w:tcW w:type="dxa" w:w="3135"/>
+            <w:tcW w:type="dxa" w:w="3211"/>
             <w:vAlign w:val="center"/>
           </w:tcPr>
           <w:p>
             <w:pPr>
-              <w:spacing w:after="0" w:line="264" w:lineRule="auto"/>
+              <w:spacing w:line="252" w:lineRule="auto"/>
             </w:pPr>
             <w:r/>
             <w:r>
               <w:rPr>
-                <w:rFonts w:ascii="仿宋_GB2312" w:hAnsi="仿宋_GB2312" w:eastAsia="仿宋_GB2312" w:cs="仿宋_GB2312"/>
+                <w:rFonts w:ascii="Noto Sans CJK SC" w:hAnsi="Noto Sans CJK SC" w:eastAsia="Noto Sans CJK SC" w:cs="Noto Sans CJK SC"/>
                 <w:b w:val="0"/>
                 <w:sz w:val="18"/>
               </w:rPr>
-              <w:t>落下新增候选点，前后负载对比</w:t>
+              <w:t>落候选点，前后负载对比</w:t>
             </w:r>
           </w:p>
         </w:tc>
         <w:tc>
           <w:tcPr>
-            <w:tcW w:type="dxa" w:w="3135"/>
+            <w:tcW w:type="dxa" w:w="3211"/>
             <w:vAlign w:val="center"/>
           </w:tcPr>
           <w:p>
             <w:pPr>
-              <w:spacing w:after="0" w:line="264" w:lineRule="auto"/>
+              <w:spacing w:line="252" w:lineRule="auto"/>
             </w:pPr>
             <w:r/>
             <w:r>
               <w:rPr>
-                <w:rFonts w:ascii="仿宋_GB2312" w:hAnsi="仿宋_GB2312" w:eastAsia="仿宋_GB2312" w:cs="仿宋_GB2312"/>
+                <w:rFonts w:ascii="Noto Sans CJK SC" w:hAnsi="Noto Sans CJK SC" w:eastAsia="Noto Sans CJK SC" w:cs="Noto Sans CJK SC"/>
                 <w:b w:val="0"/>
                 <w:sz w:val="18"/>
               </w:rPr>
-              <w:t>字幕：先调剂、再修复、仍缺才新建</w:t>
+              <w:t>先调剂、再修复、仍缺才新建</w:t>
             </w:r>
           </w:p>
         </w:tc>
@@ -4363,61 +3656,61 @@
       <w:tr>
         <w:tc>
           <w:tcPr>
-            <w:tcW w:type="dxa" w:w="3135"/>
+            <w:tcW w:type="dxa" w:w="3211"/>
             <w:vAlign w:val="center"/>
           </w:tcPr>
           <w:p>
             <w:pPr>
-              <w:spacing w:after="0" w:line="264" w:lineRule="auto"/>
+              <w:spacing w:line="252" w:lineRule="auto"/>
             </w:pPr>
             <w:r/>
             <w:r>
               <w:rPr>
-                <w:rFonts w:ascii="仿宋_GB2312" w:hAnsi="仿宋_GB2312" w:eastAsia="仿宋_GB2312" w:cs="仿宋_GB2312"/>
+                <w:rFonts w:ascii="Noto Sans CJK SC" w:hAnsi="Noto Sans CJK SC" w:eastAsia="Noto Sans CJK SC" w:cs="Noto Sans CJK SC"/>
                 <w:b w:val="0"/>
                 <w:sz w:val="18"/>
               </w:rPr>
-              <w:t>34-35秒</w:t>
+              <w:t>34–35秒</w:t>
             </w:r>
           </w:p>
         </w:tc>
         <w:tc>
           <w:tcPr>
-            <w:tcW w:type="dxa" w:w="3135"/>
+            <w:tcW w:type="dxa" w:w="3211"/>
             <w:vAlign w:val="center"/>
           </w:tcPr>
           <w:p>
             <w:pPr>
-              <w:spacing w:after="0" w:line="264" w:lineRule="auto"/>
+              <w:spacing w:line="252" w:lineRule="auto"/>
             </w:pPr>
             <w:r/>
             <w:r>
               <w:rPr>
-                <w:rFonts w:ascii="仿宋_GB2312" w:hAnsi="仿宋_GB2312" w:eastAsia="仿宋_GB2312" w:cs="仿宋_GB2312"/>
+                <w:rFonts w:ascii="Noto Sans CJK SC" w:hAnsi="Noto Sans CJK SC" w:eastAsia="Noto Sans CJK SC" w:cs="Noto Sans CJK SC"/>
                 <w:b w:val="0"/>
                 <w:sz w:val="18"/>
               </w:rPr>
-              <w:t>合作社工单闭环/四支队伍图标</w:t>
+              <w:t>合作社工单闭环/四队图标</w:t>
             </w:r>
           </w:p>
         </w:tc>
         <w:tc>
           <w:tcPr>
-            <w:tcW w:type="dxa" w:w="3135"/>
+            <w:tcW w:type="dxa" w:w="3211"/>
             <w:vAlign w:val="center"/>
           </w:tcPr>
           <w:p>
             <w:pPr>
-              <w:spacing w:after="0" w:line="264" w:lineRule="auto"/>
+              <w:spacing w:line="252" w:lineRule="auto"/>
             </w:pPr>
             <w:r/>
             <w:r>
               <w:rPr>
-                <w:rFonts w:ascii="仿宋_GB2312" w:hAnsi="仿宋_GB2312" w:eastAsia="仿宋_GB2312" w:cs="仿宋_GB2312"/>
+                <w:rFonts w:ascii="Noto Sans CJK SC" w:hAnsi="Noto Sans CJK SC" w:eastAsia="Noto Sans CJK SC" w:cs="Noto Sans CJK SC"/>
                 <w:b w:val="0"/>
                 <w:sz w:val="18"/>
               </w:rPr>
-              <w:t>字幕：智管——管家自治</w:t>
+              <w:t>智管——管家自治</w:t>
             </w:r>
           </w:p>
         </w:tc>
@@ -4426,94 +3719,81 @@
     <w:p>
       <w:pPr>
         <w:pStyle w:val="Heading1"/>
-        <w:spacing w:before="180" w:after="80"/>
+        <w:spacing w:before="160" w:after="80"/>
       </w:pPr>
       <w:r>
-        <w:t>九、答辩储备：主稿不展开但要准备</w:t>
+        <w:rPr>
+          <w:rFonts w:ascii="黑体" w:hAnsi="黑体" w:eastAsia="黑体" w:cs="黑体"/>
+          <w:b/>
+          <w:sz w:val="36"/>
+        </w:rPr>
+        <w:t>八、答辩储备：主稿不展开但必须会答</w:t>
       </w:r>
     </w:p>
     <w:p>
       <w:pPr>
-        <w:spacing w:line="348" w:lineRule="auto" w:after="0"/>
-        <w:ind w:firstLine="420"/>
+        <w:spacing w:line="324" w:lineRule="auto"/>
       </w:pPr>
       <w:r>
         <w:rPr>
           <w:rFonts w:ascii="仿宋_GB2312" w:hAnsi="仿宋_GB2312" w:eastAsia="仿宋_GB2312" w:cs="仿宋_GB2312"/>
-          <w:sz w:val="28"/>
+          <w:sz w:val="26"/>
         </w:rPr>
-        <w:t>AHP为什么可信：专家两两比较、做一致性检验；避免“权重拍脑袋”。</w:t>
+        <w:t>• AHP：专家两两比较形成判断矩阵并做一致性检验，避免凭感觉给权重；客观数据离散度可用熵权校验。</w:t>
       </w:r>
     </w:p>
     <w:p>
       <w:pPr>
-        <w:spacing w:line="348" w:lineRule="auto" w:after="0"/>
-        <w:ind w:firstLine="420"/>
+        <w:spacing w:line="324" w:lineRule="auto"/>
       </w:pPr>
       <w:r>
         <w:rPr>
           <w:rFonts w:ascii="仿宋_GB2312" w:hAnsi="仿宋_GB2312" w:eastAsia="仿宋_GB2312" w:cs="仿宋_GB2312"/>
-          <w:sz w:val="28"/>
+          <w:sz w:val="26"/>
         </w:rPr>
-        <w:t>熵权为什么加入发展导引：让离散度更高、更有区分力的数据获得客观权重，与专家权重互校。</w:t>
+        <w:t>• 威布尔：可靠性工程常用寿命分布，适合描述部件随时间失效概率变化；主稿不报参数，答辩再展开。</w:t>
       </w:r>
     </w:p>
     <w:p>
       <w:pPr>
-        <w:spacing w:line="348" w:lineRule="auto" w:after="0"/>
-        <w:ind w:firstLine="420"/>
+        <w:spacing w:line="324" w:lineRule="auto"/>
       </w:pPr>
       <w:r>
         <w:rPr>
           <w:rFonts w:ascii="仿宋_GB2312" w:hAnsi="仿宋_GB2312" w:eastAsia="仿宋_GB2312" w:cs="仿宋_GB2312"/>
-          <w:sz w:val="28"/>
+          <w:sz w:val="26"/>
         </w:rPr>
-        <w:t>威布尔为什么适合寿命：是可靠性工程常用寿命分布，适合表达部件失效随时间变化的概率规律；主稿不报参数。</w:t>
+        <w:t>• TOPSIS：多指标同时存在时，比较候选方案到理想最好/最差的距离，形成可解释排序。</w:t>
       </w:r>
     </w:p>
     <w:p>
       <w:pPr>
-        <w:spacing w:line="348" w:lineRule="auto" w:after="0"/>
-        <w:ind w:firstLine="420"/>
+        <w:spacing w:line="324" w:lineRule="auto"/>
       </w:pPr>
       <w:r>
         <w:rPr>
           <w:rFonts w:ascii="仿宋_GB2312" w:hAnsi="仿宋_GB2312" w:eastAsia="仿宋_GB2312" w:cs="仿宋_GB2312"/>
-          <w:sz w:val="28"/>
+          <w:sz w:val="26"/>
         </w:rPr>
-        <w:t>TOPSIS为什么用于候选点：同时考虑8项指标，比较候选方案距正理想/负理想方案的距离，适合多准则排序。</w:t>
+        <w:t>• 为什么不把LSTM/随机森林当主创新：9月10日官方成果的可验证主模型是AHP、熵权、TOPSIS、威布尔与机理约束；机器学习可作为后续迭代。</w:t>
       </w:r>
     </w:p>
     <w:p>
       <w:pPr>
-        <w:spacing w:line="348" w:lineRule="auto" w:after="0"/>
-        <w:ind w:firstLine="420"/>
+        <w:spacing w:line="324" w:lineRule="auto"/>
       </w:pPr>
       <w:r>
         <w:rPr>
           <w:rFonts w:ascii="仿宋_GB2312" w:hAnsi="仿宋_GB2312" w:eastAsia="仿宋_GB2312" w:cs="仿宋_GB2312"/>
-          <w:sz w:val="28"/>
+          <w:sz w:val="26"/>
         </w:rPr>
-        <w:t>为什么不把LSTM/随机森林放主稿：当前官方9月10日成果报告的核心可验证模型是AHP、熵权、TOPSIS、威布尔及机理约束；机器学习增强属于后续迭代储备，避免评委追问训练样本和验证集时口径不稳。</w:t>
-      </w:r>
-    </w:p>
-    <w:p>
-      <w:pPr>
-        <w:spacing w:line="348" w:lineRule="auto" w:after="0"/>
-        <w:ind w:firstLine="420"/>
-      </w:pPr>
-      <w:r>
-        <w:rPr>
-          <w:rFonts w:ascii="仿宋_GB2312" w:hAnsi="仿宋_GB2312" w:eastAsia="仿宋_GB2312" w:cs="仿宋_GB2312"/>
-          <w:sz w:val="28"/>
-        </w:rPr>
-        <w:t>0.38小时与3小时的区别：前者是平均响应，后者是磨坪雷击案例从报修到完成抢修的总时长。</w:t>
+        <w:t>• 0.38小时和3小时：前者是16条工单平均响应时间；后者是磨坪雷击从报修到抢修完成的总时长。</w:t>
       </w:r>
     </w:p>
     <w:sectPr>
       <w:footerReference w:type="default" r:id="rId9"/>
       <w:pgSz w:w="12240" w:h="15840"/>
-      <w:pgMar w:top="1247" w:right="1417" w:bottom="1191" w:left="1417" w:header="720" w:footer="720" w:gutter="0"/>
+      <w:pgMar w:top="1134" w:right="1304" w:bottom="1134" w:left="1304" w:header="720" w:footer="720" w:gutter="0"/>
       <w:cols w:space="720"/>
       <w:docGrid w:linePitch="360"/>
     </w:sectPr>
@@ -4532,7 +3812,7 @@
       <w:rPr>
         <w:rFonts w:ascii="仿宋_GB2312" w:hAnsi="仿宋_GB2312" w:eastAsia="仿宋_GB2312" w:cs="仿宋_GB2312"/>
         <w:b w:val="0"/>
-        <w:color w:val="787878"/>
+        <w:color w:val="6E6E6E"/>
         <w:sz w:val="18"/>
       </w:rPr>
       <w:t>智烤管家 · 湖北省创客大赛决赛发布材料 · 09300004</w:t>
@@ -4905,11 +4185,11 @@
     <w:qFormat/>
     <w:rsid w:val="00FC693F"/>
     <w:pPr>
-      <w:spacing w:line="348" w:lineRule="auto" w:after="0"/>
+      <w:spacing w:line="324" w:lineRule="auto"/>
     </w:pPr>
     <w:rPr>
       <w:rFonts w:ascii="仿宋_GB2312" w:hAnsi="仿宋_GB2312" w:eastAsia="仿宋_GB2312"/>
-      <w:sz w:val="32"/>
+      <w:sz w:val="30"/>
     </w:rPr>
   </w:style>
   <w:style w:type="paragraph" w:styleId="Header">

--- a/决赛发布材料/09300004发布稿/02_优秀发布稿逐句拆解与本版写法说明_09300004.docx
+++ b/决赛发布材料/09300004发布稿/02_优秀发布稿逐句拆解与本版写法说明_09300004.docx
@@ -3790,6 +3790,717 @@
         <w:t>• 0.38小时和3小时：前者是16条工单平均响应时间；后者是磨坪雷击从报修到抢修完成的总时长。</w:t>
       </w:r>
     </w:p>
+    <w:p>
+      <w:pPr>
+        <w:pStyle w:val="Heading1"/>
+      </w:pPr>
+      <w:r>
+        <w:rPr>
+          <w:rFonts w:ascii="黑体" w:hAnsi="黑体" w:eastAsia="黑体" w:cs="黑体"/>
+          <w:b/>
+          <w:sz w:val="36"/>
+        </w:rPr>
+        <w:t>九、逐段写法复核：为什么每一部分这样写</w:t>
+      </w:r>
+    </w:p>
+    <w:tbl>
+      <w:tblPr>
+        <w:tblStyle w:val="TableGrid"/>
+        <w:tblW w:type="auto" w:w="0"/>
+        <w:jc w:val="center"/>
+        <w:tblLook w:firstColumn="1" w:firstRow="1" w:lastColumn="0" w:lastRow="0" w:noHBand="0" w:noVBand="1" w:val="04A0"/>
+      </w:tblPr>
+      <w:tblGrid>
+        <w:gridCol w:w="3211"/>
+        <w:gridCol w:w="3211"/>
+        <w:gridCol w:w="3211"/>
+      </w:tblGrid>
+      <w:tr>
+        <w:tc>
+          <w:tcPr>
+            <w:tcW w:type="dxa" w:w="3211"/>
+            <w:vAlign w:val="center"/>
+            <w:shd w:fill="D9E2F3"/>
+          </w:tcPr>
+          <w:p>
+            <w:pPr>
+              <w:spacing w:line="252" w:lineRule="auto"/>
+            </w:pPr>
+            <w:r/>
+            <w:r>
+              <w:rPr>
+                <w:rFonts w:ascii="Noto Sans CJK SC" w:hAnsi="Noto Sans CJK SC" w:eastAsia="Noto Sans CJK SC" w:cs="Noto Sans CJK SC"/>
+                <w:b/>
+                <w:sz w:val="18"/>
+              </w:rPr>
+              <w:t>段落</w:t>
+            </w:r>
+          </w:p>
+        </w:tc>
+        <w:tc>
+          <w:tcPr>
+            <w:tcW w:type="dxa" w:w="3211"/>
+            <w:vAlign w:val="center"/>
+            <w:shd w:fill="D9E2F3"/>
+          </w:tcPr>
+          <w:p>
+            <w:pPr>
+              <w:spacing w:line="252" w:lineRule="auto"/>
+            </w:pPr>
+            <w:r/>
+            <w:r>
+              <w:rPr>
+                <w:rFonts w:ascii="Noto Sans CJK SC" w:hAnsi="Noto Sans CJK SC" w:eastAsia="Noto Sans CJK SC" w:cs="Noto Sans CJK SC"/>
+                <w:b/>
+                <w:sz w:val="18"/>
+              </w:rPr>
+              <w:t>新版写法</w:t>
+            </w:r>
+          </w:p>
+        </w:tc>
+        <w:tc>
+          <w:tcPr>
+            <w:tcW w:type="dxa" w:w="3211"/>
+            <w:vAlign w:val="center"/>
+            <w:shd w:fill="D9E2F3"/>
+          </w:tcPr>
+          <w:p>
+            <w:pPr>
+              <w:spacing w:line="252" w:lineRule="auto"/>
+            </w:pPr>
+            <w:r/>
+            <w:r>
+              <w:rPr>
+                <w:rFonts w:ascii="Noto Sans CJK SC" w:hAnsi="Noto Sans CJK SC" w:eastAsia="Noto Sans CJK SC" w:cs="Noto Sans CJK SC"/>
+                <w:b/>
+                <w:sz w:val="18"/>
+              </w:rPr>
+              <w:t>写作目的</w:t>
+            </w:r>
+          </w:p>
+        </w:tc>
+      </w:tr>
+      <w:tr>
+        <w:tc>
+          <w:tcPr>
+            <w:tcW w:type="dxa" w:w="3211"/>
+            <w:vAlign w:val="center"/>
+          </w:tcPr>
+          <w:p>
+            <w:pPr>
+              <w:spacing w:line="252" w:lineRule="auto"/>
+            </w:pPr>
+            <w:r/>
+            <w:r>
+              <w:rPr>
+                <w:rFonts w:ascii="Noto Sans CJK SC" w:hAnsi="Noto Sans CJK SC" w:eastAsia="Noto Sans CJK SC" w:cs="Noto Sans CJK SC"/>
+                <w:b w:val="0"/>
+                <w:sz w:val="18"/>
+              </w:rPr>
+              <w:t>开场身份+三问</w:t>
+            </w:r>
+          </w:p>
+        </w:tc>
+        <w:tc>
+          <w:tcPr>
+            <w:tcW w:type="dxa" w:w="3211"/>
+            <w:vAlign w:val="center"/>
+          </w:tcPr>
+          <w:p>
+            <w:pPr>
+              <w:spacing w:line="252" w:lineRule="auto"/>
+            </w:pPr>
+            <w:r/>
+            <w:r>
+              <w:rPr>
+                <w:rFonts w:ascii="Noto Sans CJK SC" w:hAnsi="Noto Sans CJK SC" w:eastAsia="Noto Sans CJK SC" w:cs="Noto Sans CJK SC"/>
+                <w:b w:val="0"/>
+                <w:sz w:val="18"/>
+              </w:rPr>
+              <w:t>先介绍A；B定位项目组成员，再说没房、故障、修还是建</w:t>
+            </w:r>
+          </w:p>
+        </w:tc>
+        <w:tc>
+          <w:tcPr>
+            <w:tcW w:type="dxa" w:w="3211"/>
+            <w:vAlign w:val="center"/>
+          </w:tcPr>
+          <w:p>
+            <w:pPr>
+              <w:spacing w:line="252" w:lineRule="auto"/>
+            </w:pPr>
+            <w:r/>
+            <w:r>
+              <w:rPr>
+                <w:rFonts w:ascii="Noto Sans CJK SC" w:hAnsi="Noto Sans CJK SC" w:eastAsia="Noto Sans CJK SC" w:cs="Noto Sans CJK SC"/>
+                <w:b w:val="0"/>
+                <w:sz w:val="18"/>
+              </w:rPr>
+              <w:t>优秀稿几乎都让评委30秒内知道人物和场景。</w:t>
+            </w:r>
+          </w:p>
+        </w:tc>
+      </w:tr>
+      <w:tr>
+        <w:tc>
+          <w:tcPr>
+            <w:tcW w:type="dxa" w:w="3211"/>
+            <w:vAlign w:val="center"/>
+          </w:tcPr>
+          <w:p>
+            <w:pPr>
+              <w:spacing w:line="252" w:lineRule="auto"/>
+            </w:pPr>
+            <w:r/>
+            <w:r>
+              <w:rPr>
+                <w:rFonts w:ascii="Noto Sans CJK SC" w:hAnsi="Noto Sans CJK SC" w:eastAsia="Noto Sans CJK SC" w:cs="Noto Sans CJK SC"/>
+                <w:b w:val="0"/>
+                <w:sz w:val="18"/>
+              </w:rPr>
+              <w:t>三愁+三痛点+一个根因</w:t>
+            </w:r>
+          </w:p>
+        </w:tc>
+        <w:tc>
+          <w:tcPr>
+            <w:tcW w:type="dxa" w:w="3211"/>
+            <w:vAlign w:val="center"/>
+          </w:tcPr>
+          <w:p>
+            <w:pPr>
+              <w:spacing w:line="252" w:lineRule="auto"/>
+            </w:pPr>
+            <w:r/>
+            <w:r>
+              <w:rPr>
+                <w:rFonts w:ascii="Noto Sans CJK SC" w:hAnsi="Noto Sans CJK SC" w:eastAsia="Noto Sans CJK SC" w:cs="Noto Sans CJK SC"/>
+                <w:b w:val="0"/>
+                <w:sz w:val="18"/>
+              </w:rPr>
+              <w:t>先人物痛，再管理痛，再上升为“用投管割裂”</w:t>
+            </w:r>
+          </w:p>
+        </w:tc>
+        <w:tc>
+          <w:tcPr>
+            <w:tcW w:type="dxa" w:w="3211"/>
+            <w:vAlign w:val="center"/>
+          </w:tcPr>
+          <w:p>
+            <w:pPr>
+              <w:spacing w:line="252" w:lineRule="auto"/>
+            </w:pPr>
+            <w:r/>
+            <w:r>
+              <w:rPr>
+                <w:rFonts w:ascii="Noto Sans CJK SC" w:hAnsi="Noto Sans CJK SC" w:eastAsia="Noto Sans CJK SC" w:cs="Noto Sans CJK SC"/>
+                <w:b w:val="0"/>
+                <w:sz w:val="18"/>
+              </w:rPr>
+              <w:t>把“为什么做”从功能需求上升到行业管理问题。</w:t>
+            </w:r>
+          </w:p>
+        </w:tc>
+      </w:tr>
+      <w:tr>
+        <w:tc>
+          <w:tcPr>
+            <w:tcW w:type="dxa" w:w="3211"/>
+            <w:vAlign w:val="center"/>
+          </w:tcPr>
+          <w:p>
+            <w:pPr>
+              <w:spacing w:line="252" w:lineRule="auto"/>
+            </w:pPr>
+            <w:r/>
+            <w:r>
+              <w:rPr>
+                <w:rFonts w:ascii="Noto Sans CJK SC" w:hAnsi="Noto Sans CJK SC" w:eastAsia="Noto Sans CJK SC" w:cs="Noto Sans CJK SC"/>
+                <w:b w:val="0"/>
+                <w:sz w:val="18"/>
+              </w:rPr>
+              <w:t>1234框架</w:t>
+            </w:r>
+          </w:p>
+        </w:tc>
+        <w:tc>
+          <w:tcPr>
+            <w:tcW w:type="dxa" w:w="3211"/>
+            <w:vAlign w:val="center"/>
+          </w:tcPr>
+          <w:p>
+            <w:pPr>
+              <w:spacing w:line="252" w:lineRule="auto"/>
+            </w:pPr>
+            <w:r/>
+            <w:r>
+              <w:rPr>
+                <w:rFonts w:ascii="Noto Sans CJK SC" w:hAnsi="Noto Sans CJK SC" w:eastAsia="Noto Sans CJK SC" w:cs="Noto Sans CJK SC"/>
+                <w:b w:val="0"/>
+                <w:sz w:val="18"/>
+              </w:rPr>
+              <w:t>一库、双模、三智、四队</w:t>
+            </w:r>
+          </w:p>
+        </w:tc>
+        <w:tc>
+          <w:tcPr>
+            <w:tcW w:type="dxa" w:w="3211"/>
+            <w:vAlign w:val="center"/>
+          </w:tcPr>
+          <w:p>
+            <w:pPr>
+              <w:spacing w:line="252" w:lineRule="auto"/>
+            </w:pPr>
+            <w:r/>
+            <w:r>
+              <w:rPr>
+                <w:rFonts w:ascii="Noto Sans CJK SC" w:hAnsi="Noto Sans CJK SC" w:eastAsia="Noto Sans CJK SC" w:cs="Noto Sans CJK SC"/>
+                <w:b w:val="0"/>
+                <w:sz w:val="18"/>
+              </w:rPr>
+              <w:t>形成可复述记忆点，且全部来自真实项目构成。</w:t>
+            </w:r>
+          </w:p>
+        </w:tc>
+      </w:tr>
+      <w:tr>
+        <w:tc>
+          <w:tcPr>
+            <w:tcW w:type="dxa" w:w="3211"/>
+            <w:vAlign w:val="center"/>
+          </w:tcPr>
+          <w:p>
+            <w:pPr>
+              <w:spacing w:line="252" w:lineRule="auto"/>
+            </w:pPr>
+            <w:r/>
+            <w:r>
+              <w:rPr>
+                <w:rFonts w:ascii="Noto Sans CJK SC" w:hAnsi="Noto Sans CJK SC" w:eastAsia="Noto Sans CJK SC" w:cs="Noto Sans CJK SC"/>
+                <w:b w:val="0"/>
+                <w:sz w:val="18"/>
+              </w:rPr>
+              <w:t>健康模型</w:t>
+            </w:r>
+          </w:p>
+        </w:tc>
+        <w:tc>
+          <w:tcPr>
+            <w:tcW w:type="dxa" w:w="3211"/>
+            <w:vAlign w:val="center"/>
+          </w:tcPr>
+          <w:p>
+            <w:pPr>
+              <w:spacing w:line="252" w:lineRule="auto"/>
+            </w:pPr>
+            <w:r/>
+            <w:r>
+              <w:rPr>
+                <w:rFonts w:ascii="Noto Sans CJK SC" w:hAnsi="Noto Sans CJK SC" w:eastAsia="Noto Sans CJK SC" w:cs="Noto Sans CJK SC"/>
+                <w:b w:val="0"/>
+                <w:sz w:val="18"/>
+              </w:rPr>
+              <w:t>先问哪栋先修，再讲输入—健康分—寿命—输出—维修动作</w:t>
+            </w:r>
+          </w:p>
+        </w:tc>
+        <w:tc>
+          <w:tcPr>
+            <w:tcW w:type="dxa" w:w="3211"/>
+            <w:vAlign w:val="center"/>
+          </w:tcPr>
+          <w:p>
+            <w:pPr>
+              <w:spacing w:line="252" w:lineRule="auto"/>
+            </w:pPr>
+            <w:r/>
+            <w:r>
+              <w:rPr>
+                <w:rFonts w:ascii="Noto Sans CJK SC" w:hAnsi="Noto Sans CJK SC" w:eastAsia="Noto Sans CJK SC" w:cs="Noto Sans CJK SC"/>
+                <w:b w:val="0"/>
+                <w:sz w:val="18"/>
+              </w:rPr>
+              <w:t>算法不是为了炫技，而是改变维修排序。</w:t>
+            </w:r>
+          </w:p>
+        </w:tc>
+      </w:tr>
+      <w:tr>
+        <w:tc>
+          <w:tcPr>
+            <w:tcW w:type="dxa" w:w="3211"/>
+            <w:vAlign w:val="center"/>
+          </w:tcPr>
+          <w:p>
+            <w:pPr>
+              <w:spacing w:line="252" w:lineRule="auto"/>
+            </w:pPr>
+            <w:r/>
+            <w:r>
+              <w:rPr>
+                <w:rFonts w:ascii="Noto Sans CJK SC" w:hAnsi="Noto Sans CJK SC" w:eastAsia="Noto Sans CJK SC" w:cs="Noto Sans CJK SC"/>
+                <w:b w:val="0"/>
+                <w:sz w:val="18"/>
+              </w:rPr>
+              <w:t>发展模型</w:t>
+            </w:r>
+          </w:p>
+        </w:tc>
+        <w:tc>
+          <w:tcPr>
+            <w:tcW w:type="dxa" w:w="3211"/>
+            <w:vAlign w:val="center"/>
+          </w:tcPr>
+          <w:p>
+            <w:pPr>
+              <w:spacing w:line="252" w:lineRule="auto"/>
+            </w:pPr>
+            <w:r/>
+            <w:r>
+              <w:rPr>
+                <w:rFonts w:ascii="Noto Sans CJK SC" w:hAnsi="Noto Sans CJK SC" w:eastAsia="Noto Sans CJK SC" w:cs="Noto Sans CJK SC"/>
+                <w:b w:val="0"/>
+                <w:sz w:val="18"/>
+              </w:rPr>
+              <w:t>先问修完还缺怎么办，再讲有效烤能—指数—候选点—沙盘</w:t>
+            </w:r>
+          </w:p>
+        </w:tc>
+        <w:tc>
+          <w:tcPr>
+            <w:tcW w:type="dxa" w:w="3211"/>
+            <w:vAlign w:val="center"/>
+          </w:tcPr>
+          <w:p>
+            <w:pPr>
+              <w:spacing w:line="252" w:lineRule="auto"/>
+            </w:pPr>
+            <w:r/>
+            <w:r>
+              <w:rPr>
+                <w:rFonts w:ascii="Noto Sans CJK SC" w:hAnsi="Noto Sans CJK SC" w:eastAsia="Noto Sans CJK SC" w:cs="Noto Sans CJK SC"/>
+                <w:b w:val="0"/>
+                <w:sz w:val="18"/>
+              </w:rPr>
+              <w:t>把新建决策从经验审批变成可量化、可推演。</w:t>
+            </w:r>
+          </w:p>
+        </w:tc>
+      </w:tr>
+      <w:tr>
+        <w:tc>
+          <w:tcPr>
+            <w:tcW w:type="dxa" w:w="3211"/>
+            <w:vAlign w:val="center"/>
+          </w:tcPr>
+          <w:p>
+            <w:pPr>
+              <w:spacing w:line="252" w:lineRule="auto"/>
+            </w:pPr>
+            <w:r/>
+            <w:r>
+              <w:rPr>
+                <w:rFonts w:ascii="Noto Sans CJK SC" w:hAnsi="Noto Sans CJK SC" w:eastAsia="Noto Sans CJK SC" w:cs="Noto Sans CJK SC"/>
+                <w:b w:val="0"/>
+                <w:sz w:val="18"/>
+              </w:rPr>
+              <w:t>双模耦合</w:t>
+            </w:r>
+          </w:p>
+        </w:tc>
+        <w:tc>
+          <w:tcPr>
+            <w:tcW w:type="dxa" w:w="3211"/>
+            <w:vAlign w:val="center"/>
+          </w:tcPr>
+          <w:p>
+            <w:pPr>
+              <w:spacing w:line="252" w:lineRule="auto"/>
+            </w:pPr>
+            <w:r/>
+            <w:r>
+              <w:rPr>
+                <w:rFonts w:ascii="Noto Sans CJK SC" w:hAnsi="Noto Sans CJK SC" w:eastAsia="Noto Sans CJK SC" w:cs="Noto Sans CJK SC"/>
+                <w:b w:val="0"/>
+                <w:sz w:val="18"/>
+              </w:rPr>
+              <w:t>明确第一模型输出成为第二模型输入</w:t>
+            </w:r>
+          </w:p>
+        </w:tc>
+        <w:tc>
+          <w:tcPr>
+            <w:tcW w:type="dxa" w:w="3211"/>
+            <w:vAlign w:val="center"/>
+          </w:tcPr>
+          <w:p>
+            <w:pPr>
+              <w:spacing w:line="252" w:lineRule="auto"/>
+            </w:pPr>
+            <w:r/>
+            <w:r>
+              <w:rPr>
+                <w:rFonts w:ascii="Noto Sans CJK SC" w:hAnsi="Noto Sans CJK SC" w:eastAsia="Noto Sans CJK SC" w:cs="Noto Sans CJK SC"/>
+                <w:b w:val="0"/>
+                <w:sz w:val="18"/>
+              </w:rPr>
+              <w:t>这是区别普通“两个评分模型”的核心。</w:t>
+            </w:r>
+          </w:p>
+        </w:tc>
+      </w:tr>
+      <w:tr>
+        <w:tc>
+          <w:tcPr>
+            <w:tcW w:type="dxa" w:w="3211"/>
+            <w:vAlign w:val="center"/>
+          </w:tcPr>
+          <w:p>
+            <w:pPr>
+              <w:spacing w:line="252" w:lineRule="auto"/>
+            </w:pPr>
+            <w:r/>
+            <w:r>
+              <w:rPr>
+                <w:rFonts w:ascii="Noto Sans CJK SC" w:hAnsi="Noto Sans CJK SC" w:eastAsia="Noto Sans CJK SC" w:cs="Noto Sans CJK SC"/>
+                <w:b w:val="0"/>
+                <w:sz w:val="18"/>
+              </w:rPr>
+              <w:t>35秒视频</w:t>
+            </w:r>
+          </w:p>
+        </w:tc>
+        <w:tc>
+          <w:tcPr>
+            <w:tcW w:type="dxa" w:w="3211"/>
+            <w:vAlign w:val="center"/>
+          </w:tcPr>
+          <w:p>
+            <w:pPr>
+              <w:spacing w:line="252" w:lineRule="auto"/>
+            </w:pPr>
+            <w:r/>
+            <w:r>
+              <w:rPr>
+                <w:rFonts w:ascii="Noto Sans CJK SC" w:hAnsi="Noto Sans CJK SC" w:eastAsia="Noto Sans CJK SC" w:cs="Noto Sans CJK SC"/>
+                <w:b w:val="0"/>
+                <w:sz w:val="18"/>
+              </w:rPr>
+              <w:t>不重复口播，只展示结果怎样改变业务动作</w:t>
+            </w:r>
+          </w:p>
+        </w:tc>
+        <w:tc>
+          <w:tcPr>
+            <w:tcW w:type="dxa" w:w="3211"/>
+            <w:vAlign w:val="center"/>
+          </w:tcPr>
+          <w:p>
+            <w:pPr>
+              <w:spacing w:line="252" w:lineRule="auto"/>
+            </w:pPr>
+            <w:r/>
+            <w:r>
+              <w:rPr>
+                <w:rFonts w:ascii="Noto Sans CJK SC" w:hAnsi="Noto Sans CJK SC" w:eastAsia="Noto Sans CJK SC" w:cs="Noto Sans CJK SC"/>
+                <w:b w:val="0"/>
+                <w:sz w:val="18"/>
+              </w:rPr>
+              <w:t>视频负责证明系统会跑，口播负责解释为什么这样跑。</w:t>
+            </w:r>
+          </w:p>
+        </w:tc>
+      </w:tr>
+      <w:tr>
+        <w:tc>
+          <w:tcPr>
+            <w:tcW w:type="dxa" w:w="3211"/>
+            <w:vAlign w:val="center"/>
+          </w:tcPr>
+          <w:p>
+            <w:pPr>
+              <w:spacing w:line="252" w:lineRule="auto"/>
+            </w:pPr>
+            <w:r/>
+            <w:r>
+              <w:rPr>
+                <w:rFonts w:ascii="Noto Sans CJK SC" w:hAnsi="Noto Sans CJK SC" w:eastAsia="Noto Sans CJK SC" w:cs="Noto Sans CJK SC"/>
+                <w:b w:val="0"/>
+                <w:sz w:val="18"/>
+              </w:rPr>
+              <w:t>三智+四队</w:t>
+            </w:r>
+          </w:p>
+        </w:tc>
+        <w:tc>
+          <w:tcPr>
+            <w:tcW w:type="dxa" w:w="3211"/>
+            <w:vAlign w:val="center"/>
+          </w:tcPr>
+          <w:p>
+            <w:pPr>
+              <w:spacing w:line="252" w:lineRule="auto"/>
+            </w:pPr>
+            <w:r/>
+            <w:r>
+              <w:rPr>
+                <w:rFonts w:ascii="Noto Sans CJK SC" w:hAnsi="Noto Sans CJK SC" w:eastAsia="Noto Sans CJK SC" w:cs="Noto Sans CJK SC"/>
+                <w:b w:val="0"/>
+                <w:sz w:val="18"/>
+              </w:rPr>
+              <w:t>模型做决策，平台跑业务，队伍和基金保长效</w:t>
+            </w:r>
+          </w:p>
+        </w:tc>
+        <w:tc>
+          <w:tcPr>
+            <w:tcW w:type="dxa" w:w="3211"/>
+            <w:vAlign w:val="center"/>
+          </w:tcPr>
+          <w:p>
+            <w:pPr>
+              <w:spacing w:line="252" w:lineRule="auto"/>
+            </w:pPr>
+            <w:r/>
+            <w:r>
+              <w:rPr>
+                <w:rFonts w:ascii="Noto Sans CJK SC" w:hAnsi="Noto Sans CJK SC" w:eastAsia="Noto Sans CJK SC" w:cs="Noto Sans CJK SC"/>
+                <w:b w:val="0"/>
+                <w:sz w:val="18"/>
+              </w:rPr>
+              <w:t>补齐管理创新，不让项目只像算法比赛。</w:t>
+            </w:r>
+          </w:p>
+        </w:tc>
+      </w:tr>
+      <w:tr>
+        <w:tc>
+          <w:tcPr>
+            <w:tcW w:type="dxa" w:w="3211"/>
+            <w:vAlign w:val="center"/>
+          </w:tcPr>
+          <w:p>
+            <w:pPr>
+              <w:spacing w:line="252" w:lineRule="auto"/>
+            </w:pPr>
+            <w:r/>
+            <w:r>
+              <w:rPr>
+                <w:rFonts w:ascii="Noto Sans CJK SC" w:hAnsi="Noto Sans CJK SC" w:eastAsia="Noto Sans CJK SC" w:cs="Noto Sans CJK SC"/>
+                <w:b w:val="0"/>
+                <w:sz w:val="18"/>
+              </w:rPr>
+              <w:t>结果</w:t>
+            </w:r>
+          </w:p>
+        </w:tc>
+        <w:tc>
+          <w:tcPr>
+            <w:tcW w:type="dxa" w:w="3211"/>
+            <w:vAlign w:val="center"/>
+          </w:tcPr>
+          <w:p>
+            <w:pPr>
+              <w:spacing w:line="252" w:lineRule="auto"/>
+            </w:pPr>
+            <w:r/>
+            <w:r>
+              <w:rPr>
+                <w:rFonts w:ascii="Noto Sans CJK SC" w:hAnsi="Noto Sans CJK SC" w:eastAsia="Noto Sans CJK SC" w:cs="Noto Sans CJK SC"/>
+                <w:b w:val="0"/>
+                <w:sz w:val="18"/>
+              </w:rPr>
+              <w:t>场景案例+官方季末硬数据</w:t>
+            </w:r>
+          </w:p>
+        </w:tc>
+        <w:tc>
+          <w:tcPr>
+            <w:tcW w:type="dxa" w:w="3211"/>
+            <w:vAlign w:val="center"/>
+          </w:tcPr>
+          <w:p>
+            <w:pPr>
+              <w:spacing w:line="252" w:lineRule="auto"/>
+            </w:pPr>
+            <w:r/>
+            <w:r>
+              <w:rPr>
+                <w:rFonts w:ascii="Noto Sans CJK SC" w:hAnsi="Noto Sans CJK SC" w:eastAsia="Noto Sans CJK SC" w:cs="Noto Sans CJK SC"/>
+                <w:b w:val="0"/>
+                <w:sz w:val="18"/>
+              </w:rPr>
+              <w:t>数字按“数据—效率—用户—机制”四层验证。</w:t>
+            </w:r>
+          </w:p>
+        </w:tc>
+      </w:tr>
+      <w:tr>
+        <w:tc>
+          <w:tcPr>
+            <w:tcW w:type="dxa" w:w="3211"/>
+            <w:vAlign w:val="center"/>
+          </w:tcPr>
+          <w:p>
+            <w:pPr>
+              <w:spacing w:line="252" w:lineRule="auto"/>
+            </w:pPr>
+            <w:r/>
+            <w:r>
+              <w:rPr>
+                <w:rFonts w:ascii="Noto Sans CJK SC" w:hAnsi="Noto Sans CJK SC" w:eastAsia="Noto Sans CJK SC" w:cs="Noto Sans CJK SC"/>
+                <w:b w:val="0"/>
+                <w:sz w:val="18"/>
+              </w:rPr>
+              <w:t>结尾</w:t>
+            </w:r>
+          </w:p>
+        </w:tc>
+        <w:tc>
+          <w:tcPr>
+            <w:tcW w:type="dxa" w:w="3211"/>
+            <w:vAlign w:val="center"/>
+          </w:tcPr>
+          <w:p>
+            <w:pPr>
+              <w:spacing w:line="252" w:lineRule="auto"/>
+            </w:pPr>
+            <w:r/>
+            <w:r>
+              <w:rPr>
+                <w:rFonts w:ascii="Noto Sans CJK SC" w:hAnsi="Noto Sans CJK SC" w:eastAsia="Noto Sans CJK SC" w:cs="Noto Sans CJK SC"/>
+                <w:b w:val="0"/>
+                <w:sz w:val="18"/>
+              </w:rPr>
+              <w:t>三大创新→口诀→三组“从…到…”</w:t>
+            </w:r>
+          </w:p>
+        </w:tc>
+        <w:tc>
+          <w:tcPr>
+            <w:tcW w:type="dxa" w:w="3211"/>
+            <w:vAlign w:val="center"/>
+          </w:tcPr>
+          <w:p>
+            <w:pPr>
+              <w:spacing w:line="252" w:lineRule="auto"/>
+            </w:pPr>
+            <w:r/>
+            <w:r>
+              <w:rPr>
+                <w:rFonts w:ascii="Noto Sans CJK SC" w:hAnsi="Noto Sans CJK SC" w:eastAsia="Noto Sans CJK SC" w:cs="Noto Sans CJK SC"/>
+                <w:b w:val="0"/>
+                <w:sz w:val="18"/>
+              </w:rPr>
+              <w:t>先理性总结，再情绪收束，给评委明确记忆点。</w:t>
+            </w:r>
+          </w:p>
+        </w:tc>
+      </w:tr>
+    </w:tbl>
     <w:sectPr>
       <w:footerReference w:type="default" r:id="rId9"/>
       <w:pgSz w:w="12240" w:h="15840"/>
